--- a/植物病蟲害辨識 (115資工四A)/TAAI2026/taai2026-domestic-full-paper.docx
+++ b/植物病蟲害辨識 (115資工四A)/TAAI2026/taai2026-domestic-full-paper.docx
@@ -225,7 +225,7 @@
         <w:rPr>
           <w:rFonts w:eastAsia="標楷體"/>
         </w:rPr>
-        <w:t>本研究提出完全在地端執行的柑橘病蟲害辨識與接地式診斷方法，針對果園弱網路、行動裝置資源受限與農業建議需可查證等問題，結合輕量化目標偵測、端側檢索增強生成（</w:t>
+        <w:t>本研究提出完全於端側執行的柑橘病蟲害辨識與接地式診斷方法，針對果園網路不穩、行動裝置資源受限與農業建議須可查證等問題，結合輕量化目標偵測、端側檢索增強生成（</w:t>
       </w:r>
       <w:r>
         <w:rPr>
@@ -237,7 +237,7 @@
         <w:rPr>
           <w:rFonts w:eastAsia="標楷體"/>
         </w:rPr>
-        <w:t>）、量化小語言模型與安全護欄。研究使用農業部提供的柑橘病蟲害與健康柑橘標註資料集，共九類，訓練、驗證與測試影像分別為</w:t>
+        <w:t>）、量化小語言模型與安全護欄。研究使用農業部提供的柑橘病蟲害與健康柑橘標註資料集，含九類病蟲害，訓練、驗證與測試影像分別為</w:t>
       </w:r>
       <w:r>
         <w:rPr>
@@ -273,30 +273,54 @@
         <w:rPr>
           <w:rFonts w:eastAsia="標楷體"/>
         </w:rPr>
-        <w:t>張。影像模型在測試集達</w:t>
+        <w:t>張。偵測模型於測試集的</w:t>
       </w:r>
       <w:r>
         <w:rPr>
           <w:rFonts w:eastAsia="標楷體"/>
         </w:rPr>
-        <w:t>mAP50=0.861</w:t>
+        <w:t>mAP50</w:t>
       </w:r>
       <w:r>
         <w:rPr>
           <w:rFonts w:eastAsia="標楷體"/>
         </w:rPr>
+        <w:t>為</w:t>
+      </w:r>
+      <w:r>
+        <w:rPr>
+          <w:rFonts w:eastAsia="標楷體"/>
+        </w:rPr>
+        <w:t>0.861</w:t>
+      </w:r>
+      <w:r>
+        <w:rPr>
+          <w:rFonts w:eastAsia="標楷體"/>
+        </w:rPr>
         <w:t>、</w:t>
       </w:r>
       <w:r>
         <w:rPr>
           <w:rFonts w:eastAsia="標楷體"/>
         </w:rPr>
-        <w:t>mAP50–95=0.641</w:t>
+        <w:t>mAP50–95</w:t>
       </w:r>
       <w:r>
         <w:rPr>
           <w:rFonts w:eastAsia="標楷體"/>
         </w:rPr>
+        <w:t>為</w:t>
+      </w:r>
+      <w:r>
+        <w:rPr>
+          <w:rFonts w:eastAsia="標楷體"/>
+        </w:rPr>
+        <w:t>0.641</w:t>
+      </w:r>
+      <w:r>
+        <w:rPr>
+          <w:rFonts w:eastAsia="標楷體"/>
+        </w:rPr>
         <w:t>；未受標註規則變動影響的八類平均</w:t>
       </w:r>
       <w:r>
@@ -369,7 +393,7 @@
         <w:rPr>
           <w:rFonts w:eastAsia="標楷體"/>
         </w:rPr>
-        <w:t>小語言模型，在</w:t>
+        <w:t>小語言模型，於</w:t>
       </w:r>
       <w:r>
         <w:rPr>
@@ -387,7 +411,7 @@
         <w:rPr>
           <w:rFonts w:eastAsia="標楷體"/>
         </w:rPr>
-        <w:t>Faithfulness=85.05%</w:t>
+        <w:t>Faithfulness 85.05%</w:t>
       </w:r>
       <w:r>
         <w:rPr>
@@ -399,7 +423,7 @@
         <w:rPr>
           <w:rFonts w:eastAsia="標楷體"/>
         </w:rPr>
-        <w:t>Context Precision=100.0%</w:t>
+        <w:t>Context Precision 100.0%</w:t>
       </w:r>
       <w:r>
         <w:rPr>
@@ -411,13 +435,13 @@
         <w:rPr>
           <w:rFonts w:eastAsia="標楷體"/>
         </w:rPr>
-        <w:t>Context Recall=93.06%</w:t>
+        <w:t>Context Recall 93.06%</w:t>
       </w:r>
       <w:r>
         <w:rPr>
           <w:rFonts w:eastAsia="標楷體"/>
         </w:rPr>
-        <w:t>，四題邊界題皆成功防禦；五階段消融顯示原子切片與安全護欄貢獻最大。</w:t>
+        <w:t>，四題邊界題均成功防禦；五階段消融顯示原子切片與安全護欄貢獻最大。</w:t>
       </w:r>
       <w:r>
         <w:rPr>
@@ -429,7 +453,7 @@
         <w:rPr>
           <w:rFonts w:eastAsia="標楷體"/>
         </w:rPr>
-        <w:t>單題平均總耗時</w:t>
+        <w:t>單題平均總耗時為</w:t>
       </w:r>
       <w:r>
         <w:rPr>
@@ -453,7 +477,7 @@
         <w:rPr>
           <w:rFonts w:eastAsia="標楷體"/>
         </w:rPr>
-        <w:t>的可靠性須同時考量標註一致性、模型泛化、檢索證據與安全邊界，不能只看單一準確率。</w:t>
+        <w:t>的可靠性取決於標註一致性、模型泛化、檢索證據與安全邊界，而非單一準確率。</w:t>
       </w:r>
     </w:p>
     <w:p>
@@ -480,16 +504,16 @@
         <w:pStyle w:val="ad"/>
       </w:pPr>
       <w:r>
-        <w:t>This study presents a fully on-device method for citrus pest and disease recognition and grounded diagnosis. For weak orchard connectivity, limited mobile resources, and verifiable advice, it combines lightweight object detection, on-device retrieval-augmented generation (RAG), a quantized small language model, and safety guardrails. The Ministry of Agriculture's annotated dataset of citrus pests, diseases, and healthy citrus has nine classes and 7,264/401/401 training/validation/test images. The detector r</w:t>
-      </w:r>
-      <w:r>
-        <w:t xml:space="preserve">eaches mAP50 = 0.861 and mAP50–95 = 0.641 on the test set; </w:t>
-      </w:r>
-      <w:r>
-        <w:t>the eight classes unaffected by the annotation-rule change average 0.8508 AP50. With 33 atomic knowledge slices and adaptive N-gram retrieval, the on-device RAG lets a 0.5B model reach Faithfulness = 85.05%, Context Precision = 100.0%, and Context Recall = 93.06% on a 40-question benchmark and defend all four boundary questions; a five-stage ablation shows that atomic slicing and the guardrail contribute most. The average time per question on a Sams</w:t>
-      </w:r>
-      <w:r>
-        <w:t>ung Galaxy A33 is 29.98 s. Reliable on-device agricultural AI must jointly consider annotation consistency, generalization, retrieval evidence, and safety boundaries rather than a single accuracy score.</w:t>
+        <w:t>This study presents a fully on-device method for citrus pest and disease recognition and grounded diagnosis. To address unreliable orchard connectivity, limited mobile resources, and the need for verifiable advice, it combines lightweight object detection, on-device retrieval-augmented generation (RAG), a quantized small language model, and safety guardrails. The Ministry of Agriculture's annotated dataset of citrus pests, diseases, and healthy citrus covers nine classes, with 7,264/401/401 training/validat</w:t>
+      </w:r>
+      <w:r>
+        <w:t xml:space="preserve">ion/test images. On the test set, the detector achieves an mAP50 of </w:t>
+      </w:r>
+      <w:r>
+        <w:t xml:space="preserve">0.861 and an mAP50–95 of 0.641; the eight classes unaffected by the annotation-rule change average 0.8508 AP50. With 33 atomic knowledge chunks and adaptive N-gram retrieval, the on-device RAG enables a 0.5B model to reach 85.05% Faithfulness, 100.0% Context Precision, and 93.06% Context Recall on a 40-question benchmark and to defend all four boundary questions. A five-stage ablation shows that atomic chunking and the guardrail contribute </w:t>
+      </w:r>
+      <w:r>
+        <w:t>the most. The average latency per question on a Samsung Galaxy A33 is 29.98 s. Reliability in on-device agricultural AI thus hinges on annotation consistency, generalization, retrieval evidence, and safety boundaries, not a single accuracy score.</w:t>
       </w:r>
     </w:p>
     <w:p>
@@ -508,7 +532,7 @@
         <w:t>：</w:t>
       </w:r>
       <w:r>
-        <w:t>citrus pests and diseases, object detection, on-device AI, retrieval-augmented generation, small language model</w:t>
+        <w:t>citrus pests and diseases, object detection, on-device AI, retrieval-augmented generation, small language models</w:t>
       </w:r>
     </w:p>
     <w:p/>
@@ -530,7 +554,7 @@
         <w:rPr>
           <w:rFonts w:ascii="Times New Roman" w:eastAsia="標楷體" w:cs="Times New Roman"/>
         </w:rPr>
-        <w:t>植物病害辨識是智慧農業的基礎。深度學習已能從葉片影像辨識多種病害</w:t>
+        <w:t>植物病害辨識是智慧農業的重要基礎。深度學習已能由葉片影像辨識多種病害</w:t>
       </w:r>
       <w:r>
         <w:rPr>
@@ -542,7 +566,7 @@
         <w:rPr>
           <w:rFonts w:ascii="Times New Roman" w:eastAsia="標楷體" w:cs="Times New Roman"/>
         </w:rPr>
-        <w:t>，但田間影像常受光照、遮蔽、背景與拍攝裝置影響；農民需要的也不只是類別名稱，還有病徵依據、處置條件與不確定性說明。大型雲端模型在果園現場則受連線、隱私、延遲與服務成本限制。</w:t>
+        <w:t>，但田間影像易受光照、遮蔽、背景與拍攝裝置影響；且農民所需不僅是類別名稱，亦包括病徵依據、處置條件與不確定性說明。大型雲端模型於果園現場則受限於連線、隱私、延遲與服務成本。</w:t>
       </w:r>
     </w:p>
     <w:p>
@@ -553,7 +577,7 @@
         <w:rPr>
           <w:rFonts w:ascii="Times New Roman" w:eastAsia="標楷體" w:cs="Times New Roman"/>
         </w:rPr>
-        <w:t>本研究建立行動裝置上的柑橘病蟲害辨識方法：輕量化偵測器定位病蟲害，端側檢索選出與類別、病徵及防治條件相關的切片，由量化小語言模型產生有證據邊界的回答；問題超出知識庫或涉及其他作物時，安全護欄阻止模型以通用先驗補全。</w:t>
+        <w:t>本研究提出行動裝置上的柑橘病蟲害辨識方法：輕量化偵測器定位病蟲害，端側檢索選取與類別、病徵及防治條件相關的切片，再由量化小語言模型產生具證據邊界的回答；問題超出知識庫或涉及其他作物時，護欄阻止模型以通用先驗補全。</w:t>
       </w:r>
     </w:p>
     <w:p>
@@ -564,7 +588,7 @@
         <w:rPr>
           <w:rFonts w:ascii="Times New Roman" w:eastAsia="標楷體" w:cs="Times New Roman"/>
         </w:rPr>
-        <w:t>本文貢獻為：（</w:t>
+        <w:t>本文貢獻如下：（</w:t>
       </w:r>
       <w:r>
         <w:rPr>
@@ -612,7 +636,7 @@
         <w:rPr>
           <w:rFonts w:ascii="Times New Roman" w:eastAsia="標楷體" w:cs="Times New Roman"/>
         </w:rPr>
-        <w:t>）涵蓋偵測、問答忠實度、檢索品質、拒答能力與行動端延遲的整體評估，並以消融分離各模組貢獻；（</w:t>
+        <w:t>）涵蓋偵測、問答忠實度、檢索品質、拒答能力與行動端延遲的整體評估，並以消融實驗分離各模組貢獻；（</w:t>
       </w:r>
       <w:r>
         <w:rPr>
@@ -624,7 +648,14 @@
         <w:rPr>
           <w:rFonts w:ascii="Times New Roman" w:eastAsia="標楷體" w:cs="Times New Roman"/>
         </w:rPr>
-        <w:t>）分析標註尺度、外部影像、硬體負載與安全機制的影響。</w:t>
+        <w:t>）標註尺度、外部影像、硬體負載</w:t>
+      </w:r>
+      <w:r>
+        <w:rPr>
+          <w:rFonts w:ascii="Times New Roman" w:eastAsia="標楷體" w:cs="Times New Roman"/>
+        </w:rPr>
+        <w:lastRenderedPageBreak/>
+        <w:t>與安全機制的影響分析。</w:t>
       </w:r>
     </w:p>
     <w:p>
@@ -634,7 +665,6 @@
         <w:ind w:left="284" w:hanging="284"/>
       </w:pPr>
       <w:r>
-        <w:lastRenderedPageBreak/>
         <w:t>相關研究</w:t>
       </w:r>
     </w:p>
@@ -672,19 +702,31 @@
         <w:rPr>
           <w:rFonts w:ascii="Times New Roman" w:eastAsia="標楷體" w:cs="Times New Roman"/>
         </w:rPr>
-        <w:t>顯示深度網路可由葉片影像學習病害特徵；</w:t>
-      </w:r>
-      <w:r>
-        <w:rPr>
-          <w:rFonts w:ascii="Times New Roman" w:eastAsia="標楷體" w:cs="Times New Roman"/>
-        </w:rPr>
-        <w:t>Kamilaris and Prenafeta-Boldú [12]</w:t>
-      </w:r>
-      <w:r>
-        <w:rPr>
-          <w:rFonts w:ascii="Times New Roman" w:eastAsia="標楷體" w:cs="Times New Roman"/>
-        </w:rPr>
-        <w:t>整理深度學習在農業影像分析的發展；</w:t>
+        <w:t>證實深度網路可由葉片影像學習病害特徵；</w:t>
+      </w:r>
+      <w:r>
+        <w:rPr>
+          <w:rFonts w:ascii="Times New Roman" w:eastAsia="標楷體" w:cs="Times New Roman"/>
+        </w:rPr>
+        <w:t>Kamilaris</w:t>
+      </w:r>
+      <w:r>
+        <w:rPr>
+          <w:rFonts w:ascii="Times New Roman" w:eastAsia="標楷體" w:cs="Times New Roman"/>
+        </w:rPr>
+        <w:t>與</w:t>
+      </w:r>
+      <w:r>
+        <w:rPr>
+          <w:rFonts w:ascii="Times New Roman" w:eastAsia="標楷體" w:cs="Times New Roman"/>
+        </w:rPr>
+        <w:t>Prenafeta-Boldú [12]</w:t>
+      </w:r>
+      <w:r>
+        <w:rPr>
+          <w:rFonts w:ascii="Times New Roman" w:eastAsia="標楷體" w:cs="Times New Roman"/>
+        </w:rPr>
+        <w:t>回顧深度學習於農業影像分析的發展；</w:t>
       </w:r>
       <w:r>
         <w:rPr>
@@ -696,7 +738,7 @@
         <w:rPr>
           <w:rFonts w:ascii="Times New Roman" w:eastAsia="標楷體" w:cs="Times New Roman"/>
         </w:rPr>
-        <w:t>指出資料分布、類別不平衡、田間域差異與可解釋性仍是主要挑戰。公開植物健康影像</w:t>
+        <w:t>指出資料分布、類別不平衡、田間領域差異與可解釋性仍是主要挑戰。公開植物健康影像</w:t>
       </w:r>
       <w:r>
         <w:rPr>
@@ -708,7 +750,7 @@
         <w:rPr>
           <w:rFonts w:ascii="Times New Roman" w:eastAsia="標楷體" w:cs="Times New Roman"/>
         </w:rPr>
-        <w:t>促進行動診斷與跨資料集研究，但與果園現場可能有背景、光照與拍攝距離差異。</w:t>
+        <w:t>促進行動診斷與跨資料集研究，但與果園現場可能存在背景、光照與拍攝距離差異。</w:t>
       </w:r>
     </w:p>
     <w:p>
@@ -775,7 +817,7 @@
         <w:rPr>
           <w:rFonts w:ascii="Times New Roman" w:eastAsia="標楷體" w:cs="Times New Roman"/>
         </w:rPr>
-        <w:t>是深度特徵學習的基礎，</w:t>
+        <w:t>奠定深度特徵學習基礎，</w:t>
       </w:r>
       <w:r>
         <w:rPr>
@@ -787,7 +829,7 @@
         <w:rPr>
           <w:rFonts w:ascii="Times New Roman" w:eastAsia="標楷體" w:cs="Times New Roman"/>
         </w:rPr>
-        <w:t>可減輕前景與背景不平衡，</w:t>
+        <w:t>可緩解前景與背景不平衡，</w:t>
       </w:r>
       <w:r>
         <w:rPr>
@@ -799,7 +841,7 @@
         <w:rPr>
           <w:rFonts w:ascii="Times New Roman" w:eastAsia="標楷體" w:cs="Times New Roman"/>
         </w:rPr>
-        <w:t>則協助理解模型注意區域。資料增強可增加視覺變異，但與田間域不一致時未必能提升泛化</w:t>
+        <w:t>可視覺化模型關注區域。資料增強雖可增加視覺變異，但與田間領域不一致時未必提升泛化</w:t>
       </w:r>
       <w:r>
         <w:rPr>
@@ -811,7 +853,7 @@
         <w:rPr>
           <w:rFonts w:ascii="Times New Roman" w:eastAsia="標楷體" w:cs="Times New Roman"/>
         </w:rPr>
-        <w:t>，因此本研究同時評估類別級表現、外部影像與裝置持續負載。</w:t>
+        <w:t>，故本研究同時評估類別級表現、外部影像與裝置持續負載。</w:t>
       </w:r>
     </w:p>
     <w:p>
@@ -830,7 +872,7 @@
         <w:rPr>
           <w:rFonts w:ascii="Times New Roman" w:eastAsia="標楷體" w:cs="Times New Roman"/>
         </w:rPr>
-        <w:t>影像分類器通常只回傳類別，無法說明病徵依據或處置邊界。</w:t>
+        <w:t>影像分類器通常只輸出類別，無法說明病徵依據或處置邊界。</w:t>
       </w:r>
       <w:r>
         <w:rPr>
@@ -842,7 +884,7 @@
         <w:rPr>
           <w:rFonts w:ascii="Times New Roman" w:eastAsia="標楷體" w:cs="Times New Roman"/>
         </w:rPr>
-        <w:t>與</w:t>
+        <w:t>為參數高效微調方法，</w:t>
       </w:r>
       <w:r>
         <w:rPr>
@@ -854,7 +896,7 @@
         <w:rPr>
           <w:rFonts w:ascii="Times New Roman" w:eastAsia="標楷體" w:cs="Times New Roman"/>
         </w:rPr>
-        <w:t>是小型語言模型參數高效調適的基礎；</w:t>
+        <w:t>提供小型語言模型；</w:t>
       </w:r>
       <w:r>
         <w:rPr>
@@ -866,19 +908,7 @@
         <w:rPr>
           <w:rFonts w:ascii="Times New Roman" w:eastAsia="標楷體" w:cs="Times New Roman"/>
         </w:rPr>
-        <w:t>與</w:t>
-      </w:r>
-      <w:r>
-        <w:rPr>
-          <w:rFonts w:ascii="Times New Roman" w:eastAsia="標楷體" w:cs="Times New Roman"/>
-        </w:rPr>
-        <w:t>edge SLM</w:t>
-      </w:r>
-      <w:r>
-        <w:rPr>
-          <w:rFonts w:ascii="Times New Roman" w:eastAsia="標楷體" w:cs="Times New Roman"/>
-        </w:rPr>
-        <w:t>研究</w:t>
+        <w:t>與邊緣裝置小語言模型研究</w:t>
       </w:r>
       <w:r>
         <w:rPr>
@@ -890,7 +920,7 @@
         <w:rPr>
           <w:rFonts w:ascii="Times New Roman" w:eastAsia="標楷體" w:cs="Times New Roman"/>
         </w:rPr>
-        <w:t>顯示離線裝置上檢索與生成的可行性，</w:t>
+        <w:t>證實離線檢索與生成的可行性，</w:t>
       </w:r>
       <w:r>
         <w:rPr>
@@ -902,7 +932,7 @@
         <w:rPr>
           <w:rFonts w:ascii="Times New Roman" w:eastAsia="標楷體" w:cs="Times New Roman"/>
         </w:rPr>
-        <w:t>則提供另一種偏好對齊方法。</w:t>
+        <w:t>則為另一種偏好對齊方法。</w:t>
       </w:r>
       <w:r>
         <w:rPr>
@@ -914,7 +944,7 @@
         <w:rPr>
           <w:rFonts w:ascii="Times New Roman" w:eastAsia="標楷體" w:cs="Times New Roman"/>
         </w:rPr>
-        <w:t>讓小語言模型依外部知識回答，但錯誤檢索、跨實體混合與超出知識庫的問題仍可能造成不安全建議。本研究以原子知識切片、</w:t>
+        <w:t>使小語言模型能依外部知識回答，但錯誤檢索、跨實體混淆與超出知識庫的問題仍可能導致不安全的建議。本研究以原子知識切片、</w:t>
       </w:r>
       <w:r>
         <w:rPr>
@@ -1015,7 +1045,7 @@
         <w:rPr>
           <w:rFonts w:ascii="Times New Roman" w:eastAsia="標楷體" w:cs="Times New Roman"/>
         </w:rPr>
-        <w:t>提供的柑橘病蟲害與健康柑橘標註資料，包含</w:t>
+        <w:t>提供的柑橘病蟲害與健康柑橘標註資料，涵蓋</w:t>
       </w:r>
       <w:r>
         <w:rPr>
@@ -1123,13 +1153,7 @@
         <w:rPr>
           <w:rFonts w:ascii="Times New Roman" w:eastAsia="標楷體" w:cs="Times New Roman"/>
         </w:rPr>
-        <w:t>九類；訓</w:t>
-      </w:r>
-      <w:r>
-        <w:rPr>
-          <w:rFonts w:ascii="Times New Roman" w:eastAsia="標楷體" w:cs="Times New Roman"/>
-        </w:rPr>
-        <w:t>練、驗證與測試影像為</w:t>
+        <w:t>九類；訓練、驗證與測試影像為</w:t>
       </w:r>
       <w:r>
         <w:rPr>
@@ -1201,7 +1225,7 @@
         <w:rPr>
           <w:rFonts w:ascii="Times New Roman" w:eastAsia="標楷體" w:cs="Times New Roman"/>
         </w:rPr>
-        <w:t>個。為避免同一葉片框法不同造成評估歧義，</w:t>
+        <w:t>個。為避免同一葉片因框選方式不同造成評估歧義，</w:t>
       </w:r>
       <w:r>
         <w:rPr>
@@ -1213,7 +1237,7 @@
         <w:rPr>
           <w:rFonts w:ascii="Times New Roman" w:eastAsia="標楷體" w:cs="Times New Roman"/>
         </w:rPr>
-        <w:t>採一葉一框：兩位標註者對同樣</w:t>
+        <w:t>改採一葉一框：兩位標註者對同組</w:t>
       </w:r>
       <w:r>
         <w:rPr>
@@ -1285,7 +1309,7 @@
         <w:rPr>
           <w:rFonts w:ascii="Times New Roman" w:eastAsia="標楷體" w:cs="Times New Roman"/>
         </w:rPr>
-        <w:t>降至</w:t>
+        <w:t>減為</w:t>
       </w:r>
       <w:r>
         <w:rPr>
@@ -1297,13 +1321,236 @@
         <w:rPr>
           <w:rFonts w:ascii="Times New Roman" w:eastAsia="標楷體" w:cs="Times New Roman"/>
         </w:rPr>
-        <w:t>，其餘八類不變。切分前已做影像近重複檢查，確認無近重複跨</w:t>
-      </w:r>
-      <w:r>
-        <w:rPr>
-          <w:rFonts w:ascii="Times New Roman" w:eastAsia="標楷體" w:cs="Times New Roman"/>
-        </w:rPr>
-        <w:t>split</w:t>
+        <w:t>，其餘八類不變。切分前已進行近重複影像檢查，確認各子集間無近重複影像。</w:t>
+      </w:r>
+    </w:p>
+    <w:p>
+      <w:pPr>
+        <w:pStyle w:val="2"/>
+      </w:pPr>
+      <w:r>
+        <w:t>影像辨識模型與評估</w:t>
+      </w:r>
+    </w:p>
+    <w:p>
+      <w:pPr>
+        <w:pStyle w:val="ac"/>
+      </w:pPr>
+      <w:r>
+        <w:rPr>
+          <w:rFonts w:ascii="Times New Roman" w:eastAsia="標楷體" w:cs="Times New Roman"/>
+        </w:rPr>
+        <w:t>模型採用</w:t>
+      </w:r>
+      <w:r>
+        <w:rPr>
+          <w:rFonts w:ascii="Times New Roman" w:eastAsia="標楷體" w:cs="Times New Roman"/>
+        </w:rPr>
+        <w:t>YOLO26-nano-P2</w:t>
+      </w:r>
+      <w:r>
+        <w:rPr>
+          <w:rFonts w:ascii="Times New Roman" w:eastAsia="標楷體" w:cs="Times New Roman"/>
+        </w:rPr>
+        <w:t>，輸入尺寸</w:t>
+      </w:r>
+      <w:r>
+        <w:rPr>
+          <w:rFonts w:ascii="Times New Roman" w:eastAsia="標楷體" w:cs="Times New Roman"/>
+        </w:rPr>
+        <w:t>640</w:t>
+      </w:r>
+      <w:r>
+        <w:rPr>
+          <w:rFonts w:ascii="Times New Roman" w:eastAsia="標楷體" w:cs="Times New Roman"/>
+        </w:rPr>
+        <w:t>、</w:t>
+      </w:r>
+      <w:r>
+        <w:rPr>
+          <w:rFonts w:ascii="Times New Roman" w:eastAsia="標楷體" w:cs="Times New Roman"/>
+        </w:rPr>
+        <w:t>batch size 20</w:t>
+      </w:r>
+      <w:r>
+        <w:rPr>
+          <w:rFonts w:ascii="Times New Roman" w:eastAsia="標楷體" w:cs="Times New Roman"/>
+        </w:rPr>
+        <w:t>、</w:t>
+      </w:r>
+      <w:r>
+        <w:rPr>
+          <w:rFonts w:ascii="Times New Roman" w:eastAsia="標楷體" w:cs="Times New Roman"/>
+        </w:rPr>
+        <w:t>MuSGD</w:t>
+      </w:r>
+      <w:r>
+        <w:rPr>
+          <w:rFonts w:ascii="Times New Roman" w:eastAsia="標楷體" w:cs="Times New Roman"/>
+        </w:rPr>
+        <w:t>、</w:t>
+      </w:r>
+      <w:r>
+        <w:rPr>
+          <w:rFonts w:ascii="Times New Roman" w:eastAsia="標楷體" w:cs="Times New Roman"/>
+        </w:rPr>
+        <w:t>70 epochs</w:t>
+      </w:r>
+      <w:r>
+        <w:rPr>
+          <w:rFonts w:ascii="Times New Roman" w:eastAsia="標楷體" w:cs="Times New Roman"/>
+        </w:rPr>
+        <w:t>、</w:t>
+      </w:r>
+      <w:r>
+        <w:rPr>
+          <w:rFonts w:ascii="Times New Roman" w:eastAsia="標楷體" w:cs="Times New Roman"/>
+        </w:rPr>
+        <w:t>mosaic=0.7</w:t>
+      </w:r>
+      <w:r>
+        <w:rPr>
+          <w:rFonts w:ascii="Times New Roman" w:eastAsia="標楷體" w:cs="Times New Roman"/>
+        </w:rPr>
+        <w:t>、</w:t>
+      </w:r>
+      <w:r>
+        <w:rPr>
+          <w:rFonts w:ascii="Times New Roman" w:eastAsia="標楷體" w:cs="Times New Roman"/>
+        </w:rPr>
+        <w:t>seed=0</w:t>
+      </w:r>
+      <w:r>
+        <w:rPr>
+          <w:rFonts w:ascii="Times New Roman" w:eastAsia="標楷體" w:cs="Times New Roman"/>
+        </w:rPr>
+        <w:t>，以端到端解碼配置與固定輪數訓練，回報最後一輪權重。評估指標為</w:t>
+      </w:r>
+      <w:r>
+        <w:rPr>
+          <w:rFonts w:ascii="Times New Roman" w:eastAsia="標楷體" w:cs="Times New Roman"/>
+        </w:rPr>
+        <w:t>Precision</w:t>
+      </w:r>
+      <w:r>
+        <w:rPr>
+          <w:rFonts w:ascii="Times New Roman" w:eastAsia="標楷體" w:cs="Times New Roman"/>
+        </w:rPr>
+        <w:t>、</w:t>
+      </w:r>
+      <w:r>
+        <w:rPr>
+          <w:rFonts w:ascii="Times New Roman" w:eastAsia="標楷體" w:cs="Times New Roman"/>
+        </w:rPr>
+        <w:t>Recall</w:t>
+      </w:r>
+      <w:r>
+        <w:rPr>
+          <w:rFonts w:ascii="Times New Roman" w:eastAsia="標楷體" w:cs="Times New Roman"/>
+        </w:rPr>
+        <w:t>、</w:t>
+      </w:r>
+      <w:r>
+        <w:rPr>
+          <w:rFonts w:ascii="Times New Roman" w:eastAsia="標楷體" w:cs="Times New Roman"/>
+        </w:rPr>
+        <w:t>mAP50</w:t>
+      </w:r>
+      <w:r>
+        <w:rPr>
+          <w:rFonts w:ascii="Times New Roman" w:eastAsia="標楷體" w:cs="Times New Roman"/>
+        </w:rPr>
+        <w:t>與</w:t>
+      </w:r>
+      <w:r>
+        <w:rPr>
+          <w:rFonts w:ascii="Times New Roman" w:eastAsia="標楷體" w:cs="Times New Roman"/>
+        </w:rPr>
+        <w:t>mAP50–95</w:t>
+      </w:r>
+      <w:r>
+        <w:rPr>
+          <w:rFonts w:ascii="Times New Roman" w:eastAsia="標楷體" w:cs="Times New Roman"/>
+        </w:rPr>
+        <w:t>，並以信心閾值</w:t>
+      </w:r>
+      <w:r>
+        <w:rPr>
+          <w:rFonts w:ascii="Times New Roman" w:eastAsia="標楷體" w:cs="Times New Roman"/>
+        </w:rPr>
+        <w:t>0.25</w:t>
+      </w:r>
+      <w:r>
+        <w:rPr>
+          <w:rFonts w:ascii="Times New Roman" w:eastAsia="標楷體" w:cs="Times New Roman"/>
+        </w:rPr>
+        <w:t>的混淆矩陣計算</w:t>
+      </w:r>
+      <w:r>
+        <w:rPr>
+          <w:rFonts w:ascii="Times New Roman" w:eastAsia="標楷體" w:cs="Times New Roman"/>
+        </w:rPr>
+        <w:t>TP</w:t>
+      </w:r>
+      <w:r>
+        <w:rPr>
+          <w:rFonts w:ascii="Times New Roman" w:eastAsia="標楷體" w:cs="Times New Roman"/>
+        </w:rPr>
+        <w:t>、</w:t>
+      </w:r>
+      <w:r>
+        <w:rPr>
+          <w:rFonts w:ascii="Times New Roman" w:eastAsia="標楷體" w:cs="Times New Roman"/>
+        </w:rPr>
+        <w:t>FP</w:t>
+      </w:r>
+      <w:r>
+        <w:rPr>
+          <w:rFonts w:ascii="Times New Roman" w:eastAsia="標楷體" w:cs="Times New Roman"/>
+        </w:rPr>
+        <w:t>、</w:t>
+      </w:r>
+      <w:r>
+        <w:rPr>
+          <w:rFonts w:ascii="Times New Roman" w:eastAsia="標楷體" w:cs="Times New Roman"/>
+        </w:rPr>
+        <w:t>FN</w:t>
+      </w:r>
+      <w:r>
+        <w:rPr>
+          <w:rFonts w:ascii="Times New Roman" w:eastAsia="標楷體" w:cs="Times New Roman"/>
+        </w:rPr>
+        <w:t>與</w:t>
+      </w:r>
+      <w:r>
+        <w:rPr>
+          <w:rFonts w:ascii="Times New Roman" w:eastAsia="標楷體" w:cs="Times New Roman"/>
+        </w:rPr>
+        <w:t>Detection Jaccard</w:t>
+      </w:r>
+      <w:r>
+        <w:rPr>
+          <w:rFonts w:ascii="Times New Roman" w:eastAsia="標楷體" w:cs="Times New Roman"/>
+        </w:rPr>
+        <w:t>。因驗證集未參與權重選擇，故將驗證與測試結果合併為</w:t>
+      </w:r>
+      <w:r>
+        <w:rPr>
+          <w:rFonts w:ascii="Times New Roman" w:eastAsia="標楷體" w:cs="Times New Roman"/>
+        </w:rPr>
+        <w:t>pooled</w:t>
+      </w:r>
+      <w:r>
+        <w:rPr>
+          <w:rFonts w:ascii="Times New Roman" w:eastAsia="標楷體" w:cs="Times New Roman"/>
+        </w:rPr>
+        <w:t>評估，並回報各類別</w:t>
+      </w:r>
+      <w:r>
+        <w:rPr>
+          <w:rFonts w:ascii="Times New Roman" w:eastAsia="標楷體" w:cs="Times New Roman"/>
+        </w:rPr>
+        <w:t xml:space="preserve"> ±2SE</w:t>
       </w:r>
       <w:r>
         <w:rPr>
@@ -1317,7 +1564,13 @@
         <w:pStyle w:val="2"/>
       </w:pPr>
       <w:r>
-        <w:t>影像辨識模型與評估</w:t>
+        <w:t>端側</w:t>
+      </w:r>
+      <w:r>
+        <w:t>RAG</w:t>
+      </w:r>
+      <w:r>
+        <w:t>與安全護欄</w:t>
       </w:r>
     </w:p>
     <w:p>
@@ -1328,25 +1581,320 @@
         <w:rPr>
           <w:rFonts w:ascii="Times New Roman" w:eastAsia="標楷體" w:cs="Times New Roman"/>
         </w:rPr>
-        <w:t>模型採用</w:t>
-      </w:r>
-      <w:r>
-        <w:rPr>
-          <w:rFonts w:ascii="Times New Roman" w:eastAsia="標楷體" w:cs="Times New Roman"/>
-        </w:rPr>
-        <w:t>YOLO26-nano-P2</w:t>
-      </w:r>
-      <w:r>
-        <w:rPr>
-          <w:rFonts w:ascii="Times New Roman" w:eastAsia="標楷體" w:cs="Times New Roman"/>
-        </w:rPr>
-        <w:t>，輸入尺寸</w:t>
-      </w:r>
-      <w:r>
-        <w:rPr>
-          <w:rFonts w:ascii="Times New Roman" w:eastAsia="標楷體" w:cs="Times New Roman"/>
-        </w:rPr>
-        <w:t>640</w:t>
+        <w:t>知識庫拆為</w:t>
+      </w:r>
+      <w:r>
+        <w:rPr>
+          <w:rFonts w:ascii="Times New Roman" w:eastAsia="標楷體" w:cs="Times New Roman"/>
+        </w:rPr>
+        <w:t>33</w:t>
+      </w:r>
+      <w:r>
+        <w:rPr>
+          <w:rFonts w:ascii="Times New Roman" w:eastAsia="標楷體" w:cs="Times New Roman"/>
+        </w:rPr>
+        <w:t>筆原子切片，涵蓋四種病害、四類害蟲、栽培生理與用藥禁忌，每筆僅描述單一主題的病徵與防治處置。檢索以中文</w:t>
+      </w:r>
+      <w:r>
+        <w:rPr>
+          <w:rFonts w:ascii="Times New Roman" w:eastAsia="標楷體" w:cs="Times New Roman"/>
+        </w:rPr>
+        <w:t>2-gram</w:t>
+      </w:r>
+      <w:r>
+        <w:rPr>
+          <w:rFonts w:ascii="Times New Roman" w:eastAsia="標楷體" w:cs="Times New Roman"/>
+        </w:rPr>
+        <w:t>與</w:t>
+      </w:r>
+      <w:r>
+        <w:rPr>
+          <w:rFonts w:ascii="Times New Roman" w:eastAsia="標楷體" w:cs="Times New Roman"/>
+        </w:rPr>
+        <w:t>3-gram</w:t>
+      </w:r>
+      <w:r>
+        <w:rPr>
+          <w:rFonts w:ascii="Times New Roman" w:eastAsia="標楷體" w:cs="Times New Roman"/>
+        </w:rPr>
+        <w:t>覆蓋率排序，並以雙門檻過濾：最少命中數依問句長度設為</w:t>
+      </w:r>
+      <w:r>
+        <w:rPr>
+          <w:rFonts w:ascii="Times New Roman" w:eastAsia="標楷體" w:cs="Times New Roman"/>
+        </w:rPr>
+        <w:t>2</w:t>
+      </w:r>
+      <w:r>
+        <w:rPr>
+          <w:rFonts w:ascii="Times New Roman" w:eastAsia="標楷體" w:cs="Times New Roman"/>
+        </w:rPr>
+        <w:t>至</w:t>
+      </w:r>
+      <w:r>
+        <w:rPr>
+          <w:rFonts w:ascii="Times New Roman" w:eastAsia="標楷體" w:cs="Times New Roman"/>
+        </w:rPr>
+        <w:t>4</w:t>
+      </w:r>
+      <w:r>
+        <w:rPr>
+          <w:rFonts w:ascii="Times New Roman" w:eastAsia="標楷體" w:cs="Times New Roman"/>
+        </w:rPr>
+        <w:t>，覆蓋率須達</w:t>
+      </w:r>
+      <w:r>
+        <w:rPr>
+          <w:rFonts w:ascii="Times New Roman" w:eastAsia="標楷體" w:cs="Times New Roman"/>
+        </w:rPr>
+        <w:t>0.10</w:t>
+      </w:r>
+      <w:r>
+        <w:rPr>
+          <w:rFonts w:ascii="Times New Roman" w:eastAsia="標楷體" w:cs="Times New Roman"/>
+        </w:rPr>
+        <w:t>；查詢片段每命中一次病害名稱加權</w:t>
+      </w:r>
+      <w:r>
+        <w:rPr>
+          <w:rFonts w:ascii="Times New Roman" w:eastAsia="標楷體" w:cs="Times New Roman"/>
+        </w:rPr>
+        <w:t>0.35</w:t>
+      </w:r>
+      <w:r>
+        <w:rPr>
+          <w:rFonts w:ascii="Times New Roman" w:eastAsia="標楷體" w:cs="Times New Roman"/>
+        </w:rPr>
+        <w:t>，取</w:t>
+      </w:r>
+      <w:r>
+        <w:rPr>
+          <w:rFonts w:ascii="Times New Roman" w:eastAsia="標楷體" w:cs="Times New Roman"/>
+        </w:rPr>
+        <w:t>Top-K=2</w:t>
+      </w:r>
+      <w:r>
+        <w:rPr>
+          <w:rFonts w:ascii="Times New Roman" w:eastAsia="標楷體" w:cs="Times New Roman"/>
+        </w:rPr>
+        <w:t>。語言模型為</w:t>
+      </w:r>
+      <w:r>
+        <w:rPr>
+          <w:rFonts w:ascii="Times New Roman" w:eastAsia="標楷體" w:cs="Times New Roman"/>
+        </w:rPr>
+        <w:t>LoRA</w:t>
+      </w:r>
+      <w:r>
+        <w:rPr>
+          <w:rFonts w:ascii="Times New Roman" w:eastAsia="標楷體" w:cs="Times New Roman"/>
+        </w:rPr>
+        <w:t>微調的</w:t>
+      </w:r>
+      <w:r>
+        <w:rPr>
+          <w:rFonts w:ascii="Times New Roman" w:eastAsia="標楷體" w:cs="Times New Roman"/>
+        </w:rPr>
+        <w:t>Qwen2.5-0.5B-Instruct</w:t>
+      </w:r>
+      <w:r>
+        <w:rPr>
+          <w:rFonts w:ascii="Times New Roman" w:eastAsia="標楷體" w:cs="Times New Roman"/>
+        </w:rPr>
+        <w:t>，量化為</w:t>
+      </w:r>
+      <w:r>
+        <w:rPr>
+          <w:rFonts w:ascii="Times New Roman" w:eastAsia="標楷體" w:cs="Times New Roman"/>
+        </w:rPr>
+        <w:t>Q4_K_M</w:t>
+      </w:r>
+      <w:r>
+        <w:rPr>
+          <w:rFonts w:ascii="Times New Roman" w:eastAsia="標楷體" w:cs="Times New Roman"/>
+        </w:rPr>
+        <w:t>格式（</w:t>
+      </w:r>
+      <w:r>
+        <w:rPr>
+          <w:rFonts w:ascii="Times New Roman" w:eastAsia="標楷體" w:cs="Times New Roman"/>
+        </w:rPr>
+        <w:t>379 MB</w:t>
+      </w:r>
+      <w:r>
+        <w:rPr>
+          <w:rFonts w:ascii="Times New Roman" w:eastAsia="標楷體" w:cs="Times New Roman"/>
+        </w:rPr>
+        <w:t>），由</w:t>
+      </w:r>
+      <w:r>
+        <w:rPr>
+          <w:rFonts w:ascii="Times New Roman" w:eastAsia="標楷體" w:cs="Times New Roman"/>
+        </w:rPr>
+        <w:t>llama.cpp</w:t>
+      </w:r>
+      <w:r>
+        <w:rPr>
+          <w:rFonts w:ascii="Times New Roman" w:eastAsia="標楷體" w:cs="Times New Roman"/>
+        </w:rPr>
+        <w:t>於手機</w:t>
+      </w:r>
+      <w:r>
+        <w:rPr>
+          <w:rFonts w:ascii="Times New Roman" w:eastAsia="標楷體" w:cs="Times New Roman"/>
+        </w:rPr>
+        <w:t>CPU</w:t>
+      </w:r>
+      <w:r>
+        <w:rPr>
+          <w:rFonts w:ascii="Times New Roman" w:eastAsia="標楷體" w:cs="Times New Roman"/>
+        </w:rPr>
+        <w:t>以</w:t>
+      </w:r>
+      <w:r>
+        <w:rPr>
+          <w:rFonts w:ascii="Times New Roman" w:eastAsia="標楷體" w:cs="Times New Roman"/>
+        </w:rPr>
+        <w:t>4</w:t>
+      </w:r>
+      <w:r>
+        <w:rPr>
+          <w:rFonts w:ascii="Times New Roman" w:eastAsia="標楷體" w:cs="Times New Roman"/>
+        </w:rPr>
+        <w:t>執行緒執行。回答採</w:t>
+      </w:r>
+      <w:r>
+        <w:rPr>
+          <w:rFonts w:ascii="Times New Roman" w:eastAsia="標楷體" w:cs="Times New Roman"/>
+        </w:rPr>
+        <w:t>PREP</w:t>
+      </w:r>
+      <w:r>
+        <w:rPr>
+          <w:rFonts w:ascii="Times New Roman" w:eastAsia="標楷體" w:cs="Times New Roman"/>
+        </w:rPr>
+        <w:t>結構：結論、依據、處方、安全叮嚀。護欄於檢索前攔截非柑橘作物與非農業提問，無切片通過門檻時亦拒答。</w:t>
+      </w:r>
+    </w:p>
+    <w:p>
+      <w:pPr>
+        <w:pStyle w:val="2"/>
+      </w:pPr>
+      <w:r>
+        <w:t>實驗設計</w:t>
+      </w:r>
+    </w:p>
+    <w:p>
+      <w:pPr>
+        <w:pStyle w:val="ac"/>
+      </w:pPr>
+      <w:r>
+        <w:rPr>
+          <w:rFonts w:ascii="Times New Roman" w:eastAsia="標楷體" w:cs="Times New Roman"/>
+        </w:rPr>
+        <w:t>問答評估分為</w:t>
+      </w:r>
+      <w:r>
+        <w:rPr>
+          <w:rFonts w:ascii="Times New Roman" w:eastAsia="標楷體" w:cs="Times New Roman"/>
+        </w:rPr>
+        <w:t>12</w:t>
+      </w:r>
+      <w:r>
+        <w:rPr>
+          <w:rFonts w:ascii="Times New Roman" w:eastAsia="標楷體" w:cs="Times New Roman"/>
+        </w:rPr>
+        <w:t>題</w:t>
+      </w:r>
+      <w:r>
+        <w:rPr>
+          <w:rFonts w:ascii="Times New Roman" w:eastAsia="標楷體" w:cs="Times New Roman"/>
+        </w:rPr>
+        <w:t>Pilot</w:t>
+      </w:r>
+      <w:r>
+        <w:rPr>
+          <w:rFonts w:ascii="Times New Roman" w:eastAsia="標楷體" w:cs="Times New Roman"/>
+        </w:rPr>
+        <w:t>與</w:t>
+      </w:r>
+      <w:r>
+        <w:rPr>
+          <w:rFonts w:ascii="Times New Roman" w:eastAsia="標楷體" w:cs="Times New Roman"/>
+        </w:rPr>
+        <w:t>40</w:t>
+      </w:r>
+      <w:r>
+        <w:rPr>
+          <w:rFonts w:ascii="Times New Roman" w:eastAsia="標楷體" w:cs="Times New Roman"/>
+        </w:rPr>
+        <w:t>題</w:t>
+      </w:r>
+      <w:r>
+        <w:rPr>
+          <w:rFonts w:ascii="Times New Roman" w:eastAsia="標楷體" w:cs="Times New Roman"/>
+        </w:rPr>
+        <w:t>Full Benchmark</w:t>
+      </w:r>
+      <w:r>
+        <w:rPr>
+          <w:rFonts w:ascii="Times New Roman" w:eastAsia="標楷體" w:cs="Times New Roman"/>
+        </w:rPr>
+        <w:t>，正式結果僅採</w:t>
+      </w:r>
+      <w:r>
+        <w:rPr>
+          <w:rFonts w:ascii="Times New Roman" w:eastAsia="標楷體" w:cs="Times New Roman"/>
+        </w:rPr>
+        <w:t>40</w:t>
+      </w:r>
+      <w:r>
+        <w:rPr>
+          <w:rFonts w:ascii="Times New Roman" w:eastAsia="標楷體" w:cs="Times New Roman"/>
+        </w:rPr>
+        <w:t>題：</w:t>
+      </w:r>
+      <w:r>
+        <w:rPr>
+          <w:rFonts w:ascii="Times New Roman" w:eastAsia="標楷體" w:cs="Times New Roman"/>
+        </w:rPr>
+        <w:t>36</w:t>
+      </w:r>
+      <w:r>
+        <w:rPr>
+          <w:rFonts w:ascii="Times New Roman" w:eastAsia="標楷體" w:cs="Times New Roman"/>
+        </w:rPr>
+        <w:t>題柑橘領域題、</w:t>
+      </w:r>
+      <w:r>
+        <w:rPr>
+          <w:rFonts w:ascii="Times New Roman" w:eastAsia="標楷體" w:cs="Times New Roman"/>
+        </w:rPr>
+        <w:t>2</w:t>
+      </w:r>
+      <w:r>
+        <w:rPr>
+          <w:rFonts w:ascii="Times New Roman" w:eastAsia="標楷體" w:cs="Times New Roman"/>
+        </w:rPr>
+        <w:t>題跨作物干擾題與</w:t>
+      </w:r>
+      <w:r>
+        <w:rPr>
+          <w:rFonts w:ascii="Times New Roman" w:eastAsia="標楷體" w:cs="Times New Roman"/>
+        </w:rPr>
+        <w:t>2</w:t>
+      </w:r>
+      <w:r>
+        <w:rPr>
+          <w:rFonts w:ascii="Times New Roman" w:eastAsia="標楷體" w:cs="Times New Roman"/>
+        </w:rPr>
+        <w:t>題領域外題（偽科學誘餌與非農業提問）。指標包括</w:t>
+      </w:r>
+      <w:r>
+        <w:rPr>
+          <w:rFonts w:ascii="Times New Roman" w:eastAsia="標楷體" w:cs="Times New Roman"/>
+        </w:rPr>
+        <w:t>Faithfulness</w:t>
       </w:r>
       <w:r>
         <w:rPr>
@@ -1358,7 +1906,7 @@
         <w:rPr>
           <w:rFonts w:ascii="Times New Roman" w:eastAsia="標楷體" w:cs="Times New Roman"/>
         </w:rPr>
-        <w:t>batch size 20</w:t>
+        <w:t>Context Precision</w:t>
       </w:r>
       <w:r>
         <w:rPr>
@@ -1370,561 +1918,25 @@
         <w:rPr>
           <w:rFonts w:ascii="Times New Roman" w:eastAsia="標楷體" w:cs="Times New Roman"/>
         </w:rPr>
-        <w:t>MuSGD</w:t>
-      </w:r>
-      <w:r>
-        <w:rPr>
-          <w:rFonts w:ascii="Times New Roman" w:eastAsia="標楷體" w:cs="Times New Roman"/>
-        </w:rPr>
-        <w:t>、</w:t>
-      </w:r>
-      <w:r>
-        <w:rPr>
-          <w:rFonts w:ascii="Times New Roman" w:eastAsia="標楷體" w:cs="Times New Roman"/>
-        </w:rPr>
-        <w:t>70 epochs</w:t>
-      </w:r>
-      <w:r>
-        <w:rPr>
-          <w:rFonts w:ascii="Times New Roman" w:eastAsia="標楷體" w:cs="Times New Roman"/>
-        </w:rPr>
-        <w:t>、</w:t>
-      </w:r>
-      <w:r>
-        <w:rPr>
-          <w:rFonts w:ascii="Times New Roman" w:eastAsia="標楷體" w:cs="Times New Roman"/>
-        </w:rPr>
-        <w:t>mosaic=0.7</w:t>
-      </w:r>
-      <w:r>
-        <w:rPr>
-          <w:rFonts w:ascii="Times New Roman" w:eastAsia="標楷體" w:cs="Times New Roman"/>
-        </w:rPr>
-        <w:t>、</w:t>
-      </w:r>
-      <w:r>
-        <w:rPr>
-          <w:rFonts w:ascii="Times New Roman" w:eastAsia="標楷體" w:cs="Times New Roman"/>
-        </w:rPr>
-        <w:t>seed=0</w:t>
-      </w:r>
-      <w:r>
-        <w:rPr>
-          <w:rFonts w:ascii="Times New Roman" w:eastAsia="標楷體" w:cs="Times New Roman"/>
-        </w:rPr>
-        <w:t>，以端到端解碼配置訓練，固定輪數後回報最後一輪權重。評估指標為</w:t>
-      </w:r>
-      <w:r>
-        <w:rPr>
-          <w:rFonts w:ascii="Times New Roman" w:eastAsia="標楷體" w:cs="Times New Roman"/>
-        </w:rPr>
-        <w:t>Precision</w:t>
-      </w:r>
-      <w:r>
-        <w:rPr>
-          <w:rFonts w:ascii="Times New Roman" w:eastAsia="標楷體" w:cs="Times New Roman"/>
-        </w:rPr>
-        <w:t>、</w:t>
-      </w:r>
-      <w:r>
-        <w:rPr>
-          <w:rFonts w:ascii="Times New Roman" w:eastAsia="標楷體" w:cs="Times New Roman"/>
-        </w:rPr>
-        <w:t>Recall</w:t>
-      </w:r>
-      <w:r>
-        <w:rPr>
-          <w:rFonts w:ascii="Times New Roman" w:eastAsia="標楷體" w:cs="Times New Roman"/>
-        </w:rPr>
-        <w:t>、</w:t>
-      </w:r>
-      <w:r>
-        <w:rPr>
-          <w:rFonts w:ascii="Times New Roman" w:eastAsia="標楷體" w:cs="Times New Roman"/>
-        </w:rPr>
-        <w:t>mAP50</w:t>
-      </w:r>
-      <w:r>
-        <w:rPr>
-          <w:rFonts w:ascii="Times New Roman" w:eastAsia="標楷體" w:cs="Times New Roman"/>
-        </w:rPr>
-        <w:t>與</w:t>
-      </w:r>
-      <w:r>
-        <w:rPr>
-          <w:rFonts w:ascii="Times New Roman" w:eastAsia="標楷體" w:cs="Times New Roman"/>
-        </w:rPr>
-        <w:t>mAP50–95</w:t>
-      </w:r>
-      <w:r>
-        <w:rPr>
-          <w:rFonts w:ascii="Times New Roman" w:eastAsia="標楷體" w:cs="Times New Roman"/>
-        </w:rPr>
-        <w:t>，並以信心閾值</w:t>
-      </w:r>
-      <w:r>
-        <w:rPr>
-          <w:rFonts w:ascii="Times New Roman" w:eastAsia="標楷體" w:cs="Times New Roman"/>
-        </w:rPr>
-        <w:t>0.25</w:t>
-      </w:r>
-      <w:r>
-        <w:rPr>
-          <w:rFonts w:ascii="Times New Roman" w:eastAsia="標楷體" w:cs="Times New Roman"/>
-        </w:rPr>
-        <w:t>的混淆矩陣計算</w:t>
-      </w:r>
-      <w:r>
-        <w:rPr>
-          <w:rFonts w:ascii="Times New Roman" w:eastAsia="標楷體" w:cs="Times New Roman"/>
-        </w:rPr>
-        <w:t>TP</w:t>
-      </w:r>
-      <w:r>
-        <w:rPr>
-          <w:rFonts w:ascii="Times New Roman" w:eastAsia="標楷體" w:cs="Times New Roman"/>
-        </w:rPr>
-        <w:t>、</w:t>
-      </w:r>
-      <w:r>
-        <w:rPr>
-          <w:rFonts w:ascii="Times New Roman" w:eastAsia="標楷體" w:cs="Times New Roman"/>
-        </w:rPr>
-        <w:t>FP</w:t>
-      </w:r>
-      <w:r>
-        <w:rPr>
-          <w:rFonts w:ascii="Times New Roman" w:eastAsia="標楷體" w:cs="Times New Roman"/>
-        </w:rPr>
-        <w:t>、</w:t>
-      </w:r>
-      <w:r>
-        <w:rPr>
-          <w:rFonts w:ascii="Times New Roman" w:eastAsia="標楷體" w:cs="Times New Roman"/>
-        </w:rPr>
-        <w:t>FN</w:t>
-      </w:r>
-      <w:r>
-        <w:rPr>
-          <w:rFonts w:ascii="Times New Roman" w:eastAsia="標楷體" w:cs="Times New Roman"/>
-        </w:rPr>
-        <w:t>與</w:t>
-      </w:r>
-      <w:r>
-        <w:rPr>
-          <w:rFonts w:ascii="Times New Roman" w:eastAsia="標楷體" w:cs="Times New Roman"/>
-        </w:rPr>
-        <w:t>Detection Jaccard</w:t>
-      </w:r>
-      <w:r>
-        <w:rPr>
-          <w:rFonts w:ascii="Times New Roman" w:eastAsia="標楷體" w:cs="Times New Roman"/>
-        </w:rPr>
-        <w:t>。驗證集不參與權重選擇，因此將驗證與測試結果合併為</w:t>
-      </w:r>
-      <w:r>
-        <w:rPr>
-          <w:rFonts w:ascii="Times New Roman" w:eastAsia="標楷體" w:cs="Times New Roman"/>
-        </w:rPr>
-        <w:t>pooled</w:t>
-      </w:r>
-      <w:r>
-        <w:rPr>
-          <w:rFonts w:ascii="Times New Roman" w:eastAsia="標楷體" w:cs="Times New Roman"/>
-        </w:rPr>
-        <w:t>評估，並回報各類別的</w:t>
-      </w:r>
-      <w:r>
-        <w:rPr>
-          <w:rFonts w:ascii="Times New Roman" w:eastAsia="標楷體" w:cs="Times New Roman"/>
-        </w:rPr>
-        <w:t xml:space="preserve"> ±2SE</w:t>
-      </w:r>
-      <w:r>
-        <w:rPr>
-          <w:rFonts w:ascii="Times New Roman" w:eastAsia="標楷體" w:cs="Times New Roman"/>
-        </w:rPr>
-        <w:t>。</w:t>
-      </w:r>
-    </w:p>
-    <w:p>
-      <w:pPr>
-        <w:pStyle w:val="2"/>
-      </w:pPr>
-      <w:r>
-        <w:t>端側</w:t>
-      </w:r>
-      <w:r>
-        <w:t>RAG</w:t>
-      </w:r>
-      <w:r>
-        <w:t>與安全護欄</w:t>
-      </w:r>
-    </w:p>
-    <w:p>
-      <w:pPr>
-        <w:pStyle w:val="ac"/>
-      </w:pPr>
-      <w:r>
-        <w:rPr>
-          <w:rFonts w:ascii="Times New Roman" w:eastAsia="標楷體" w:cs="Times New Roman"/>
-        </w:rPr>
-        <w:t>知識庫拆為</w:t>
-      </w:r>
-      <w:r>
-        <w:rPr>
-          <w:rFonts w:ascii="Times New Roman" w:eastAsia="標楷體" w:cs="Times New Roman"/>
-        </w:rPr>
-        <w:t>33</w:t>
-      </w:r>
-      <w:r>
-        <w:rPr>
-          <w:rFonts w:ascii="Times New Roman" w:eastAsia="標楷體" w:cs="Times New Roman"/>
-        </w:rPr>
-        <w:t>筆原子切片，涵蓋四種病害、四類害蟲、栽培生理與用藥禁忌，每筆只描述單一主題的病徵與防治處置。檢索以中文</w:t>
-      </w:r>
-      <w:r>
-        <w:rPr>
-          <w:rFonts w:ascii="Times New Roman" w:eastAsia="標楷體" w:cs="Times New Roman"/>
-        </w:rPr>
-        <w:t>2-gram</w:t>
-      </w:r>
-      <w:r>
-        <w:rPr>
-          <w:rFonts w:ascii="Times New Roman" w:eastAsia="標楷體" w:cs="Times New Roman"/>
-        </w:rPr>
-        <w:t>與</w:t>
-      </w:r>
-      <w:r>
-        <w:rPr>
-          <w:rFonts w:ascii="Times New Roman" w:eastAsia="標楷體" w:cs="Times New Roman"/>
-        </w:rPr>
-        <w:t>3-gram</w:t>
-      </w:r>
-      <w:r>
-        <w:rPr>
-          <w:rFonts w:ascii="Times New Roman" w:eastAsia="標楷體" w:cs="Times New Roman"/>
-        </w:rPr>
-        <w:t>覆蓋率排序，並以雙門檻過濾：最少命中數依問句長度為</w:t>
-      </w:r>
-      <w:r>
-        <w:rPr>
-          <w:rFonts w:ascii="Times New Roman" w:eastAsia="標楷體" w:cs="Times New Roman"/>
-        </w:rPr>
-        <w:t>2</w:t>
-      </w:r>
-      <w:r>
-        <w:rPr>
-          <w:rFonts w:ascii="Times New Roman" w:eastAsia="標楷體" w:cs="Times New Roman"/>
-        </w:rPr>
-        <w:t>至</w:t>
-      </w:r>
-      <w:r>
-        <w:rPr>
-          <w:rFonts w:ascii="Times New Roman" w:eastAsia="標楷體" w:cs="Times New Roman"/>
-        </w:rPr>
-        <w:t>4</w:t>
-      </w:r>
-      <w:r>
-        <w:rPr>
-          <w:rFonts w:ascii="Times New Roman" w:eastAsia="標楷體" w:cs="Times New Roman"/>
-        </w:rPr>
-        <w:t>，覆蓋率須達</w:t>
-      </w:r>
-      <w:r>
-        <w:rPr>
-          <w:rFonts w:ascii="Times New Roman" w:eastAsia="標楷體" w:cs="Times New Roman"/>
-        </w:rPr>
-        <w:t>0.10</w:t>
-      </w:r>
-      <w:r>
-        <w:rPr>
-          <w:rFonts w:ascii="Times New Roman" w:eastAsia="標楷體" w:cs="Times New Roman"/>
-        </w:rPr>
-        <w:t>；查詢片段每命中病害名稱一次加權</w:t>
-      </w:r>
-      <w:r>
-        <w:rPr>
-          <w:rFonts w:ascii="Times New Roman" w:eastAsia="標楷體" w:cs="Times New Roman"/>
-        </w:rPr>
-        <w:t>0.35</w:t>
-      </w:r>
-      <w:r>
-        <w:rPr>
-          <w:rFonts w:ascii="Times New Roman" w:eastAsia="標楷體" w:cs="Times New Roman"/>
-        </w:rPr>
-        <w:t>，取</w:t>
-      </w:r>
-      <w:r>
-        <w:rPr>
-          <w:rFonts w:ascii="Times New Roman" w:eastAsia="標楷體" w:cs="Times New Roman"/>
-        </w:rPr>
-        <w:t>Top-K=2</w:t>
-      </w:r>
-      <w:r>
-        <w:rPr>
-          <w:rFonts w:ascii="Times New Roman" w:eastAsia="標楷體" w:cs="Times New Roman"/>
-        </w:rPr>
-        <w:t>。語言模型為</w:t>
-      </w:r>
-      <w:r>
-        <w:rPr>
-          <w:rFonts w:ascii="Times New Roman" w:eastAsia="標楷體" w:cs="Times New Roman"/>
-        </w:rPr>
-        <w:t>LoRA</w:t>
-      </w:r>
-      <w:r>
-        <w:rPr>
-          <w:rFonts w:ascii="Times New Roman" w:eastAsia="標楷體" w:cs="Times New Roman"/>
-        </w:rPr>
-        <w:t>微調的</w:t>
-      </w:r>
-      <w:r>
-        <w:rPr>
-          <w:rFonts w:ascii="Times New Roman" w:eastAsia="標楷體" w:cs="Times New Roman"/>
-        </w:rPr>
-        <w:t>Qwen2.5-0.5B-Instruct</w:t>
-      </w:r>
-      <w:r>
-        <w:rPr>
-          <w:rFonts w:ascii="Times New Roman" w:eastAsia="標楷體" w:cs="Times New Roman"/>
-        </w:rPr>
-        <w:t>，量化為</w:t>
-      </w:r>
-      <w:r>
-        <w:rPr>
-          <w:rFonts w:ascii="Times New Roman" w:eastAsia="標楷體" w:cs="Times New Roman"/>
-        </w:rPr>
-        <w:t>Q4_K_M</w:t>
-      </w:r>
-      <w:r>
-        <w:rPr>
-          <w:rFonts w:ascii="Times New Roman" w:eastAsia="標楷體" w:cs="Times New Roman"/>
-        </w:rPr>
-        <w:t>格式（</w:t>
-      </w:r>
-      <w:r>
-        <w:rPr>
-          <w:rFonts w:ascii="Times New Roman" w:eastAsia="標楷體" w:cs="Times New Roman"/>
-        </w:rPr>
-        <w:t>379 MB</w:t>
-      </w:r>
-      <w:r>
-        <w:rPr>
-          <w:rFonts w:ascii="Times New Roman" w:eastAsia="標楷體" w:cs="Times New Roman"/>
-        </w:rPr>
-        <w:t>），以</w:t>
-      </w:r>
-      <w:r>
-        <w:rPr>
-          <w:rFonts w:ascii="Times New Roman" w:eastAsia="標楷體" w:cs="Times New Roman"/>
-        </w:rPr>
-        <w:t>llama.cpp</w:t>
-      </w:r>
-      <w:r>
-        <w:rPr>
-          <w:rFonts w:ascii="Times New Roman" w:eastAsia="標楷體" w:cs="Times New Roman"/>
-        </w:rPr>
-        <w:t>在手機</w:t>
-      </w:r>
-      <w:r>
-        <w:rPr>
-          <w:rFonts w:ascii="Times New Roman" w:eastAsia="標楷體" w:cs="Times New Roman"/>
-        </w:rPr>
-        <w:t>CPU</w:t>
-      </w:r>
-      <w:r>
-        <w:rPr>
-          <w:rFonts w:ascii="Times New Roman" w:eastAsia="標楷體" w:cs="Times New Roman"/>
-        </w:rPr>
-        <w:t>以</w:t>
-      </w:r>
-      <w:r>
-        <w:rPr>
-          <w:rFonts w:ascii="Times New Roman" w:eastAsia="標楷體" w:cs="Times New Roman"/>
-        </w:rPr>
-        <w:t>4</w:t>
-      </w:r>
-      <w:r>
-        <w:rPr>
-          <w:rFonts w:ascii="Times New Roman" w:eastAsia="標楷體" w:cs="Times New Roman"/>
-        </w:rPr>
-        <w:t>執行緒執行。回答採</w:t>
-      </w:r>
-      <w:r>
-        <w:rPr>
-          <w:rFonts w:ascii="Times New Roman" w:eastAsia="標楷體" w:cs="Times New Roman"/>
-        </w:rPr>
-        <w:t>PREP</w:t>
-      </w:r>
-      <w:r>
-        <w:rPr>
-          <w:rFonts w:ascii="Times New Roman" w:eastAsia="標楷體" w:cs="Times New Roman"/>
-        </w:rPr>
-        <w:t>結構：結論、依據、處方、安全叮嚀。護欄在檢索前攔截非柑橘作物與非農業提問，無切片通過門檻時亦拒答。</w:t>
-      </w:r>
-    </w:p>
-    <w:p>
-      <w:pPr>
-        <w:pStyle w:val="2"/>
-      </w:pPr>
-      <w:r>
-        <w:t>實驗設計</w:t>
-      </w:r>
-    </w:p>
-    <w:p>
-      <w:pPr>
-        <w:pStyle w:val="ac"/>
-      </w:pPr>
-      <w:r>
-        <w:rPr>
-          <w:rFonts w:ascii="Times New Roman" w:eastAsia="標楷體" w:cs="Times New Roman"/>
-        </w:rPr>
-        <w:t>問答評估分為</w:t>
-      </w:r>
-      <w:r>
-        <w:rPr>
-          <w:rFonts w:ascii="Times New Roman" w:eastAsia="標楷體" w:cs="Times New Roman"/>
-        </w:rPr>
-        <w:t>12</w:t>
-      </w:r>
-      <w:r>
-        <w:rPr>
-          <w:rFonts w:ascii="Times New Roman" w:eastAsia="標楷體" w:cs="Times New Roman"/>
-        </w:rPr>
-        <w:t>題</w:t>
-      </w:r>
-      <w:r>
-        <w:rPr>
-          <w:rFonts w:ascii="Times New Roman" w:eastAsia="標楷體" w:cs="Times New Roman"/>
-        </w:rPr>
-        <w:t>Pilot</w:t>
-      </w:r>
-      <w:r>
-        <w:rPr>
-          <w:rFonts w:ascii="Times New Roman" w:eastAsia="標楷體" w:cs="Times New Roman"/>
-        </w:rPr>
-        <w:t>與</w:t>
-      </w:r>
-      <w:r>
-        <w:rPr>
-          <w:rFonts w:ascii="Times New Roman" w:eastAsia="標楷體" w:cs="Times New Roman"/>
-        </w:rPr>
-        <w:t>40</w:t>
-      </w:r>
-      <w:r>
-        <w:rPr>
-          <w:rFonts w:ascii="Times New Roman" w:eastAsia="標楷體" w:cs="Times New Roman"/>
-        </w:rPr>
-        <w:t>題</w:t>
-      </w:r>
-      <w:r>
-        <w:rPr>
-          <w:rFonts w:ascii="Times New Roman" w:eastAsia="標楷體" w:cs="Times New Roman"/>
-        </w:rPr>
-        <w:t>Full Benchmark</w:t>
-      </w:r>
-      <w:r>
-        <w:rPr>
-          <w:rFonts w:ascii="Times New Roman" w:eastAsia="標楷體" w:cs="Times New Roman"/>
-        </w:rPr>
-        <w:t>，正式結果只用</w:t>
-      </w:r>
-      <w:r>
-        <w:rPr>
-          <w:rFonts w:ascii="Times New Roman" w:eastAsia="標楷體" w:cs="Times New Roman"/>
-        </w:rPr>
-        <w:t>40</w:t>
-      </w:r>
-      <w:r>
-        <w:rPr>
-          <w:rFonts w:ascii="Times New Roman" w:eastAsia="標楷體" w:cs="Times New Roman"/>
-        </w:rPr>
-        <w:t>題：</w:t>
-      </w:r>
-      <w:r>
-        <w:rPr>
-          <w:rFonts w:ascii="Times New Roman" w:eastAsia="標楷體" w:cs="Times New Roman"/>
-        </w:rPr>
-        <w:t>36</w:t>
-      </w:r>
-      <w:r>
-        <w:rPr>
-          <w:rFonts w:ascii="Times New Roman" w:eastAsia="標楷體" w:cs="Times New Roman"/>
-        </w:rPr>
-        <w:t>題柑橘領域題、</w:t>
-      </w:r>
-      <w:r>
-        <w:rPr>
-          <w:rFonts w:ascii="Times New Roman" w:eastAsia="標楷體" w:cs="Times New Roman"/>
-        </w:rPr>
-        <w:t>2</w:t>
-      </w:r>
-      <w:r>
-        <w:rPr>
-          <w:rFonts w:ascii="Times New Roman" w:eastAsia="標楷體" w:cs="Times New Roman"/>
-        </w:rPr>
-        <w:t>題跨作物干擾題與</w:t>
-      </w:r>
-      <w:r>
-        <w:rPr>
-          <w:rFonts w:ascii="Times New Roman" w:eastAsia="標楷體" w:cs="Times New Roman"/>
-        </w:rPr>
-        <w:t>2</w:t>
-      </w:r>
-      <w:r>
-        <w:rPr>
-          <w:rFonts w:ascii="Times New Roman" w:eastAsia="標楷體" w:cs="Times New Roman"/>
-        </w:rPr>
-        <w:t>題領域外題（偽科學誘餌與非農業提問）。指標包括</w:t>
-      </w:r>
-      <w:r>
-        <w:rPr>
-          <w:rFonts w:ascii="Times New Roman" w:eastAsia="標楷體" w:cs="Times New Roman"/>
-        </w:rPr>
-        <w:t>Faithfulness</w:t>
-      </w:r>
-      <w:r>
-        <w:rPr>
-          <w:rFonts w:ascii="Times New Roman" w:eastAsia="標楷體" w:cs="Times New Roman"/>
-        </w:rPr>
-        <w:t>、</w:t>
-      </w:r>
-      <w:r>
-        <w:rPr>
-          <w:rFonts w:ascii="Times New Roman" w:eastAsia="標楷體" w:cs="Times New Roman"/>
-        </w:rPr>
-        <w:t>Context Precision</w:t>
-      </w:r>
-      <w:r>
-        <w:rPr>
-          <w:rFonts w:ascii="Times New Roman" w:eastAsia="標楷體" w:cs="Times New Roman"/>
-        </w:rPr>
-        <w:t>、</w:t>
-      </w:r>
-      <w:r>
-        <w:rPr>
-          <w:rFonts w:ascii="Times New Roman" w:eastAsia="標楷體" w:cs="Times New Roman"/>
-        </w:rPr>
         <w:t>Context Recall</w:t>
       </w:r>
       <w:r>
         <w:rPr>
           <w:rFonts w:ascii="Times New Roman" w:eastAsia="標楷體" w:cs="Times New Roman"/>
         </w:rPr>
-        <w:t>、</w:t>
-      </w:r>
-      <w:r>
-        <w:rPr>
-          <w:rFonts w:ascii="Times New Roman" w:eastAsia="標楷體" w:cs="Times New Roman"/>
-        </w:rPr>
-        <w:t>boundary defense</w:t>
-      </w:r>
-      <w:r>
-        <w:rPr>
-          <w:rFonts w:ascii="Times New Roman" w:eastAsia="標楷體" w:cs="Times New Roman"/>
-        </w:rPr>
-        <w:t>、首次產生時間（</w:t>
+        <w:t>、邊界防禦率、首個</w:t>
+      </w:r>
+      <w:r>
+        <w:rPr>
+          <w:rFonts w:ascii="Times New Roman" w:eastAsia="標楷體" w:cs="Times New Roman"/>
+        </w:rPr>
+        <w:t>token</w:t>
+      </w:r>
+      <w:r>
+        <w:rPr>
+          <w:rFonts w:ascii="Times New Roman" w:eastAsia="標楷體" w:cs="Times New Roman"/>
+        </w:rPr>
+        <w:t>延遲（</w:t>
       </w:r>
       <w:r>
         <w:rPr>
@@ -1948,14 +1960,14 @@
         <w:rPr>
           <w:rFonts w:ascii="Times New Roman" w:eastAsia="標楷體" w:cs="Times New Roman"/>
         </w:rPr>
-        <w:t>採五階段累加消融，每階段只加一項：粗粒度切片基線、原子切片、自適應檢索、監督式</w:t>
+        <w:t>採五階段累加式消融，每階段僅加入一項：粗粒度</w:t>
       </w:r>
       <w:r>
         <w:rPr>
           <w:rFonts w:ascii="Times New Roman" w:eastAsia="標楷體" w:cs="Times New Roman"/>
         </w:rPr>
         <w:lastRenderedPageBreak/>
-        <w:t>微調與安全護欄；另比較各手機處理器的持續影像推論。</w:t>
+        <w:t>切片基線、原子切片、自適應檢索、監督式微調與安全護欄；另比較不同手機處理器的持續影像推論。</w:t>
       </w:r>
     </w:p>
     <w:p>
@@ -2008,7 +2020,7 @@
         <w:rPr>
           <w:rFonts w:ascii="Times New Roman" w:eastAsia="標楷體" w:cs="Times New Roman"/>
         </w:rPr>
-        <w:t>輪訓練的偵測指標與損失變化（精度指標以驗證集計算），模型在固定設定下逐步收斂；最終結果以測試集指標與類別級分析判讀。</w:t>
+        <w:t>輪訓練的偵測指標與損失變化（準確度指標以驗證集計算），模型在固定設定下逐步收斂；最終結果以測試集指標與類別級分析判讀。</w:t>
       </w:r>
     </w:p>
     <w:p>
@@ -2023,7 +2035,7 @@
           <w:noProof/>
         </w:rPr>
         <w:drawing>
-          <wp:inline distT="0" distB="0" distL="0" distR="0" wp14:anchorId="602F49BA" wp14:editId="112C5E1B">
+          <wp:inline distT="0" distB="0" distL="0" distR="0" wp14:anchorId="11F88E03" wp14:editId="076CD525">
             <wp:extent cx="2745105" cy="1372552"/>
             <wp:effectExtent l="0" t="0" r="0" b="0"/>
             <wp:docPr id="1" name="Figure 1"/>
@@ -2086,7 +2098,7 @@
           <w:b/>
           <w:bCs/>
         </w:rPr>
-        <w:t>柑橘病蟲害偵測模型訓練指標</w:t>
+        <w:t>柑橘病蟲害偵測模型之訓練指標</w:t>
       </w:r>
     </w:p>
     <w:p>
@@ -2109,7 +2121,7 @@
         <w:rPr>
           <w:rFonts w:ascii="Times New Roman" w:eastAsia="標楷體" w:cs="Times New Roman"/>
         </w:rPr>
-        <w:t>為各類別的預測分布與混淆情形。信心閾值</w:t>
+        <w:t>為各類別的預測分布與混淆情形。在信心閾值</w:t>
       </w:r>
       <w:r>
         <w:rPr>
@@ -2217,7 +2229,7 @@
         <w:rPr>
           <w:rFonts w:ascii="Times New Roman" w:eastAsia="標楷體" w:cs="Times New Roman"/>
         </w:rPr>
-        <w:t>；類別間互判極少，漏檢多落在背景，以</w:t>
+        <w:t>；類別間誤判極少，漏檢多屬背景，以</w:t>
       </w:r>
       <w:r>
         <w:rPr>
@@ -2265,7 +2277,7 @@
         <w:rPr>
           <w:rFonts w:ascii="Times New Roman" w:eastAsia="標楷體" w:cs="Times New Roman"/>
         </w:rPr>
-        <w:t>）最高，顯示小目標與背景相似度仍是主要限制。本文方法九類測試</w:t>
+        <w:t>）最高，顯示小目標與背景相似性仍是主要限制。本文方法九類測試</w:t>
       </w:r>
       <w:r>
         <w:rPr>
@@ -2337,7 +2349,7 @@
         <w:rPr>
           <w:rFonts w:ascii="Times New Roman" w:eastAsia="標楷體" w:cs="Times New Roman"/>
         </w:rPr>
-        <w:t>，但同一資料三輪訓練的差距介於</w:t>
+        <w:t>，但相同資料三次訓練的差距介於</w:t>
       </w:r>
       <w:r>
         <w:rPr>
@@ -2448,7 +2460,7 @@
           <w:noProof/>
         </w:rPr>
         <w:drawing>
-          <wp:inline distT="0" distB="0" distL="0" distR="0" wp14:anchorId="6E22FD1C" wp14:editId="4F550A11">
+          <wp:inline distT="0" distB="0" distL="0" distR="0" wp14:anchorId="7539ADED" wp14:editId="40D253DC">
             <wp:extent cx="2745105" cy="2058829"/>
             <wp:effectExtent l="0" t="0" r="0" b="0"/>
             <wp:docPr id="2" name="Figure 2"/>
@@ -2511,7 +2523,7 @@
           <w:b/>
           <w:bCs/>
         </w:rPr>
-        <w:t>測試集標準化混淆矩陣（信心閾值</w:t>
+        <w:t>測試集正規化混淆矩陣（信心閾值</w:t>
       </w:r>
       <w:r>
         <w:rPr>
@@ -2550,7 +2562,7 @@
         <w:rPr>
           <w:rFonts w:ascii="Times New Roman" w:eastAsia="標楷體" w:cs="Times New Roman"/>
         </w:rPr>
-        <w:t>影像只讓</w:t>
+        <w:t>影像僅使</w:t>
       </w:r>
       <w:r>
         <w:rPr>
@@ -2562,7 +2574,19 @@
         <w:rPr>
           <w:rFonts w:ascii="Times New Roman" w:eastAsia="標楷體" w:cs="Times New Roman"/>
         </w:rPr>
-        <w:t>增加</w:t>
+        <w:t>的</w:t>
+      </w:r>
+      <w:r>
+        <w:rPr>
+          <w:rFonts w:ascii="Times New Roman" w:eastAsia="標楷體" w:cs="Times New Roman"/>
+        </w:rPr>
+        <w:t>AP50</w:t>
+      </w:r>
+      <w:r>
+        <w:rPr>
+          <w:rFonts w:ascii="Times New Roman" w:eastAsia="標楷體" w:cs="Times New Roman"/>
+        </w:rPr>
+        <w:t>提升</w:t>
       </w:r>
       <w:r>
         <w:rPr>
@@ -2586,7 +2610,7 @@
         <w:rPr>
           <w:rFonts w:ascii="Times New Roman" w:eastAsia="標楷體" w:cs="Times New Roman"/>
         </w:rPr>
-        <w:t>增益門檻，也與未加入資料的</w:t>
+        <w:t>增益門檻，且與未加入資料的</w:t>
       </w:r>
       <w:r>
         <w:rPr>
@@ -2610,7 +2634,7 @@
         <w:rPr>
           <w:rFonts w:ascii="Times New Roman" w:eastAsia="標楷體" w:cs="Times New Roman"/>
         </w:rPr>
-        <w:t>）相當，表示資料域不匹配時，增加影像不必然改善田間辨識。九類</w:t>
+        <w:t>）相當，表示資料領域不一致時，增加影像未必能改善田間辨識。九類</w:t>
       </w:r>
       <w:r>
         <w:rPr>
@@ -2658,7 +2682,7 @@
         <w:rPr>
           <w:rFonts w:ascii="Times New Roman" w:eastAsia="標楷體" w:cs="Times New Roman"/>
         </w:rPr>
-        <w:t>來自</w:t>
+        <w:t>源自</w:t>
       </w:r>
       <w:r>
         <w:rPr>
@@ -2670,7 +2694,7 @@
         <w:rPr>
           <w:rFonts w:ascii="Times New Roman" w:eastAsia="標楷體" w:cs="Times New Roman"/>
         </w:rPr>
-        <w:t>的框變大（中位面積由</w:t>
+        <w:t>標註框變大（中位面積由</w:t>
       </w:r>
       <w:r>
         <w:rPr>
@@ -2730,7 +2754,7 @@
         <w:rPr>
           <w:rFonts w:ascii="Times New Roman" w:eastAsia="標楷體" w:cs="Times New Roman"/>
         </w:rPr>
-        <w:t>接近，因此九類分數的變化不能直接解釋為模型能力全面提升。</w:t>
+        <w:t>相近，故九類分數的變化不能直接解讀為模型能力全面提升。</w:t>
       </w:r>
     </w:p>
     <w:p>
@@ -2749,7 +2773,7 @@
         <w:rPr>
           <w:rFonts w:ascii="Times New Roman" w:eastAsia="標楷體" w:cs="Times New Roman"/>
         </w:rPr>
-        <w:t>完整系統（原子切片、自適應檢索、微調與護欄全開）在</w:t>
+        <w:t>完整系統（原子切片、自適應檢索、微調與護欄皆啟用）在</w:t>
       </w:r>
       <w:r>
         <w:rPr>
@@ -2761,7 +2785,7 @@
         <w:rPr>
           <w:rFonts w:ascii="Times New Roman" w:eastAsia="標楷體" w:cs="Times New Roman"/>
         </w:rPr>
-        <w:t>題評估中的</w:t>
+        <w:t>題評估的</w:t>
       </w:r>
       <w:r>
         <w:rPr>
@@ -2833,7 +2857,7 @@
         <w:rPr>
           <w:rFonts w:ascii="Times New Roman" w:eastAsia="標楷體" w:cs="Times New Roman"/>
         </w:rPr>
-        <w:t>，四題邊界題皆成功防禦；</w:t>
+        <w:t>，四題邊界題均成功防禦；</w:t>
       </w:r>
       <w:r>
         <w:rPr>
@@ -2868,7 +2892,7 @@
         <w:rPr>
           <w:rFonts w:ascii="Times New Roman" w:eastAsia="標楷體" w:cs="Times New Roman"/>
         </w:rPr>
-        <w:t>典型錯誤包括偽造病原學名、混合不同病蟲害的施用禁忌，以及把柑橘建議套用到非柑橘作物。原子切片與答案格式可降低前兩類錯誤；安全護欄則在跨作物、非農業提問或檢索為空時拒答。關閉護欄時，微調後模型對四題邊界題全數未能防禦，未微調模型也僅防禦兩題，顯示安全性是模型、檢索與應用程式共同形成的系統性質。</w:t>
+        <w:t>典型錯誤包括偽造病原學名、混淆不同病蟲害的施用禁忌，以及將柑橘建議套用於非柑橘作物。原子切片與答案格式可減少前兩類錯誤；安全護欄則在跨作物、非農業提問或檢索為空時拒答。關閉護欄時，微調後模型對四題邊界題皆未能防禦，未微調模型亦僅防禦兩題，顯示安全性是模型、檢索與應用程式共同構成的系統性質。</w:t>
       </w:r>
     </w:p>
     <w:p>
@@ -2902,7 +2926,7 @@
         <w:rPr>
           <w:rFonts w:ascii="Times New Roman" w:eastAsia="標楷體" w:cs="Times New Roman"/>
         </w:rPr>
-        <w:t>為五階段累加消融結果，知識解耦的貢獻最大：階段</w:t>
+        <w:t>為五階段累加式消融結果，其中知識解耦貢獻最大：階段</w:t>
       </w:r>
       <w:r>
         <w:rPr>
@@ -2950,7 +2974,7 @@
         <w:rPr>
           <w:rFonts w:ascii="Times New Roman" w:eastAsia="標楷體" w:cs="Times New Roman"/>
         </w:rPr>
-        <w:t>；改為</w:t>
+        <w:t>；改用</w:t>
       </w:r>
       <w:r>
         <w:rPr>
@@ -4008,7 +4032,7 @@
           <w:b/>
           <w:bCs/>
         </w:rPr>
-        <w:t>五階段累加消融結果（</w:t>
+        <w:t>五階段累加式消融結果（</w:t>
       </w:r>
       <w:r>
         <w:rPr>
@@ -4206,7 +4230,7 @@
         <w:rPr>
           <w:rFonts w:ascii="Times New Roman" w:eastAsia="標楷體" w:cs="Times New Roman"/>
         </w:rPr>
-        <w:t>，表示微調主要改善證據依從與處方完整度，而非原生解碼能力。但微調也使模型把跨作物與非農業問題套入柑橘知識作答，無護欄時防禦率由</w:t>
+        <w:t>，顯示微調主要改善證據依從與處方完整度，而非原生解碼能力。然而，微調也使模型以柑橘知識回答跨作物與非農業問題，無護欄時防禦率由</w:t>
       </w:r>
       <w:r>
         <w:rPr>
@@ -4290,7 +4314,7 @@
         <w:rPr>
           <w:rFonts w:ascii="Times New Roman" w:eastAsia="標楷體" w:cs="Times New Roman"/>
         </w:rPr>
-        <w:t>個百分點，因各階段只實測一次，尚不足以解讀為護欄降低忠實度。</w:t>
+        <w:t>個百分點；因各階段僅實測一次，尚不足以推論護欄會降低忠實度。</w:t>
       </w:r>
     </w:p>
     <w:p>
@@ -4363,7 +4387,7 @@
         <w:rPr>
           <w:rFonts w:ascii="Times New Roman" w:eastAsia="標楷體" w:cs="Times New Roman"/>
         </w:rPr>
-        <w:t>、解碼速率為</w:t>
+        <w:t>，解碼速率</w:t>
       </w:r>
       <w:r>
         <w:rPr>
@@ -4375,7 +4399,7 @@
         <w:rPr>
           <w:rFonts w:ascii="Times New Roman" w:eastAsia="標楷體" w:cs="Times New Roman"/>
         </w:rPr>
-        <w:t>、單題總耗時為</w:t>
+        <w:t>，單題總耗時</w:t>
       </w:r>
       <w:r>
         <w:rPr>
@@ -4471,7 +4495,7 @@
         <w:rPr>
           <w:rFonts w:ascii="Times New Roman" w:eastAsia="標楷體" w:cs="Times New Roman"/>
         </w:rPr>
-        <w:t>，但交付版本為兼顧節能與溫控仍採</w:t>
+        <w:t>，但交付版本為兼顧功耗與溫控仍採</w:t>
       </w:r>
       <w:r>
         <w:rPr>
@@ -4555,7 +4579,7 @@
         <w:rPr>
           <w:rFonts w:ascii="Times New Roman" w:eastAsia="標楷體" w:cs="Times New Roman"/>
         </w:rPr>
-        <w:t>未通過精度與延遲雙重門檻；這些量測使用架構相同的前一版權重，延遲可沿用，精度需以交付權重重評。故目前採拍照後辨識，即時串流列為未來功能。</w:t>
+        <w:t>未通過準確度與延遲雙重門檻；這些量測使用架構相同的前一版權重，延遲可沿用，準確度須以交付權重重新評估。故目前採拍照後辨識，即時串流列為未來功能。</w:t>
       </w:r>
     </w:p>
     <w:p>
@@ -4602,7 +4626,7 @@
         <w:rPr>
           <w:rFonts w:ascii="Times New Roman" w:eastAsia="標楷體" w:cs="Times New Roman"/>
         </w:rPr>
-        <w:t>消融各階段僅在單一手機實測一次、偵測與問答模組尚未整合評估，以及化學處置文字待專家與正式用藥標示核對。</w:t>
+        <w:t>消融各階段僅於單一手機實測一次、偵測與問答模組尚未整合評估，以及化學處置文字待專家與正式用藥標示核對。</w:t>
       </w:r>
     </w:p>
     <w:p>
@@ -4621,13 +4645,13 @@
         <w:rPr>
           <w:rFonts w:ascii="Times New Roman" w:eastAsia="標楷體" w:cs="Times New Roman"/>
         </w:rPr>
-        <w:t>為免</w:t>
-      </w:r>
-      <w:r>
-        <w:rPr>
-          <w:rFonts w:ascii="Times New Roman" w:eastAsia="標楷體" w:cs="Times New Roman"/>
-        </w:rPr>
-        <w:t>aggregate mAP</w:t>
+        <w:t>為避免整體</w:t>
+      </w:r>
+      <w:r>
+        <w:rPr>
+          <w:rFonts w:ascii="Times New Roman" w:eastAsia="標楷體" w:cs="Times New Roman"/>
+        </w:rPr>
+        <w:t>mAP</w:t>
       </w:r>
       <w:r>
         <w:rPr>
@@ -4861,7 +4885,7 @@
         <w:rPr>
           <w:rFonts w:ascii="Times New Roman" w:eastAsia="標楷體" w:cs="Times New Roman"/>
         </w:rPr>
-        <w:t>。後四類有小目標、遮蔽、形態變異或背景相似等問題，後續應優先補充不同生長期與拍攝距離的樣本。</w:t>
+        <w:t>。後四類存在小目標、遮蔽、形態變異或背景相似等問題，後續應優先補充不同生長期與拍攝距離的樣本。</w:t>
       </w:r>
     </w:p>
     <w:p>
@@ -4872,19 +4896,7 @@
         <w:rPr>
           <w:rFonts w:ascii="Times New Roman" w:eastAsia="標楷體" w:cs="Times New Roman"/>
         </w:rPr>
-        <w:t>資料驗收包含影像與標註配對、類別編號、座標界限、資料洩漏、近重複跨</w:t>
-      </w:r>
-      <w:r>
-        <w:rPr>
-          <w:rFonts w:ascii="Times New Roman" w:eastAsia="標楷體" w:cs="Times New Roman"/>
-        </w:rPr>
-        <w:t>split</w:t>
-      </w:r>
-      <w:r>
-        <w:rPr>
-          <w:rFonts w:ascii="Times New Roman" w:eastAsia="標楷體" w:cs="Times New Roman"/>
-        </w:rPr>
-        <w:t>、增強框面積比例與評估集絕對數量。九類</w:t>
+        <w:t>資料驗收涵蓋影像與標註配對、類別編號、座標界限、資料洩漏、近重複影像跨子集、增強框面積比例與評估集絕對數量。九類</w:t>
       </w:r>
       <w:r>
         <w:rPr>
@@ -4902,7 +4914,13 @@
         <w:rPr>
           <w:rFonts w:ascii="Times New Roman" w:eastAsia="標楷體" w:cs="Times New Roman"/>
         </w:rPr>
-        <w:t>two-standard-error</w:t>
+        <w:t>two-</w:t>
+      </w:r>
+      <w:r>
+        <w:rPr>
+          <w:rFonts w:ascii="Times New Roman" w:eastAsia="標楷體" w:cs="Times New Roman"/>
+        </w:rPr>
+        <w:t>standard-error</w:t>
       </w:r>
       <w:r>
         <w:rPr>
@@ -4944,7 +4962,7 @@
         <w:rPr>
           <w:rFonts w:ascii="Times New Roman" w:eastAsia="標楷體" w:cs="Times New Roman"/>
         </w:rPr>
-        <w:t>。這些檢查不能取代多次訓練，但能協助評審區分資料品質問題與模型隨機波動。標註一致性由</w:t>
+        <w:t>。這些檢查雖不能取代多次訓練，但有助於區分資料品質問題與模型隨機波動。標註一致性由</w:t>
       </w:r>
       <w:r>
         <w:rPr>
@@ -4968,7 +4986,7 @@
         <w:rPr>
           <w:rFonts w:ascii="Times New Roman" w:eastAsia="標楷體" w:cs="Times New Roman"/>
         </w:rPr>
-        <w:t>，也說明影像任務的評估單位須先由領域定義清楚；全類重標後的實際一致性則為</w:t>
+        <w:t>，亦說明影像任務的評估單位須先由領域知識定義清楚；全類重標後的實際一致性則為</w:t>
       </w:r>
       <w:r>
         <w:rPr>
@@ -5065,7 +5083,7 @@
         <w:rPr>
           <w:rFonts w:ascii="Times New Roman" w:eastAsia="標楷體" w:cs="Times New Roman"/>
         </w:rPr>
-        <w:t>題邊界題檢查正式系統。評分由手機以外的</w:t>
+        <w:t>題邊界題檢驗正式系統。評分以手機外的</w:t>
       </w:r>
       <w:r>
         <w:rPr>
@@ -5077,7 +5095,7 @@
         <w:rPr>
           <w:rFonts w:ascii="Times New Roman" w:eastAsia="標楷體" w:cs="Times New Roman"/>
         </w:rPr>
-        <w:t>以溫度</w:t>
+        <w:t>為裁判（溫度</w:t>
       </w:r>
       <w:r>
         <w:rPr>
@@ -5089,7 +5107,7 @@
         <w:rPr>
           <w:rFonts w:ascii="Times New Roman" w:eastAsia="標楷體" w:cs="Times New Roman"/>
         </w:rPr>
-        <w:t>執行：先將答案拆為原子陳述，再依檢索內容判定是否受支持，切片未記載的藥劑、倍數或病徵皆視為不受支持</w:t>
+        <w:t>）：先將答案拆為原子陳述，再依檢索內容判定是否受支持，切片未記載的藥劑、倍數或病徵皆視為不受支持</w:t>
       </w:r>
       <w:r>
         <w:rPr>
@@ -5137,7 +5155,7 @@
         <w:rPr>
           <w:rFonts w:ascii="Times New Roman" w:eastAsia="標楷體" w:cs="Times New Roman"/>
         </w:rPr>
-        <w:t>衡量參考答案所需資訊是否被覆蓋；此設計比字串完全比對更適合結構化農業回答。</w:t>
+        <w:t>衡量參考答案所需資訊是否被涵蓋；此設計比字串完全比對更適合結構化農業回答。</w:t>
       </w:r>
     </w:p>
     <w:p>
@@ -5148,7 +5166,7 @@
         <w:rPr>
           <w:rFonts w:ascii="Times New Roman" w:eastAsia="標楷體" w:cs="Times New Roman"/>
         </w:rPr>
-        <w:t>錯誤分析顯示，偵測正確不代表診斷文字安全。病原、藥劑與作物名稱相似時，短</w:t>
+        <w:t>錯誤分析顯示，偵測正確不代表診斷文字安全。病原、藥劑與作物名稱相近時，短</w:t>
       </w:r>
       <w:r>
         <w:rPr>
@@ -5160,7 +5178,7 @@
         <w:rPr>
           <w:rFonts w:ascii="Times New Roman" w:eastAsia="標楷體" w:cs="Times New Roman"/>
         </w:rPr>
-        <w:t>可能讓模型錯誤合併兩個實體；使用者只提供「葉子變黃」等低資訊問題時，模型也可能給出超出證據的處置建議。因此回答須同時顯示辨識結果、檢索依據與未驗證狀態，並保留人工覆核入口；化學用藥不可由模型自由推論，應轉介正式標籤或農業專家。</w:t>
+        <w:t>可能使模型錯誤合併兩個實體；使用者僅提供「葉子變黃」等低資訊問題時，模型也可能給出超出證據的處置建議。因此回答須同時呈現辨識結果、檢索依據與未驗證狀態，並保留人工覆核機制；化學用藥不應由模型自行推論，應轉介正式標示或農業專家。</w:t>
       </w:r>
     </w:p>
     <w:p>
@@ -5179,7 +5197,7 @@
         <w:rPr>
           <w:rFonts w:ascii="Times New Roman" w:eastAsia="標楷體" w:cs="Times New Roman"/>
         </w:rPr>
-        <w:t>系統流程分為影像輸入、候選偵測、使用者追問、安全檢查、知識檢索與答案生成六步，影像及問答資料皆在手機內處理。知識庫（約</w:t>
+        <w:t>系統流程分為影像輸入、候選偵測、使用者追問、安全檢查、知識檢索與答案生成六個步驟，影像與問答資料皆於手機內處理。知識庫（約</w:t>
       </w:r>
       <w:r>
         <w:rPr>
@@ -5251,7 +5269,7 @@
         <w:rPr>
           <w:rFonts w:ascii="Times New Roman" w:eastAsia="標楷體" w:cs="Times New Roman"/>
         </w:rPr>
-        <w:t>，因此最佳化重點應放在模型載入、</w:t>
+        <w:t>，因此最佳化重點應為模型載入、</w:t>
       </w:r>
       <w:r>
         <w:rPr>
@@ -5334,7 +5352,7 @@
         <w:rPr>
           <w:rFonts w:ascii="Times New Roman" w:eastAsia="標楷體" w:cs="Times New Roman"/>
         </w:rPr>
-        <w:t>是主要瓶頸；早期原型以</w:t>
+        <w:t>為主要瓶頸；早期原型以</w:t>
       </w:r>
       <w:r>
         <w:rPr>
@@ -5370,7 +5388,14 @@
         <w:rPr>
           <w:rFonts w:ascii="Times New Roman" w:eastAsia="標楷體" w:cs="Times New Roman"/>
         </w:rPr>
-        <w:t>屬於不同協定，兩者不可混為單一產品延遲。低階裝置較適合拍照後辨識而非持續串流；高階裝置也應以持續負載而非單次峰值</w:t>
+        <w:t>屬於不同協定，兩者不應混為單一產品延遲。低階裝置較適合拍照後辨識而非持續串流；高階裝置亦應以持續負載而非</w:t>
+      </w:r>
+      <w:r>
+        <w:rPr>
+          <w:rFonts w:ascii="Times New Roman" w:eastAsia="標楷體" w:cs="Times New Roman"/>
+        </w:rPr>
+        <w:lastRenderedPageBreak/>
+        <w:t>單次峰值</w:t>
       </w:r>
       <w:r>
         <w:rPr>
@@ -5390,7 +5415,6 @@
         <w:pStyle w:val="2"/>
       </w:pPr>
       <w:r>
-        <w:lastRenderedPageBreak/>
         <w:t>實驗控制與結果解讀</w:t>
       </w:r>
     </w:p>
@@ -5402,7 +5426,7 @@
         <w:rPr>
           <w:rFonts w:ascii="Times New Roman" w:eastAsia="標楷體" w:cs="Times New Roman"/>
         </w:rPr>
-        <w:t>本研究將資料品質、模型能力與應用效能分開控制。偵測實驗固定資料切分與輸入尺寸，並同時報告九類與未變動八類結果，避免因單一類別的框定規則改變而誤判模型全面提升。外部影像實驗固定總訓練影像數，只改變部分影像的來源與背景，以判斷增益來自樣本數或域相似性；結果顯示白紙背景的</w:t>
+        <w:t>本研究將資料品質、模型能力與應用效能分開控制。偵測實驗固定資料切分與輸入尺寸，並同時報告九類與未變動八類結果，避免因單一類別的框選規則改變而誤判模型全面提升。外部影像實驗固定訓練影像總數，僅改變部分影像來源與背景，以判斷增益來自樣本數或領域相似性；結果顯示白紙背景的</w:t>
       </w:r>
       <w:r>
         <w:rPr>
@@ -5414,7 +5438,7 @@
         <w:rPr>
           <w:rFonts w:ascii="Times New Roman" w:eastAsia="標楷體" w:cs="Times New Roman"/>
         </w:rPr>
-        <w:t>影像不能直接替代果園影像。</w:t>
+        <w:t>影像無法直接取代果園影像。</w:t>
       </w:r>
     </w:p>
     <w:p>
@@ -5425,7 +5449,7 @@
         <w:rPr>
           <w:rFonts w:ascii="Times New Roman" w:eastAsia="標楷體" w:cs="Times New Roman"/>
         </w:rPr>
-        <w:t>各偵測指標的定義也須區分：</w:t>
+        <w:t>各偵測指標的定義亦須區分：</w:t>
       </w:r>
       <w:r>
         <w:rPr>
@@ -5437,7 +5461,7 @@
         <w:rPr>
           <w:rFonts w:ascii="Times New Roman" w:eastAsia="標楷體" w:cs="Times New Roman"/>
         </w:rPr>
-        <w:t>反映</w:t>
+        <w:t>為</w:t>
       </w:r>
       <w:r>
         <w:rPr>
@@ -5449,7 +5473,7 @@
         <w:rPr>
           <w:rFonts w:ascii="Times New Roman" w:eastAsia="標楷體" w:cs="Times New Roman"/>
         </w:rPr>
-        <w:t>下的類別平均精度，</w:t>
+        <w:t>下的平均精確度均值，</w:t>
       </w:r>
       <w:r>
         <w:rPr>
@@ -5473,7 +5497,7 @@
         <w:rPr>
           <w:rFonts w:ascii="Times New Roman" w:eastAsia="標楷體" w:cs="Times New Roman"/>
         </w:rPr>
-        <w:t>關心誤報，</w:t>
+        <w:t>反映誤報，</w:t>
       </w:r>
       <w:r>
         <w:rPr>
@@ -5485,7 +5509,7 @@
         <w:rPr>
           <w:rFonts w:ascii="Times New Roman" w:eastAsia="標楷體" w:cs="Times New Roman"/>
         </w:rPr>
-        <w:t>關心漏報，混淆矩陣的</w:t>
+        <w:t>反映漏報，混淆矩陣的</w:t>
       </w:r>
       <w:r>
         <w:rPr>
@@ -5497,7 +5521,7 @@
         <w:rPr>
           <w:rFonts w:ascii="Times New Roman" w:eastAsia="標楷體" w:cs="Times New Roman"/>
         </w:rPr>
-        <w:t>則以固定信心閾值計算，不應在同一表格中被解釋為相同意義。對農業使用者而言，低</w:t>
+        <w:t>則以固定信心閾值計算，不應在同一表格中視為同義。對農業使用者而言，低</w:t>
       </w:r>
       <w:r>
         <w:rPr>
@@ -5509,7 +5533,7 @@
         <w:rPr>
           <w:rFonts w:ascii="Times New Roman" w:eastAsia="標楷體" w:cs="Times New Roman"/>
         </w:rPr>
-        <w:t>可能漏掉小型害蟲，低</w:t>
+        <w:t>可能遺漏小型害蟲，低</w:t>
       </w:r>
       <w:r>
         <w:rPr>
@@ -5568,7 +5592,7 @@
         <w:rPr>
           <w:rFonts w:ascii="Times New Roman" w:eastAsia="標楷體" w:cs="Times New Roman"/>
         </w:rPr>
-        <w:t>，可區分「檢索正確但回答越界」、「檢索遺漏」與「模型未依從證據」三種失敗；邊界題測試系統能否在證據不足時停止生成，是農業處置情境不可省略的安全指標。</w:t>
+        <w:t>，可區分「檢索正確但回答越界」、「檢索遺漏」與「模型未依從證據」三類失效；邊界題檢驗系統能否在證據不足時停止生成，為農業處置情境不可省略的安全指標。</w:t>
       </w:r>
     </w:p>
     <w:p>
@@ -5587,7 +5611,7 @@
         <w:rPr>
           <w:rFonts w:ascii="Times New Roman" w:eastAsia="標楷體" w:cs="Times New Roman"/>
         </w:rPr>
-        <w:t>使用者拍攝葉片或從相簿選取影像後，系統回傳候選病蟲害、信心與</w:t>
+        <w:t>使用者拍攝葉片或自相簿選取影像後，系統回傳候選病蟲害、信心分數與</w:t>
       </w:r>
       <w:r>
         <w:rPr>
@@ -5599,7 +5623,7 @@
         <w:rPr>
           <w:rFonts w:ascii="Times New Roman" w:eastAsia="標楷體" w:cs="Times New Roman"/>
         </w:rPr>
-        <w:t>，並以信心最高的候選結果開啟問答，使用者可再輸入症狀或管理問題。端側檢索依作物、病蟲害、病徵與問題詞彙選擇切片；若沒有切片通過門檻，系統顯示查無高信心知識並建議諮詢在地專家，而非將一般語言模型知識當成正式防治建議。回答中應保留證據摘要，讓使用者能追溯建議來源。</w:t>
+        <w:t>，並以信心最高的候選結果開啟問答，使用者可再輸入症狀或管理問題。端側檢索依作物、病蟲害、病徵與問題詞彙選擇切片；若無切片通過門檻，系統顯示查無高信心知識並建議諮詢在地專家，而非以一般語言模型知識作為正式防治建議。回答中應保留證據摘要，以利使用者追溯建議來源。</w:t>
       </w:r>
     </w:p>
     <w:p>
@@ -5610,7 +5634,7 @@
         <w:rPr>
           <w:rFonts w:ascii="Times New Roman" w:eastAsia="標楷體" w:cs="Times New Roman"/>
         </w:rPr>
-        <w:t>風險管理分為三層：資料層將不同作物、病蟲害與施用條件分開建檔，避免切片互相污染；模型層利用微調與結構化輸出減少偽學名、重複句與跨實體混合；應用層在檢索空集合、跨作物或非農業提問時中止，化學名稱與未驗證處置的標註則列為後續工作。三層機制缺一不可，因為再好的模型也可能遇到資料庫未涵蓋的新情境。</w:t>
+        <w:t>風險管理分為三層：資料層將不同作物、病蟲害與施用條件分開建檔，以免切片互相污染；模型層以微調與結構化輸出減少偽學名、重複語句與跨實體混淆；應用層在檢索結果為空、跨作物或非農業提問時中止，化學名稱與未驗證處置的標註則列為後續工作。三層機制缺一不可，因為再完善的模型仍可能遭遇資料庫未涵蓋的新情境。</w:t>
       </w:r>
     </w:p>
     <w:p>
@@ -5621,13 +5645,7 @@
         <w:rPr>
           <w:rFonts w:ascii="Times New Roman" w:eastAsia="標楷體" w:cs="Times New Roman"/>
         </w:rPr>
-        <w:t>本系統定位為離線的初步篩檢與證據導覽工</w:t>
-      </w:r>
-      <w:r>
-        <w:rPr>
-          <w:rFonts w:ascii="Times New Roman" w:eastAsia="標楷體" w:cs="Times New Roman"/>
-        </w:rPr>
-        <w:t>具，而非自動開立處方。農民可用辨識結果決定是否拍攝更多角度或尋求專業協助；農業人員可利用</w:t>
+        <w:t>本系統定位為離線的初步篩檢與證據導覽工具，而非自動開立處方。農民可依辨識結果決定是否補拍其他角度或尋求專業協助；農業人員可利用</w:t>
       </w:r>
       <w:r>
         <w:rPr>
@@ -5651,7 +5669,7 @@
         <w:rPr>
           <w:rFonts w:ascii="Times New Roman" w:eastAsia="標楷體" w:cs="Times New Roman"/>
         </w:rPr>
-        <w:t>公告、產品標籤、作物與病蟲害適用範圍，以及施用濃度與安全採收期。</w:t>
+        <w:t>公告、產品標示、適用作物與病蟲害範圍，以及施用濃度與安全採收期。</w:t>
       </w:r>
     </w:p>
     <w:p>
@@ -5670,7 +5688,7 @@
         <w:rPr>
           <w:rFonts w:ascii="Times New Roman" w:eastAsia="標楷體" w:cs="Times New Roman"/>
         </w:rPr>
-        <w:t>為確保可重現性，本研究記錄資料集切分、影像與標註數量、標註規則、近重複檢查方法、模型訓練設定、信心閾值、知識切片版本、題庫內容、評測裁判規則、裝置型號與執行緒數。每次更新資料或知識庫後，應重新執行漏洩檢查、類別級評估、邊界題與長時間負載測試；只更新模型權重而不重新驗證知識庫，無法保證問答安全性，只更新知識庫也可能改變答案分布與延遲。</w:t>
+        <w:t>為確保可重現性，本研究記錄資料集切分、影像與標註數量、標註規則、近重複檢查方法、模型訓練設定、信心閾值、知識切片版本、題庫內容、評分裁判規則、裝置型號與執行緒數。每次更新資料或知識庫後，應重新執行洩漏檢查、類別級評估、邊界題與長時間負載測試；若僅更新模型權重而未重新驗證知識庫，無法確保問答安全性，僅更新知識庫也可能改變答案分布與延遲。</w:t>
       </w:r>
     </w:p>
     <w:p>
@@ -5729,7 +5747,7 @@
         <w:rPr>
           <w:rFonts w:ascii="Times New Roman" w:eastAsia="標楷體" w:cs="Times New Roman"/>
         </w:rPr>
-        <w:t>）將標註一致性研究擴大到九類、不同拍攝條件與病徵嚴重度；（</w:t>
+        <w:t>）將標註一致性研究擴大至九類、不同拍攝條件與病徵嚴重度；（</w:t>
       </w:r>
       <w:r>
         <w:rPr>
@@ -5741,7 +5759,7 @@
         <w:rPr>
           <w:rFonts w:ascii="Times New Roman" w:eastAsia="標楷體" w:cs="Times New Roman"/>
         </w:rPr>
-        <w:t>）蒐集與訓練資料同域的果園影像，以</w:t>
+        <w:t>）蒐集與訓練資料同領域的果園影像，以</w:t>
       </w:r>
       <w:r>
         <w:rPr>
@@ -5765,7 +5783,7 @@
         <w:rPr>
           <w:rFonts w:ascii="Times New Roman" w:eastAsia="標楷體" w:cs="Times New Roman"/>
         </w:rPr>
-        <w:t>）由農業專家雙人審查所有化學處置陳述，將模型忠實度與實務正確性分開報告。這些工作能把工程驗證推進至田間部署驗證。</w:t>
+        <w:t>）由兩位農業專家審查所有化學處置陳述，分別報告模型忠實度與實務正確性。這些工作可將工程驗證推進至田間部署驗證。</w:t>
       </w:r>
     </w:p>
     <w:p>
@@ -5786,13 +5804,25 @@
         <w:rPr>
           <w:rFonts w:ascii="Times New Roman" w:eastAsia="標楷體" w:cs="Times New Roman"/>
         </w:rPr>
-        <w:t>本研究提出完全在地端執行的柑橘病蟲害辨識與接地式診斷方法。影像模型在九類測試集達</w:t>
-      </w:r>
-      <w:r>
-        <w:rPr>
-          <w:rFonts w:ascii="Times New Roman" w:eastAsia="標楷體" w:cs="Times New Roman"/>
-        </w:rPr>
-        <w:t>mAP50=0.861</w:t>
+        <w:t>本研究提出完全於端側執行的柑橘病蟲害辨識與接地式診斷方法。偵測模型於九類測試集的</w:t>
+      </w:r>
+      <w:r>
+        <w:rPr>
+          <w:rFonts w:ascii="Times New Roman" w:eastAsia="標楷體" w:cs="Times New Roman"/>
+        </w:rPr>
+        <w:t>mAP50</w:t>
+      </w:r>
+      <w:r>
+        <w:rPr>
+          <w:rFonts w:ascii="Times New Roman" w:eastAsia="標楷體" w:cs="Times New Roman"/>
+        </w:rPr>
+        <w:t>為</w:t>
+      </w:r>
+      <w:r>
+        <w:rPr>
+          <w:rFonts w:ascii="Times New Roman" w:eastAsia="標楷體" w:cs="Times New Roman"/>
+        </w:rPr>
+        <w:t>0.861</w:t>
       </w:r>
       <w:r>
         <w:rPr>
@@ -5804,7 +5834,19 @@
         <w:rPr>
           <w:rFonts w:ascii="Times New Roman" w:eastAsia="標楷體" w:cs="Times New Roman"/>
         </w:rPr>
-        <w:t>mAP50–95=0.641</w:t>
+        <w:t>mAP50–95</w:t>
+      </w:r>
+      <w:r>
+        <w:rPr>
+          <w:rFonts w:ascii="Times New Roman" w:eastAsia="標楷體" w:cs="Times New Roman"/>
+        </w:rPr>
+        <w:t>為</w:t>
+      </w:r>
+      <w:r>
+        <w:rPr>
+          <w:rFonts w:ascii="Times New Roman" w:eastAsia="標楷體" w:cs="Times New Roman"/>
+        </w:rPr>
+        <w:t>0.641</w:t>
       </w:r>
       <w:r>
         <w:rPr>
@@ -5822,7 +5864,7 @@
         <w:rPr>
           <w:rFonts w:ascii="Times New Roman" w:eastAsia="標楷體" w:cs="Times New Roman"/>
         </w:rPr>
-        <w:t>在</w:t>
+        <w:t>於</w:t>
       </w:r>
       <w:r>
         <w:rPr>
@@ -5834,13 +5876,13 @@
         <w:rPr>
           <w:rFonts w:ascii="Times New Roman" w:eastAsia="標楷體" w:cs="Times New Roman"/>
         </w:rPr>
-        <w:t>題評估中達</w:t>
-      </w:r>
-      <w:r>
-        <w:rPr>
-          <w:rFonts w:ascii="Times New Roman" w:eastAsia="標楷體" w:cs="Times New Roman"/>
-        </w:rPr>
-        <w:t>Faithfulness=85.05%</w:t>
+        <w:t>題評估達</w:t>
+      </w:r>
+      <w:r>
+        <w:rPr>
+          <w:rFonts w:ascii="Times New Roman" w:eastAsia="標楷體" w:cs="Times New Roman"/>
+        </w:rPr>
+        <w:t>Faithfulness 85.05%</w:t>
       </w:r>
       <w:r>
         <w:rPr>
@@ -5852,7 +5894,7 @@
         <w:rPr>
           <w:rFonts w:ascii="Times New Roman" w:eastAsia="標楷體" w:cs="Times New Roman"/>
         </w:rPr>
-        <w:t>Context Precision=100.0%</w:t>
+        <w:t>Context Precision 100.0%</w:t>
       </w:r>
       <w:r>
         <w:rPr>
@@ -5864,13 +5906,13 @@
         <w:rPr>
           <w:rFonts w:ascii="Times New Roman" w:eastAsia="標楷體" w:cs="Times New Roman"/>
         </w:rPr>
-        <w:t>Context Recall=93.06%</w:t>
-      </w:r>
-      <w:r>
-        <w:rPr>
-          <w:rFonts w:ascii="Times New Roman" w:eastAsia="標楷體" w:cs="Times New Roman"/>
-        </w:rPr>
-        <w:t>，並能防禦跨作物與領域外邊界問題。消融顯示知識切片粒度影響最大，微調模型則必須搭配護欄。實驗顯示，資料標註一致性、域相似性、檢索證據與安全護欄對系統可靠性的影響不低於模型架構本身。此方法可作為離線農業輔助工具的基礎，但所有防治建議仍應以官方標示與農業專業人員判斷為準。</w:t>
+        <w:t>Context Recall 93.06%</w:t>
+      </w:r>
+      <w:r>
+        <w:rPr>
+          <w:rFonts w:ascii="Times New Roman" w:eastAsia="標楷體" w:cs="Times New Roman"/>
+        </w:rPr>
+        <w:t>，並能防禦跨作物與領域外邊界問題。消融實驗顯示知識切片粒度影響最大，且微調模型須搭配護欄。整體結果顯示，資料標註一致性、領域相似性、檢索證據與安全護欄對系統可靠性的影響不亞於模型架構。此方法可作為離線農業輔助工具的基礎，但防治建議仍應以官方標示與農業專業人員判斷為準。</w:t>
       </w:r>
     </w:p>
     <w:p>
@@ -5888,11 +5930,11 @@
         <w:pStyle w:val="a"/>
       </w:pPr>
       <w:r>
-        <w:t xml:space="preserve">Ashurov, A. Y., Al-Gaashani, M. S. A. M., Samee, N. A., Alkanhel, R., Atteia, G., Abdallah, </w:t>
+        <w:t xml:space="preserve">Ashurov, A. Y., Al-Gaashani, M. S. A. M., </w:t>
       </w:r>
       <w:r>
         <w:lastRenderedPageBreak/>
-        <w:t xml:space="preserve">H. A., &amp; Saleh Ali Muthanna, M. (2025). “Enhancing plant disease detection through deep learning: A depthwise CNN with squeeze and excitation integration and residual skip connections” </w:t>
+        <w:t xml:space="preserve">Samee, N. A., Alkanhel, R., Atteia, G., Abdallah, H. A., &amp; Saleh Ali Muthanna, M. (2025). “Enhancing plant disease detection through deep learning: A depthwise CNN with squeeze and excitation integration and residual skip connections” </w:t>
       </w:r>
       <w:r>
         <w:rPr>
@@ -6178,10 +6220,10 @@
         <w:pStyle w:val="a"/>
       </w:pPr>
       <w:r>
-        <w:t xml:space="preserve">Kang, D. H., Lee, H., Cha, H., Choi, M., &amp; Lim, S. (2026). “Pocket RAG: On-device RAG for first aid guidance in offline mobile </w:t>
-      </w:r>
-      <w:r>
-        <w:t xml:space="preserve">environments” </w:t>
+        <w:t xml:space="preserve">Kang, D. H., Lee, H., Cha, H., Choi, M., &amp; Lim, S. (2026). “Pocket RAG: On-device RAG for </w:t>
+      </w:r>
+      <w:r>
+        <w:t xml:space="preserve">first aid guidance in offline mobile environments” </w:t>
       </w:r>
       <w:r>
         <w:rPr>
@@ -6443,19 +6485,19 @@
         <w:rPr>
           <w:rFonts w:eastAsia="標楷體"/>
         </w:rPr>
-        <w:t>本研究部分受國科會計畫</w:t>
+        <w:t>本研究部分經費由國家科學及技術委員會補助（</w:t>
       </w:r>
       <w:r>
         <w:rPr>
           <w:rFonts w:eastAsia="標楷體"/>
         </w:rPr>
-        <w:t>115-2221-E-025-006</w:t>
+        <w:t>NSTC 115-2221-E-025-006</w:t>
       </w:r>
       <w:r>
         <w:rPr>
           <w:rFonts w:eastAsia="標楷體"/>
         </w:rPr>
-        <w:t>支持，謹此致謝。</w:t>
+        <w:t>），謹此致謝。</w:t>
       </w:r>
     </w:p>
     <w:sectPr>
@@ -6805,7 +6847,7 @@
       </w:pPr>
     </w:lvl>
   </w:abstractNum>
-  <w:num w:numId="1" w16cid:durableId="417601995">
+  <w:num w:numId="1" w16cid:durableId="1327367315">
     <w:abstractNumId w:val="0"/>
     <w:lvlOverride w:ilvl="0">
       <w:startOverride w:val="1"/>
@@ -6835,7 +6877,7 @@
       <w:startOverride w:val="1"/>
     </w:lvlOverride>
   </w:num>
-  <w:num w:numId="2" w16cid:durableId="1502156669">
+  <w:num w:numId="2" w16cid:durableId="302929950">
     <w:abstractNumId w:val="1"/>
     <w:lvlOverride w:ilvl="0">
       <w:startOverride w:val="1"/>

--- a/植物病蟲害辨識 (115資工四A)/TAAI2026/taai2026-domestic-full-paper.docx
+++ b/植物病蟲害辨識 (115資工四A)/TAAI2026/taai2026-domestic-full-paper.docx
@@ -560,7 +560,7 @@
         <w:rPr>
           <w:rFonts w:ascii="Times New Roman" w:eastAsia="標楷體" w:cs="Times New Roman"/>
         </w:rPr>
-        <w:t>[5, 12, 16, 17]</w:t>
+        <w:t>[1–4]</w:t>
       </w:r>
       <w:r>
         <w:rPr>
@@ -684,7 +684,7 @@
         <w:rPr>
           <w:rFonts w:ascii="Times New Roman" w:eastAsia="標楷體" w:cs="Times New Roman"/>
         </w:rPr>
-        <w:t>Mohanty et al. [16]</w:t>
+        <w:t>Mohanty et al. [1]</w:t>
       </w:r>
       <w:r>
         <w:rPr>
@@ -696,7 +696,7 @@
         <w:rPr>
           <w:rFonts w:ascii="Times New Roman" w:eastAsia="標楷體" w:cs="Times New Roman"/>
         </w:rPr>
-        <w:t>Ferentinos [5]</w:t>
+        <w:t>Ferentinos [2]</w:t>
       </w:r>
       <w:r>
         <w:rPr>
@@ -720,7 +720,7 @@
         <w:rPr>
           <w:rFonts w:ascii="Times New Roman" w:eastAsia="標楷體" w:cs="Times New Roman"/>
         </w:rPr>
-        <w:t>Prenafeta-Boldú [12]</w:t>
+        <w:t>Prenafeta-Boldú [3]</w:t>
       </w:r>
       <w:r>
         <w:rPr>
@@ -732,7 +732,7 @@
         <w:rPr>
           <w:rFonts w:ascii="Times New Roman" w:eastAsia="標楷體" w:cs="Times New Roman"/>
         </w:rPr>
-        <w:t>Pacal et al. [17]</w:t>
+        <w:t>Pacal et al. [4]</w:t>
       </w:r>
       <w:r>
         <w:rPr>
@@ -744,7 +744,7 @@
         <w:rPr>
           <w:rFonts w:ascii="Times New Roman" w:eastAsia="標楷體" w:cs="Times New Roman"/>
         </w:rPr>
-        <w:t>[11]</w:t>
+        <w:t>[6]</w:t>
       </w:r>
       <w:r>
         <w:rPr>
@@ -775,7 +775,7 @@
         <w:rPr>
           <w:rFonts w:ascii="Times New Roman" w:eastAsia="標楷體" w:cs="Times New Roman"/>
         </w:rPr>
-        <w:t>[1, 4, 6, 8, 22, 23]</w:t>
+        <w:t>[7–11], [17]</w:t>
       </w:r>
       <w:r>
         <w:rPr>
@@ -787,7 +787,7 @@
         <w:rPr>
           <w:rFonts w:ascii="Times New Roman" w:eastAsia="標楷體" w:cs="Times New Roman"/>
         </w:rPr>
-        <w:t>ResNet [9]</w:t>
+        <w:t>ResNet [12]</w:t>
       </w:r>
       <w:r>
         <w:rPr>
@@ -811,7 +811,7 @@
         <w:rPr>
           <w:rFonts w:ascii="Times New Roman" w:eastAsia="標楷體" w:cs="Times New Roman"/>
         </w:rPr>
-        <w:t>[2]</w:t>
+        <w:t>[13]</w:t>
       </w:r>
       <w:r>
         <w:rPr>
@@ -835,7 +835,7 @@
         <w:rPr>
           <w:rFonts w:ascii="Times New Roman" w:eastAsia="標楷體" w:cs="Times New Roman"/>
         </w:rPr>
-        <w:t>Grad-CAM [20]</w:t>
+        <w:t>Grad-CAM [15]</w:t>
       </w:r>
       <w:r>
         <w:rPr>
@@ -847,86 +847,86 @@
         <w:rPr>
           <w:rFonts w:ascii="Times New Roman" w:eastAsia="標楷體" w:cs="Times New Roman"/>
         </w:rPr>
+        <w:t>[16]</w:t>
+      </w:r>
+      <w:r>
+        <w:rPr>
+          <w:rFonts w:ascii="Times New Roman" w:eastAsia="標楷體" w:cs="Times New Roman"/>
+        </w:rPr>
+        <w:t>，故本研究同時評估類別級表現、外部影像與裝置持續負載。</w:t>
+      </w:r>
+    </w:p>
+    <w:p>
+      <w:pPr>
+        <w:pStyle w:val="2"/>
+      </w:pPr>
+      <w:r>
+        <w:t>端側生成與可信診斷</w:t>
+      </w:r>
+    </w:p>
+    <w:p>
+      <w:pPr>
+        <w:pStyle w:val="ac"/>
+      </w:pPr>
+      <w:r>
+        <w:rPr>
+          <w:rFonts w:ascii="Times New Roman" w:eastAsia="標楷體" w:cs="Times New Roman"/>
+        </w:rPr>
+        <w:t>影像分類器通常只輸出類別，無法說明病徵依據或處置邊界。</w:t>
+      </w:r>
+      <w:r>
+        <w:rPr>
+          <w:rFonts w:ascii="Times New Roman" w:eastAsia="標楷體" w:cs="Times New Roman"/>
+        </w:rPr>
+        <w:t>LoRA [18]</w:t>
+      </w:r>
+      <w:r>
+        <w:rPr>
+          <w:rFonts w:ascii="Times New Roman" w:eastAsia="標楷體" w:cs="Times New Roman"/>
+        </w:rPr>
+        <w:t>為參數高效微調方法，</w:t>
+      </w:r>
+      <w:r>
+        <w:rPr>
+          <w:rFonts w:ascii="Times New Roman" w:eastAsia="標楷體" w:cs="Times New Roman"/>
+        </w:rPr>
+        <w:t>Qwen2.5 [19]</w:t>
+      </w:r>
+      <w:r>
+        <w:rPr>
+          <w:rFonts w:ascii="Times New Roman" w:eastAsia="標楷體" w:cs="Times New Roman"/>
+        </w:rPr>
+        <w:t>提供小型語言模型；</w:t>
+      </w:r>
+      <w:r>
+        <w:rPr>
+          <w:rFonts w:ascii="Times New Roman" w:eastAsia="標楷體" w:cs="Times New Roman"/>
+        </w:rPr>
+        <w:t>Pocket RAG [20]</w:t>
+      </w:r>
+      <w:r>
+        <w:rPr>
+          <w:rFonts w:ascii="Times New Roman" w:eastAsia="標楷體" w:cs="Times New Roman"/>
+        </w:rPr>
+        <w:t>與邊緣裝置小語言模型研究</w:t>
+      </w:r>
+      <w:r>
+        <w:rPr>
+          <w:rFonts w:ascii="Times New Roman" w:eastAsia="標楷體" w:cs="Times New Roman"/>
+        </w:rPr>
         <w:t>[21]</w:t>
       </w:r>
       <w:r>
         <w:rPr>
           <w:rFonts w:ascii="Times New Roman" w:eastAsia="標楷體" w:cs="Times New Roman"/>
         </w:rPr>
-        <w:t>，故本研究同時評估類別級表現、外部影像與裝置持續負載。</w:t>
-      </w:r>
-    </w:p>
-    <w:p>
-      <w:pPr>
-        <w:pStyle w:val="2"/>
-      </w:pPr>
-      <w:r>
-        <w:t>端側生成與可信診斷</w:t>
-      </w:r>
-    </w:p>
-    <w:p>
-      <w:pPr>
-        <w:pStyle w:val="ac"/>
-      </w:pPr>
-      <w:r>
-        <w:rPr>
-          <w:rFonts w:ascii="Times New Roman" w:eastAsia="標楷體" w:cs="Times New Roman"/>
-        </w:rPr>
-        <w:t>影像分類器通常只輸出類別，無法說明病徵依據或處置邊界。</w:t>
-      </w:r>
-      <w:r>
-        <w:rPr>
-          <w:rFonts w:ascii="Times New Roman" w:eastAsia="標楷體" w:cs="Times New Roman"/>
-        </w:rPr>
-        <w:t>LoRA [10]</w:t>
-      </w:r>
-      <w:r>
-        <w:rPr>
-          <w:rFonts w:ascii="Times New Roman" w:eastAsia="標楷體" w:cs="Times New Roman"/>
-        </w:rPr>
-        <w:t>為參數高效微調方法，</w:t>
-      </w:r>
-      <w:r>
-        <w:rPr>
-          <w:rFonts w:ascii="Times New Roman" w:eastAsia="標楷體" w:cs="Times New Roman"/>
-        </w:rPr>
-        <w:t>Qwen2.5 [18]</w:t>
-      </w:r>
-      <w:r>
-        <w:rPr>
-          <w:rFonts w:ascii="Times New Roman" w:eastAsia="標楷體" w:cs="Times New Roman"/>
-        </w:rPr>
-        <w:t>提供小型語言模型；</w:t>
-      </w:r>
-      <w:r>
-        <w:rPr>
-          <w:rFonts w:ascii="Times New Roman" w:eastAsia="標楷體" w:cs="Times New Roman"/>
-        </w:rPr>
-        <w:t>Pocket RAG [13]</w:t>
-      </w:r>
-      <w:r>
-        <w:rPr>
-          <w:rFonts w:ascii="Times New Roman" w:eastAsia="標楷體" w:cs="Times New Roman"/>
-        </w:rPr>
-        <w:t>與邊緣裝置小語言模型研究</w:t>
-      </w:r>
-      <w:r>
-        <w:rPr>
-          <w:rFonts w:ascii="Times New Roman" w:eastAsia="標楷體" w:cs="Times New Roman"/>
-        </w:rPr>
-        <w:t>[7]</w:t>
-      </w:r>
-      <w:r>
-        <w:rPr>
-          <w:rFonts w:ascii="Times New Roman" w:eastAsia="標楷體" w:cs="Times New Roman"/>
-        </w:rPr>
         <w:t>證實離線檢索與生成的可行性，</w:t>
       </w:r>
       <w:r>
         <w:rPr>
           <w:rFonts w:ascii="Times New Roman" w:eastAsia="標楷體" w:cs="Times New Roman"/>
         </w:rPr>
-        <w:t>DPO [19]</w:t>
+        <w:t>DPO [22]</w:t>
       </w:r>
       <w:r>
         <w:rPr>
@@ -962,7 +962,7 @@
         <w:rPr>
           <w:rFonts w:ascii="Times New Roman" w:eastAsia="標楷體" w:cs="Times New Roman"/>
         </w:rPr>
-        <w:t>RAGAS [3]</w:t>
+        <w:t>RAGAS [23]</w:t>
       </w:r>
       <w:r>
         <w:rPr>
@@ -1039,7 +1039,7 @@
         <w:rPr>
           <w:rFonts w:ascii="Times New Roman" w:eastAsia="標楷體" w:cs="Times New Roman"/>
         </w:rPr>
-        <w:t>[15]</w:t>
+        <w:t>[5]</w:t>
       </w:r>
       <w:r>
         <w:rPr>
@@ -2035,7 +2035,7 @@
           <w:noProof/>
         </w:rPr>
         <w:drawing>
-          <wp:inline distT="0" distB="0" distL="0" distR="0" wp14:anchorId="11F88E03" wp14:editId="076CD525">
+          <wp:inline distT="0" distB="0" distL="0" distR="0" wp14:anchorId="7F27C299" wp14:editId="33616071">
             <wp:extent cx="2745105" cy="1372552"/>
             <wp:effectExtent l="0" t="0" r="0" b="0"/>
             <wp:docPr id="1" name="Figure 1"/>
@@ -2460,7 +2460,7 @@
           <w:noProof/>
         </w:rPr>
         <w:drawing>
-          <wp:inline distT="0" distB="0" distL="0" distR="0" wp14:anchorId="7539ADED" wp14:editId="40D253DC">
+          <wp:inline distT="0" distB="0" distL="0" distR="0" wp14:anchorId="39BDA871" wp14:editId="3BF3C547">
             <wp:extent cx="2745105" cy="2058829"/>
             <wp:effectExtent l="0" t="0" r="0" b="0"/>
             <wp:docPr id="2" name="Figure 2"/>
@@ -3040,7 +3040,7 @@
         <w:rPr>
           <w:rFonts w:ascii="Times New Roman" w:eastAsia="標楷體" w:cs="Times New Roman"/>
         </w:rPr>
-        <w:t>Pocket RAG [13]</w:t>
+        <w:t>Pocket RAG [20]</w:t>
       </w:r>
       <w:r>
         <w:rPr>
@@ -5113,7 +5113,7 @@
         <w:rPr>
           <w:rFonts w:ascii="Times New Roman" w:eastAsia="標楷體" w:cs="Times New Roman"/>
         </w:rPr>
-        <w:t>[3]</w:t>
+        <w:t>[23]</w:t>
       </w:r>
       <w:r>
         <w:rPr>
@@ -5663,7 +5663,7 @@
         <w:rPr>
           <w:rFonts w:ascii="Times New Roman" w:eastAsia="標楷體" w:cs="Times New Roman"/>
         </w:rPr>
-        <w:t>[15]</w:t>
+        <w:t>[5]</w:t>
       </w:r>
       <w:r>
         <w:rPr>
@@ -5922,548 +5922,32 @@
         <w:ind w:left="284" w:hanging="284"/>
       </w:pPr>
       <w:r>
-        <w:t>參考文獻</w:t>
-      </w:r>
-    </w:p>
-    <w:p>
-      <w:pPr>
-        <w:pStyle w:val="a"/>
-      </w:pPr>
-      <w:r>
-        <w:t xml:space="preserve">Ashurov, A. Y., Al-Gaashani, M. S. A. M., </w:t>
-      </w:r>
-      <w:r>
         <w:lastRenderedPageBreak/>
-        <w:t xml:space="preserve">Samee, N. A., Alkanhel, R., Atteia, G., Abdallah, H. A., &amp; Saleh Ali Muthanna, M. (2025). “Enhancing plant disease detection through deep learning: A depthwise CNN with squeeze and excitation integration and residual skip connections” </w:t>
-      </w:r>
-      <w:r>
-        <w:rPr>
-          <w:i/>
-          <w:iCs/>
-        </w:rPr>
-        <w:t>Frontiers in Plant Science</w:t>
-      </w:r>
-      <w:r>
-        <w:t xml:space="preserve">, </w:t>
-      </w:r>
-      <w:r>
-        <w:rPr>
-          <w:i/>
-          <w:iCs/>
-        </w:rPr>
-        <w:t>15</w:t>
-      </w:r>
-      <w:r>
-        <w:t>, 1505857.</w:t>
-      </w:r>
-    </w:p>
-    <w:p>
-      <w:pPr>
-        <w:pStyle w:val="a"/>
-      </w:pPr>
-      <w:r>
-        <w:t xml:space="preserve">Deng, J., Dong, W., Socher, R., Li, L.-J., Li, K., &amp; Fei-Fei, L. (2009). “ImageNet: A large-scale hierarchical image database” </w:t>
-      </w:r>
-      <w:r>
-        <w:rPr>
-          <w:i/>
-          <w:iCs/>
-        </w:rPr>
-        <w:t>Proceedings of the IEEE Conference on Computer Vision and Pattern Recognition (CVPR)</w:t>
-      </w:r>
-      <w:r>
-        <w:t>, pp. 248–255.</w:t>
-      </w:r>
-    </w:p>
-    <w:p>
-      <w:pPr>
-        <w:pStyle w:val="a"/>
-      </w:pPr>
-      <w:r>
-        <w:t xml:space="preserve">Es, S., James, J., Espinosa-Anke, L., &amp; Schockaert, S. (2023). “RAGAS: Automated evaluation of retrieval augmented generation” </w:t>
-      </w:r>
-      <w:r>
-        <w:rPr>
-          <w:i/>
-          <w:iCs/>
-        </w:rPr>
-        <w:t>arXiv preprint arXiv:2309.15217</w:t>
-      </w:r>
-      <w:r>
-        <w:t>.</w:t>
-      </w:r>
-    </w:p>
-    <w:p>
-      <w:pPr>
-        <w:pStyle w:val="a"/>
-      </w:pPr>
-      <w:r>
-        <w:t xml:space="preserve">Feng, W., Liu, J., Li, Z., &amp; Lyu, S. (2025). “YOLO-Citrus: A lightweight and efficient model for citrus leaf disease detection in complex agricultural environments” </w:t>
-      </w:r>
-      <w:r>
-        <w:rPr>
-          <w:i/>
-          <w:iCs/>
-        </w:rPr>
-        <w:t>Frontiers in Plant Science</w:t>
-      </w:r>
-      <w:r>
-        <w:t xml:space="preserve">, </w:t>
-      </w:r>
-      <w:r>
-        <w:rPr>
-          <w:i/>
-          <w:iCs/>
-        </w:rPr>
-        <w:t>16</w:t>
-      </w:r>
-      <w:r>
-        <w:t>, 1668036.</w:t>
-      </w:r>
-    </w:p>
-    <w:p>
-      <w:pPr>
-        <w:pStyle w:val="a"/>
-      </w:pPr>
-      <w:r>
-        <w:t xml:space="preserve">Ferentinos, K. P. (2018). “Deep learning models for plant disease detection and diagnosis” </w:t>
-      </w:r>
-      <w:r>
-        <w:rPr>
-          <w:i/>
-          <w:iCs/>
-        </w:rPr>
-        <w:t>Computers and Electronics in Agriculture</w:t>
-      </w:r>
-      <w:r>
-        <w:t xml:space="preserve">, </w:t>
-      </w:r>
-      <w:r>
-        <w:rPr>
-          <w:i/>
-          <w:iCs/>
-        </w:rPr>
-        <w:t>145</w:t>
-      </w:r>
-      <w:r>
-        <w:t>, 311–318.</w:t>
-      </w:r>
-    </w:p>
-    <w:p>
-      <w:pPr>
-        <w:pStyle w:val="a"/>
-      </w:pPr>
-      <w:r>
-        <w:t xml:space="preserve">Goyal, A., &amp; Lakhwani, K. (2025). “Integrating advanced deep learning techniques for enhanced detection and classification of citrus leaf and fruit diseases” </w:t>
-      </w:r>
-      <w:r>
-        <w:rPr>
-          <w:i/>
-          <w:iCs/>
-        </w:rPr>
-        <w:t>Scientific Reports</w:t>
-      </w:r>
-      <w:r>
-        <w:t xml:space="preserve">, </w:t>
-      </w:r>
-      <w:r>
-        <w:rPr>
-          <w:i/>
-          <w:iCs/>
-        </w:rPr>
-        <w:t>15</w:t>
-      </w:r>
-      <w:r>
-        <w:t>, 12659.</w:t>
-      </w:r>
-    </w:p>
-    <w:p>
-      <w:pPr>
-        <w:pStyle w:val="a"/>
-      </w:pPr>
-      <w:r>
-        <w:t xml:space="preserve">Guainazzo, N., Delzanno, G., Ancona, D., &amp; D’Agostino, D. (2026). “Navigating the seas of AI: Effectiveness of small language models on edge devices for maritime applications” </w:t>
-      </w:r>
-      <w:r>
-        <w:rPr>
-          <w:i/>
-          <w:iCs/>
-        </w:rPr>
-        <w:t>Sensors</w:t>
-      </w:r>
-      <w:r>
-        <w:t xml:space="preserve">, </w:t>
-      </w:r>
-      <w:r>
-        <w:rPr>
-          <w:i/>
-          <w:iCs/>
-        </w:rPr>
-        <w:t>26</w:t>
-      </w:r>
-      <w:r>
-        <w:t>(5), 1590.</w:t>
-      </w:r>
-    </w:p>
-    <w:p>
-      <w:pPr>
-        <w:pStyle w:val="a"/>
-      </w:pPr>
-      <w:r>
-        <w:t xml:space="preserve">Guan, H., Fu, C., Zhang, G., Li, K., Wang, P., &amp; Zhu, Z. (2023). “A lightweight model for efficient identification of plant diseases and pests based on deep learning” </w:t>
-      </w:r>
-      <w:r>
-        <w:rPr>
-          <w:i/>
-          <w:iCs/>
-        </w:rPr>
-        <w:t>Frontiers in Plant Science</w:t>
-      </w:r>
-      <w:r>
-        <w:t xml:space="preserve">, </w:t>
-      </w:r>
-      <w:r>
-        <w:rPr>
-          <w:i/>
-          <w:iCs/>
-        </w:rPr>
-        <w:t>14</w:t>
-      </w:r>
-      <w:r>
-        <w:t>, 1227011.</w:t>
-      </w:r>
-    </w:p>
-    <w:p>
-      <w:pPr>
-        <w:pStyle w:val="a"/>
-      </w:pPr>
-      <w:r>
-        <w:t xml:space="preserve">He, K., Zhang, X., Ren, S., &amp; Sun, J. (2016). “Deep residual learning for image recognition” </w:t>
-      </w:r>
-      <w:r>
-        <w:rPr>
-          <w:i/>
-          <w:iCs/>
-        </w:rPr>
-        <w:t>Proceedings of the IEEE Conference on Computer Vision and Pattern Recognition (CVPR)</w:t>
-      </w:r>
-      <w:r>
-        <w:t>, pp. 770–778.</w:t>
-      </w:r>
-    </w:p>
-    <w:p>
-      <w:pPr>
-        <w:pStyle w:val="a"/>
-      </w:pPr>
-      <w:r>
-        <w:t xml:space="preserve">Hu, E. J., Shen, Y., Wallis, P., Allen-Zhu, Z., Li, Y., Wang, S., Wang, L., &amp; Chen, W. (2021). “LoRA: Low-rank adaptation of large language models” </w:t>
-      </w:r>
-      <w:r>
-        <w:rPr>
-          <w:i/>
-          <w:iCs/>
-        </w:rPr>
-        <w:t>arXiv preprint arXiv:2106.09685</w:t>
-      </w:r>
-      <w:r>
-        <w:t>.</w:t>
-      </w:r>
-    </w:p>
-    <w:p>
-      <w:pPr>
-        <w:pStyle w:val="a"/>
-      </w:pPr>
-      <w:r>
-        <w:t xml:space="preserve">Hughes, D. P., &amp; Salathé, M. (2015). “An open access repository of images on plant health to enable the development of mobile disease diagnostics” </w:t>
-      </w:r>
-      <w:r>
-        <w:rPr>
-          <w:i/>
-          <w:iCs/>
-        </w:rPr>
-        <w:t>arXiv preprint arXiv:1511.08060</w:t>
-      </w:r>
-      <w:r>
-        <w:t>.</w:t>
-      </w:r>
-    </w:p>
-    <w:p>
-      <w:pPr>
-        <w:pStyle w:val="a"/>
-      </w:pPr>
-      <w:r>
-        <w:t xml:space="preserve">Kamilaris, A., &amp; Prenafeta-Boldú, F. X. (2018). “Deep learning in agriculture: A survey” </w:t>
-      </w:r>
-      <w:r>
-        <w:rPr>
-          <w:i/>
-          <w:iCs/>
-        </w:rPr>
-        <w:t>Computers and Electronics in Agriculture</w:t>
-      </w:r>
-      <w:r>
-        <w:t xml:space="preserve">, </w:t>
-      </w:r>
-      <w:r>
-        <w:rPr>
-          <w:i/>
-          <w:iCs/>
-        </w:rPr>
-        <w:t>147</w:t>
-      </w:r>
-      <w:r>
-        <w:t>, 70–90.</w:t>
-      </w:r>
-    </w:p>
-    <w:p>
-      <w:pPr>
-        <w:pStyle w:val="a"/>
-      </w:pPr>
-      <w:r>
-        <w:t xml:space="preserve">Kang, D. H., Lee, H., Cha, H., Choi, M., &amp; Lim, S. (2026). “Pocket RAG: On-device RAG for </w:t>
-      </w:r>
-      <w:r>
-        <w:t xml:space="preserve">first aid guidance in offline mobile environments” </w:t>
-      </w:r>
-      <w:r>
-        <w:rPr>
-          <w:i/>
-          <w:iCs/>
-        </w:rPr>
-        <w:t>arXiv preprint arXiv:2602.13229</w:t>
-      </w:r>
-      <w:r>
-        <w:t>.</w:t>
-      </w:r>
-    </w:p>
-    <w:p>
-      <w:pPr>
-        <w:pStyle w:val="a"/>
-      </w:pPr>
-      <w:r>
-        <w:t xml:space="preserve">Lin, T.-Y., Goyal, P., Girshick, R., He, K., &amp; Dollár, P. (2017). “Focal loss for dense object detection” </w:t>
-      </w:r>
-      <w:r>
-        <w:rPr>
-          <w:i/>
-          <w:iCs/>
-        </w:rPr>
-        <w:t>Proceedings of the IEEE International Conference on Computer Vision (ICCV)</w:t>
-      </w:r>
-      <w:r>
-        <w:t>, pp. 2980–2988.</w:t>
-      </w:r>
-    </w:p>
-    <w:p>
-      <w:pPr>
-        <w:pStyle w:val="a"/>
-      </w:pPr>
-      <w:r>
-        <w:t>Ministry of Agriculture, Taiwan. (2026). “Ministry of Agriculture official website” Retrieved July 2, 2026, from https://www.moa.gov.tw/</w:t>
-      </w:r>
-    </w:p>
-    <w:p>
-      <w:pPr>
-        <w:pStyle w:val="a"/>
-      </w:pPr>
-      <w:r>
-        <w:t xml:space="preserve">Mohanty, S. P., Hughes, D. P., &amp; Salathé, M. (2016). “Using deep learning for image-based plant disease detection” </w:t>
-      </w:r>
-      <w:r>
-        <w:rPr>
-          <w:i/>
-          <w:iCs/>
-        </w:rPr>
-        <w:t>Frontiers in Plant Science</w:t>
-      </w:r>
-      <w:r>
-        <w:t xml:space="preserve">, </w:t>
-      </w:r>
-      <w:r>
-        <w:rPr>
-          <w:i/>
-          <w:iCs/>
-        </w:rPr>
-        <w:t>7</w:t>
-      </w:r>
-      <w:r>
-        <w:t>, 1419.</w:t>
-      </w:r>
-    </w:p>
-    <w:p>
-      <w:pPr>
-        <w:pStyle w:val="a"/>
-      </w:pPr>
-      <w:r>
-        <w:t xml:space="preserve">Pacal, I., Kunduracioglu, I., Alma, M. H., Deveci, M., Kadry, S., Nedoma, J., Slany, V., &amp; Martinek, R. (2024). “A systematic review of deep learning techniques for plant diseases” </w:t>
-      </w:r>
-      <w:r>
-        <w:rPr>
-          <w:i/>
-          <w:iCs/>
-        </w:rPr>
-        <w:t>Artificial Intelligence Review</w:t>
-      </w:r>
-      <w:r>
-        <w:t xml:space="preserve">, </w:t>
-      </w:r>
-      <w:r>
-        <w:rPr>
-          <w:i/>
-          <w:iCs/>
-        </w:rPr>
-        <w:t>57</w:t>
-      </w:r>
-      <w:r>
-        <w:t>(11), 304.</w:t>
-      </w:r>
-    </w:p>
-    <w:p>
-      <w:pPr>
-        <w:pStyle w:val="a"/>
-      </w:pPr>
-      <w:r>
-        <w:t xml:space="preserve">Qwen Team. (2025). “Qwen2.5 technical report” </w:t>
-      </w:r>
-      <w:r>
-        <w:rPr>
-          <w:i/>
-          <w:iCs/>
-        </w:rPr>
-        <w:t>arXiv preprint arXiv:2412.15115</w:t>
-      </w:r>
-      <w:r>
-        <w:t>.</w:t>
-      </w:r>
-    </w:p>
-    <w:p>
-      <w:pPr>
-        <w:pStyle w:val="a"/>
-      </w:pPr>
-      <w:r>
-        <w:t xml:space="preserve">Rafailov, R., Sharma, A., Mitchell, E., Manning, C. D., Ermon, S., &amp; Finn, C. (2023). “Direct preference optimization: Your language model is secretly a reward model” </w:t>
-      </w:r>
-      <w:r>
-        <w:rPr>
-          <w:i/>
-          <w:iCs/>
-        </w:rPr>
-        <w:t>Advances in Neural Information Processing Systems</w:t>
-      </w:r>
-      <w:r>
-        <w:t xml:space="preserve">, </w:t>
-      </w:r>
-      <w:r>
-        <w:rPr>
-          <w:i/>
-          <w:iCs/>
-        </w:rPr>
-        <w:t>36</w:t>
-      </w:r>
-      <w:r>
-        <w:t>, 53728–53741.</w:t>
-      </w:r>
-    </w:p>
-    <w:p>
-      <w:pPr>
-        <w:pStyle w:val="a"/>
-      </w:pPr>
-      <w:r>
-        <w:t xml:space="preserve">Selvaraju, R. R., Cogswell, M., Das, A., Vedantam, R., Parikh, D., &amp; Batra, D. (2017). “Grad-CAM: Visual explanations from deep networks via gradient-based localization” </w:t>
-      </w:r>
-      <w:r>
-        <w:rPr>
-          <w:i/>
-          <w:iCs/>
-        </w:rPr>
-        <w:t>Proceedings of the IEEE International Conference on Computer Vision (ICCV)</w:t>
-      </w:r>
-      <w:r>
-        <w:t>, pp. 618–626.</w:t>
-      </w:r>
-    </w:p>
-    <w:p>
-      <w:pPr>
-        <w:pStyle w:val="a"/>
-      </w:pPr>
-      <w:r>
-        <w:t xml:space="preserve">Shorten, C., &amp; Khoshgoftaar, T. M. (2019). “A survey on image data augmentation for deep learning” </w:t>
-      </w:r>
-      <w:r>
-        <w:rPr>
-          <w:i/>
-          <w:iCs/>
-        </w:rPr>
-        <w:t>Journal of Big Data</w:t>
-      </w:r>
-      <w:r>
-        <w:t xml:space="preserve">, </w:t>
-      </w:r>
-      <w:r>
-        <w:rPr>
-          <w:i/>
-          <w:iCs/>
-        </w:rPr>
-        <w:t>6</w:t>
-      </w:r>
-      <w:r>
-        <w:t>(1), 60.</w:t>
-      </w:r>
-    </w:p>
-    <w:p>
-      <w:pPr>
-        <w:pStyle w:val="a"/>
-      </w:pPr>
-      <w:r>
-        <w:t xml:space="preserve">Xiong, H., Li, J., Wang, T., Zhang, F., &amp; Wang, Z. (2024). “EResNet-SVM: An overfitting-relieved deep learning model for recognition of plant diseases and pests” </w:t>
-      </w:r>
-      <w:r>
-        <w:rPr>
-          <w:i/>
-          <w:iCs/>
-        </w:rPr>
-        <w:t>Journal of the Science of Food and Agriculture</w:t>
-      </w:r>
-      <w:r>
-        <w:t xml:space="preserve">, </w:t>
-      </w:r>
-      <w:r>
-        <w:rPr>
-          <w:i/>
-          <w:iCs/>
-        </w:rPr>
-        <w:t>104</w:t>
-      </w:r>
-      <w:r>
-        <w:t>(10), 6018–6034.</w:t>
-      </w:r>
-    </w:p>
-    <w:p>
-      <w:pPr>
-        <w:pStyle w:val="a"/>
-      </w:pPr>
-      <w:r>
-        <w:t xml:space="preserve">Xu, Y., Gao, Z., Zhai, Y., Wang, Q., Gao, Z., Xu, Z., &amp; Zhou, Y. (2023). “A CNNA-based lightweight multi-scale tomato pest and disease classification method” </w:t>
-      </w:r>
-      <w:r>
-        <w:rPr>
-          <w:i/>
-          <w:iCs/>
-        </w:rPr>
-        <w:t>Sustainability</w:t>
-      </w:r>
-      <w:r>
-        <w:t xml:space="preserve">, </w:t>
-      </w:r>
-      <w:r>
-        <w:rPr>
-          <w:i/>
-          <w:iCs/>
-        </w:rPr>
-        <w:t>15</w:t>
-      </w:r>
-      <w:r>
-        <w:t>(11), 8813.</w:t>
+        <w:t>誌謝</w:t>
+      </w:r>
+    </w:p>
+    <w:p>
+      <w:pPr>
+        <w:pStyle w:val="a8"/>
+        <w:ind w:firstLineChars="213" w:firstLine="426"/>
+      </w:pPr>
+      <w:r>
+        <w:rPr>
+          <w:rFonts w:eastAsia="標楷體"/>
+        </w:rPr>
+        <w:t>本研究部分經費由國家科學及技術委員會補助（</w:t>
+      </w:r>
+      <w:r>
+        <w:rPr>
+          <w:rFonts w:eastAsia="標楷體"/>
+        </w:rPr>
+        <w:t>NSTC 115-2221-E-025-006</w:t>
+      </w:r>
+      <w:r>
+        <w:rPr>
+          <w:rFonts w:eastAsia="標楷體"/>
+        </w:rPr>
+        <w:t>），謹此致謝。</w:t>
       </w:r>
     </w:p>
     <w:p>
@@ -6473,31 +5957,361 @@
         <w:ind w:left="284" w:hanging="284"/>
       </w:pPr>
       <w:r>
-        <w:t>誌謝</w:t>
-      </w:r>
-    </w:p>
-    <w:p>
-      <w:pPr>
-        <w:pStyle w:val="a8"/>
-        <w:ind w:firstLineChars="213" w:firstLine="426"/>
-      </w:pPr>
-      <w:r>
-        <w:rPr>
-          <w:rFonts w:eastAsia="標楷體"/>
-        </w:rPr>
-        <w:t>本研究部分經費由國家科學及技術委員會補助（</w:t>
-      </w:r>
-      <w:r>
-        <w:rPr>
-          <w:rFonts w:eastAsia="標楷體"/>
-        </w:rPr>
-        <w:t>NSTC 115-2221-E-025-006</w:t>
-      </w:r>
-      <w:r>
-        <w:rPr>
-          <w:rFonts w:eastAsia="標楷體"/>
-        </w:rPr>
-        <w:t>），謹此致謝。</w:t>
+        <w:t>參考文獻</w:t>
+      </w:r>
+    </w:p>
+    <w:p>
+      <w:pPr>
+        <w:pStyle w:val="a"/>
+      </w:pPr>
+      <w:r>
+        <w:t xml:space="preserve">S. P. Mohanty, D. P. Hughes, and M. Salathé, “Using deep learning for image-based plant disease detection,” </w:t>
+      </w:r>
+      <w:r>
+        <w:rPr>
+          <w:i/>
+          <w:iCs/>
+        </w:rPr>
+        <w:t>Frontiers in Plant Science</w:t>
+      </w:r>
+      <w:r>
+        <w:t>, vol. 7, p. 1419, 2016.</w:t>
+      </w:r>
+    </w:p>
+    <w:p>
+      <w:pPr>
+        <w:pStyle w:val="a"/>
+      </w:pPr>
+      <w:r>
+        <w:t xml:space="preserve">K. P. Ferentinos, “Deep learning models for plant disease detection and diagnosis,” </w:t>
+      </w:r>
+      <w:r>
+        <w:rPr>
+          <w:i/>
+          <w:iCs/>
+        </w:rPr>
+        <w:t>Computers and Electronics in Agriculture</w:t>
+      </w:r>
+      <w:r>
+        <w:t>, vol. 145, pp. 311–318, 2018.</w:t>
+      </w:r>
+    </w:p>
+    <w:p>
+      <w:pPr>
+        <w:pStyle w:val="a"/>
+      </w:pPr>
+      <w:r>
+        <w:t xml:space="preserve">A. Kamilaris and F. X. Prenafeta-Boldú, “Deep learning in agriculture: A survey,” </w:t>
+      </w:r>
+      <w:r>
+        <w:rPr>
+          <w:i/>
+          <w:iCs/>
+        </w:rPr>
+        <w:t>Computers and Electronics in Agriculture</w:t>
+      </w:r>
+      <w:r>
+        <w:t>, vol. 147, pp. 70–90, 2018.</w:t>
+      </w:r>
+    </w:p>
+    <w:p>
+      <w:pPr>
+        <w:pStyle w:val="a"/>
+      </w:pPr>
+      <w:r>
+        <w:t xml:space="preserve">I. Pacal, I. Kunduracioglu, M. H. Alma, M. Deveci, S. Kadry, J. Nedoma, V. Slany, and R. Martinek, “A systematic review of deep learning techniques for plant diseases,” </w:t>
+      </w:r>
+      <w:r>
+        <w:rPr>
+          <w:i/>
+          <w:iCs/>
+        </w:rPr>
+        <w:t>Artificial Intelligence Review</w:t>
+      </w:r>
+      <w:r>
+        <w:t>, vol. 57, no. 11, p. 304, 2024.</w:t>
+      </w:r>
+    </w:p>
+    <w:p>
+      <w:pPr>
+        <w:pStyle w:val="a"/>
+      </w:pPr>
+      <w:r>
+        <w:t>Ministry of Agriculture, Taiwan, “Ministry of agriculture official website,” [Online]. Available: https://www.moa.gov.tw/, 2026. Accessed: 2026-07-02.</w:t>
+      </w:r>
+    </w:p>
+    <w:p>
+      <w:pPr>
+        <w:pStyle w:val="a"/>
+      </w:pPr>
+      <w:r>
+        <w:t>D. P. Hughes and M. Salathé, “An open access repository of images on plant health to enable the development of mobile disease diagnostics,” arXiv preprint arXiv:1511.08060, 2015.</w:t>
+      </w:r>
+    </w:p>
+    <w:p>
+      <w:pPr>
+        <w:pStyle w:val="a"/>
+      </w:pPr>
+      <w:r>
+        <w:t xml:space="preserve">H. Guan, C. Fu, G. Zhang, K. Li, P. Wang, and Z. Zhu, “A lightweight model for efficient identification of plant diseases and pests based on deep learning,” </w:t>
+      </w:r>
+      <w:r>
+        <w:rPr>
+          <w:i/>
+          <w:iCs/>
+        </w:rPr>
+        <w:t>Frontiers in Plant Science</w:t>
+      </w:r>
+      <w:r>
+        <w:t>, vol. 14, p. 1227011, 2023.</w:t>
+      </w:r>
+    </w:p>
+    <w:p>
+      <w:pPr>
+        <w:pStyle w:val="a"/>
+      </w:pPr>
+      <w:r>
+        <w:t xml:space="preserve">H. Xiong, J. Li, T. Wang, F. Zhang, and Z. Wang, “EResNet-SVM: An overfitting-relieved deep learning model for recognition of plant diseases and pests,” </w:t>
+      </w:r>
+      <w:r>
+        <w:rPr>
+          <w:i/>
+          <w:iCs/>
+        </w:rPr>
+        <w:t>Journal of the Science of Food and Agriculture</w:t>
+      </w:r>
+      <w:r>
+        <w:t>, vol. 104, no. 10, pp. 6018–6034, 2024.</w:t>
+      </w:r>
+    </w:p>
+    <w:p>
+      <w:pPr>
+        <w:pStyle w:val="a"/>
+      </w:pPr>
+      <w:r>
+        <w:t xml:space="preserve">A. Y. Ashurov, M. S. A. M. Al-Gaashani, N. A. Samee, R. Alkanhel, G. Atteia, H. A. Abdallah, and M. Saleh Ali Muthanna, “Enhancing plant disease detection through deep learning: A depthwise CNN with squeeze and excitation integration and residual skip connections,” </w:t>
+      </w:r>
+      <w:r>
+        <w:rPr>
+          <w:i/>
+          <w:iCs/>
+        </w:rPr>
+        <w:t>Frontiers in Plant Science</w:t>
+      </w:r>
+      <w:r>
+        <w:t>, vol. 15, p. 1505857, 2025.</w:t>
+      </w:r>
+    </w:p>
+    <w:p>
+      <w:pPr>
+        <w:pStyle w:val="a"/>
+      </w:pPr>
+      <w:r>
+        <w:t xml:space="preserve">Y. Xu, Z. Gao, Y. Zhai, Q. Wang, Z. Gao, Z. Xu, and Y. Zhou, “A CNNA-based lightweight multi-scale tomato pest and disease classification method,” </w:t>
+      </w:r>
+      <w:r>
+        <w:rPr>
+          <w:i/>
+          <w:iCs/>
+        </w:rPr>
+        <w:t>Sustainability</w:t>
+      </w:r>
+      <w:r>
+        <w:t>, vol. 15, no. 11, p. 8813, 2023.</w:t>
+      </w:r>
+    </w:p>
+    <w:p>
+      <w:pPr>
+        <w:pStyle w:val="a"/>
+      </w:pPr>
+      <w:r>
+        <w:t xml:space="preserve">A. Goyal and K. Lakhwani, “Integrating advanced deep learning techniques for enhanced detection and classification of citrus leaf and fruit diseases,” </w:t>
+      </w:r>
+      <w:r>
+        <w:rPr>
+          <w:i/>
+          <w:iCs/>
+        </w:rPr>
+        <w:t>Scientific Reports</w:t>
+      </w:r>
+      <w:r>
+        <w:t>, vol. 15, p. 12659, 2025.</w:t>
+      </w:r>
+    </w:p>
+    <w:p>
+      <w:pPr>
+        <w:pStyle w:val="a"/>
+      </w:pPr>
+      <w:r>
+        <w:t xml:space="preserve">K. He, X. Zhang, S. Ren, and J. Sun, “Deep residual learning for image recognition,” in </w:t>
+      </w:r>
+      <w:r>
+        <w:rPr>
+          <w:i/>
+          <w:iCs/>
+        </w:rPr>
+        <w:t>Proc. CVPR</w:t>
+      </w:r>
+      <w:r>
+        <w:t>, pp. 770–778, 2016.</w:t>
+      </w:r>
+    </w:p>
+    <w:p>
+      <w:pPr>
+        <w:pStyle w:val="a"/>
+      </w:pPr>
+      <w:r>
+        <w:t xml:space="preserve">J. Deng, W. Dong, R. Socher, L.-J. Li, K. Li, and L. Fei-Fei, “ImageNet: A large-scale hierarchical image database,” in </w:t>
+      </w:r>
+      <w:r>
+        <w:rPr>
+          <w:i/>
+          <w:iCs/>
+        </w:rPr>
+        <w:t>Proc. CVPR</w:t>
+      </w:r>
+      <w:r>
+        <w:t>, pp. 248–255, 2009.</w:t>
+      </w:r>
+    </w:p>
+    <w:p>
+      <w:pPr>
+        <w:pStyle w:val="a"/>
+      </w:pPr>
+      <w:r>
+        <w:t xml:space="preserve">T.-Y. Lin, P. Goyal, R. Girshick, K. He, and P. Dollár, “Focal loss for dense object detection,” in </w:t>
+      </w:r>
+      <w:r>
+        <w:rPr>
+          <w:i/>
+          <w:iCs/>
+        </w:rPr>
+        <w:t>Proc. ICCV</w:t>
+      </w:r>
+      <w:r>
+        <w:t>, pp. 2980–2988, 2017.</w:t>
+      </w:r>
+    </w:p>
+    <w:p>
+      <w:pPr>
+        <w:pStyle w:val="a"/>
+      </w:pPr>
+      <w:r>
+        <w:t xml:space="preserve">R. R. Selvaraju, M. Cogswell, A. Das, R. Vedantam, D. Parikh, and D. Batra, “Grad-CAM: Visual explanations from deep networks via gradient-based localization,” in </w:t>
+      </w:r>
+      <w:r>
+        <w:rPr>
+          <w:i/>
+          <w:iCs/>
+        </w:rPr>
+        <w:t>Proc. ICCV</w:t>
+      </w:r>
+      <w:r>
+        <w:t>, pp. 618–626, 2017.</w:t>
+      </w:r>
+    </w:p>
+    <w:p>
+      <w:pPr>
+        <w:pStyle w:val="a"/>
+      </w:pPr>
+      <w:r>
+        <w:t xml:space="preserve">C. Shorten and T. M. Khoshgoftaar, “A survey on image data augmentation for deep learning,” </w:t>
+      </w:r>
+      <w:r>
+        <w:rPr>
+          <w:i/>
+          <w:iCs/>
+        </w:rPr>
+        <w:t>Journal of Big Data</w:t>
+      </w:r>
+      <w:r>
+        <w:t>, vol. 6, no. 1, p. 60, 2019.</w:t>
+      </w:r>
+    </w:p>
+    <w:p>
+      <w:pPr>
+        <w:pStyle w:val="a"/>
+      </w:pPr>
+      <w:r>
+        <w:t xml:space="preserve">W. Feng, J. Liu, Z. Li, and S. Lyu, “YOLO-Citrus: A lightweight and efficient model for citrus leaf disease detection in complex agricultural environments,” </w:t>
+      </w:r>
+      <w:r>
+        <w:rPr>
+          <w:i/>
+          <w:iCs/>
+        </w:rPr>
+        <w:t>Frontiers in Plant Science</w:t>
+      </w:r>
+      <w:r>
+        <w:t>, vol. 16, p. 1668036, 2025, doi: 10.3389/fpls.2025.1668036.</w:t>
+      </w:r>
+    </w:p>
+    <w:p>
+      <w:pPr>
+        <w:pStyle w:val="a"/>
+      </w:pPr>
+      <w:r>
+        <w:t>E. J. Hu, Y. Shen, P. Wallis, Z. Allen-Zhu, Y. Li, S. Wang, L. Wang, and W. Chen, “LoRA: Low-rank adaptation of large language models,” arXiv preprint arXiv:2106.09685, 2021.</w:t>
+      </w:r>
+    </w:p>
+    <w:p>
+      <w:pPr>
+        <w:pStyle w:val="a"/>
+      </w:pPr>
+      <w:r>
+        <w:t>Qwen Team, “Qwen2.5 technical report,” arXiv preprint arXiv:2412.15115, 2025.</w:t>
+      </w:r>
+    </w:p>
+    <w:p>
+      <w:pPr>
+        <w:pStyle w:val="a"/>
+      </w:pPr>
+      <w:r>
+        <w:t>D. H. Kang, H. Lee, H. Cha, M. Choi, and S. Lim, “Pocket RAG: On-device RAG for first aid guidance in offline mobile environment,” arXiv preprint arXiv:2602.13229, 2026.</w:t>
+      </w:r>
+    </w:p>
+    <w:p>
+      <w:pPr>
+        <w:pStyle w:val="a"/>
+      </w:pPr>
+      <w:r>
+        <w:t xml:space="preserve">N. Guainazzo, G. Delzanno, D. Ancona, and D. D’Agostino, “Navigating the Seas of AI: Effectiveness of small language models on edge devices for maritime applications,” </w:t>
+      </w:r>
+      <w:r>
+        <w:rPr>
+          <w:i/>
+          <w:iCs/>
+        </w:rPr>
+        <w:t>Sensors</w:t>
+      </w:r>
+      <w:r>
+        <w:t>, vol. 26, no. 5, p. 1590, 2026, doi: 10.3390/s26051590.</w:t>
+      </w:r>
+    </w:p>
+    <w:p>
+      <w:pPr>
+        <w:pStyle w:val="a"/>
+      </w:pPr>
+      <w:r>
+        <w:t xml:space="preserve">R. Rafailov, A. Sharma, E. Mitchell, C. D. Manning, S. Ermon, and C. Finn, “Direct preference optimization: Your language model is secretly a reward model,” in </w:t>
+      </w:r>
+      <w:r>
+        <w:rPr>
+          <w:i/>
+          <w:iCs/>
+        </w:rPr>
+        <w:t>Advances in Neural Information Processing Systems</w:t>
+      </w:r>
+      <w:r>
+        <w:t>, vol. 36, pp. 53728–53741, 2023.</w:t>
+      </w:r>
+    </w:p>
+    <w:p>
+      <w:pPr>
+        <w:pStyle w:val="a"/>
+      </w:pPr>
+      <w:r>
+        <w:t>S. Es, J. James, L. Espinosa-Anke, and S. Schockaert, “RAGAS: Automated evaluation of retrieval augmented generation,” arXiv preprint arXiv:2309.15217, 2023.</w:t>
       </w:r>
     </w:p>
     <w:sectPr>
@@ -6847,7 +6661,7 @@
       </w:pPr>
     </w:lvl>
   </w:abstractNum>
-  <w:num w:numId="1" w16cid:durableId="1327367315">
+  <w:num w:numId="1" w16cid:durableId="1275989318">
     <w:abstractNumId w:val="0"/>
     <w:lvlOverride w:ilvl="0">
       <w:startOverride w:val="1"/>
@@ -6877,7 +6691,7 @@
       <w:startOverride w:val="1"/>
     </w:lvlOverride>
   </w:num>
-  <w:num w:numId="2" w16cid:durableId="302929950">
+  <w:num w:numId="2" w16cid:durableId="1511069612">
     <w:abstractNumId w:val="1"/>
     <w:lvlOverride w:ilvl="0">
       <w:startOverride w:val="1"/>

--- a/植物病蟲害辨識 (115資工四A)/TAAI2026/taai2026-domestic-full-paper.docx
+++ b/植物病蟲害辨識 (115資工四A)/TAAI2026/taai2026-domestic-full-paper.docx
@@ -8,7 +8,6 @@
       </w:pPr>
       <w:r>
         <w:rPr>
-          <w:rFonts w:eastAsia="標楷體"/>
           <w:sz w:val="24"/>
           <w:szCs w:val="24"/>
         </w:rPr>
@@ -26,7 +25,6 @@
       </w:pPr>
       <w:r>
         <w:rPr>
-          <w:rFonts w:ascii="Times New Roman" w:eastAsia="標楷體" w:hAnsi="Times New Roman" w:cs="Times New Roman"/>
           <w:b/>
           <w:bCs/>
         </w:rPr>
@@ -34,7 +32,6 @@
       </w:r>
       <w:r>
         <w:rPr>
-          <w:rFonts w:ascii="Times New Roman" w:eastAsia="標楷體" w:hAnsi="Times New Roman" w:cs="Times New Roman"/>
           <w:b/>
           <w:bCs/>
           <w:vertAlign w:val="superscript"/>
@@ -43,7 +40,6 @@
       </w:r>
       <w:r>
         <w:rPr>
-          <w:rFonts w:ascii="Times New Roman" w:eastAsia="標楷體" w:hAnsi="Times New Roman" w:cs="Times New Roman"/>
           <w:b/>
           <w:bCs/>
         </w:rPr>
@@ -51,7 +47,6 @@
       </w:r>
       <w:r>
         <w:rPr>
-          <w:rFonts w:ascii="Times New Roman" w:eastAsia="標楷體" w:hAnsi="Times New Roman" w:cs="Times New Roman"/>
           <w:b/>
           <w:bCs/>
           <w:vertAlign w:val="superscript"/>
@@ -60,7 +55,6 @@
       </w:r>
       <w:r>
         <w:rPr>
-          <w:rFonts w:ascii="Times New Roman" w:eastAsia="標楷體" w:hAnsi="Times New Roman" w:cs="Times New Roman"/>
           <w:b/>
           <w:bCs/>
         </w:rPr>
@@ -68,7 +62,6 @@
       </w:r>
       <w:r>
         <w:rPr>
-          <w:rFonts w:ascii="Times New Roman" w:eastAsia="標楷體" w:hAnsi="Times New Roman" w:cs="Times New Roman"/>
           <w:b/>
           <w:bCs/>
           <w:vertAlign w:val="superscript"/>
@@ -77,7 +70,6 @@
       </w:r>
       <w:r>
         <w:rPr>
-          <w:rFonts w:ascii="Times New Roman" w:eastAsia="標楷體" w:hAnsi="Times New Roman" w:cs="Times New Roman"/>
           <w:b/>
           <w:bCs/>
         </w:rPr>
@@ -85,7 +77,6 @@
       </w:r>
       <w:r>
         <w:rPr>
-          <w:rFonts w:ascii="Times New Roman" w:eastAsia="標楷體" w:hAnsi="Times New Roman" w:cs="Times New Roman"/>
           <w:b/>
           <w:bCs/>
           <w:vertAlign w:val="superscript"/>
@@ -94,7 +85,6 @@
       </w:r>
       <w:r>
         <w:rPr>
-          <w:rFonts w:ascii="Times New Roman" w:eastAsia="標楷體" w:hAnsi="Times New Roman" w:cs="Times New Roman"/>
           <w:b/>
           <w:bCs/>
         </w:rPr>
@@ -102,7 +92,6 @@
       </w:r>
       <w:r>
         <w:rPr>
-          <w:rFonts w:ascii="Times New Roman" w:eastAsia="標楷體" w:hAnsi="Times New Roman" w:cs="Times New Roman"/>
           <w:b/>
           <w:bCs/>
           <w:vertAlign w:val="superscript"/>
@@ -116,7 +105,6 @@
       </w:pPr>
       <w:r>
         <w:rPr>
-          <w:rFonts w:ascii="Times New Roman" w:eastAsia="標楷體" w:hAnsi="Times New Roman" w:cs="Times New Roman"/>
           <w:b/>
           <w:bCs/>
           <w:vertAlign w:val="superscript"/>
@@ -125,7 +113,6 @@
       </w:r>
       <w:r>
         <w:rPr>
-          <w:rFonts w:ascii="Times New Roman" w:eastAsia="標楷體" w:hAnsi="Times New Roman" w:cs="Times New Roman"/>
           <w:b/>
           <w:bCs/>
         </w:rPr>
@@ -138,7 +125,6 @@
       </w:pPr>
       <w:r>
         <w:rPr>
-          <w:rFonts w:ascii="Times New Roman" w:eastAsia="標楷體" w:hAnsi="Times New Roman" w:cs="Times New Roman"/>
           <w:b/>
           <w:bCs/>
         </w:rPr>
@@ -146,7 +132,6 @@
       </w:r>
       <w:r>
         <w:rPr>
-          <w:rFonts w:ascii="Times New Roman" w:eastAsia="標楷體" w:hAnsi="Times New Roman" w:cs="Times New Roman"/>
           <w:b/>
           <w:bCs/>
         </w:rPr>
@@ -154,7 +139,6 @@
       </w:r>
       <w:r>
         <w:rPr>
-          <w:rFonts w:ascii="Times New Roman" w:eastAsia="標楷體" w:hAnsi="Times New Roman" w:cs="Times New Roman"/>
           <w:b/>
           <w:bCs/>
         </w:rPr>
@@ -162,7 +146,6 @@
       </w:r>
       <w:r>
         <w:rPr>
-          <w:rFonts w:ascii="Times New Roman" w:eastAsia="標楷體" w:hAnsi="Times New Roman" w:cs="Times New Roman"/>
           <w:b/>
           <w:bCs/>
         </w:rPr>
@@ -175,7 +158,6 @@
       </w:pPr>
       <w:r>
         <w:rPr>
-          <w:rFonts w:ascii="Times New Roman" w:eastAsia="標楷體" w:hAnsi="Times New Roman" w:cs="Times New Roman"/>
           <w:b/>
           <w:bCs/>
           <w:vertAlign w:val="superscript"/>
@@ -184,7 +166,6 @@
       </w:r>
       <w:r>
         <w:rPr>
-          <w:rFonts w:ascii="Times New Roman" w:eastAsia="標楷體" w:hAnsi="Times New Roman" w:cs="Times New Roman"/>
           <w:b/>
           <w:bCs/>
         </w:rPr>
@@ -222,261 +203,132 @@
         <w:ind w:firstLineChars="213" w:firstLine="426"/>
       </w:pPr>
       <w:r>
-        <w:rPr>
-          <w:rFonts w:eastAsia="標楷體"/>
-        </w:rPr>
         <w:t>本研究提出完全於端側執行的柑橘病蟲害辨識與接地式診斷方法，針對果園網路不穩、行動裝置資源受限與農業建議須可查證等問題，結合輕量化目標偵測、端側檢索增強生成（</w:t>
       </w:r>
       <w:r>
-        <w:rPr>
-          <w:rFonts w:eastAsia="標楷體"/>
-        </w:rPr>
         <w:t>retrieval-augmented generation, RAG</w:t>
       </w:r>
       <w:r>
-        <w:rPr>
-          <w:rFonts w:eastAsia="標楷體"/>
-        </w:rPr>
         <w:t>）、量化小語言模型與安全護欄。研究使用農業部提供的柑橘病蟲害與健康柑橘標註資料集，含九類病蟲害，訓練、驗證與測試影像分別為</w:t>
       </w:r>
       <w:r>
-        <w:rPr>
-          <w:rFonts w:eastAsia="標楷體"/>
-        </w:rPr>
         <w:t>7,264</w:t>
       </w:r>
       <w:r>
-        <w:rPr>
-          <w:rFonts w:eastAsia="標楷體"/>
-        </w:rPr>
         <w:t>、</w:t>
       </w:r>
       <w:r>
-        <w:rPr>
-          <w:rFonts w:eastAsia="標楷體"/>
-        </w:rPr>
         <w:t>401</w:t>
       </w:r>
       <w:r>
-        <w:rPr>
-          <w:rFonts w:eastAsia="標楷體"/>
-        </w:rPr>
         <w:t>與</w:t>
       </w:r>
       <w:r>
-        <w:rPr>
-          <w:rFonts w:eastAsia="標楷體"/>
-        </w:rPr>
         <w:t>401</w:t>
       </w:r>
       <w:r>
-        <w:rPr>
-          <w:rFonts w:eastAsia="標楷體"/>
-        </w:rPr>
         <w:t>張。偵測模型於測試集的</w:t>
       </w:r>
       <w:r>
-        <w:rPr>
-          <w:rFonts w:eastAsia="標楷體"/>
-        </w:rPr>
         <w:t>mAP50</w:t>
       </w:r>
       <w:r>
-        <w:rPr>
-          <w:rFonts w:eastAsia="標楷體"/>
-        </w:rPr>
         <w:t>為</w:t>
       </w:r>
       <w:r>
-        <w:rPr>
-          <w:rFonts w:eastAsia="標楷體"/>
-        </w:rPr>
         <w:t>0.861</w:t>
       </w:r>
       <w:r>
-        <w:rPr>
-          <w:rFonts w:eastAsia="標楷體"/>
-        </w:rPr>
         <w:t>、</w:t>
       </w:r>
       <w:r>
-        <w:rPr>
-          <w:rFonts w:eastAsia="標楷體"/>
-        </w:rPr>
         <w:t>mAP50–95</w:t>
       </w:r>
       <w:r>
-        <w:rPr>
-          <w:rFonts w:eastAsia="標楷體"/>
-        </w:rPr>
         <w:t>為</w:t>
       </w:r>
       <w:r>
-        <w:rPr>
-          <w:rFonts w:eastAsia="標楷體"/>
-        </w:rPr>
         <w:t>0.641</w:t>
       </w:r>
       <w:r>
-        <w:rPr>
-          <w:rFonts w:eastAsia="標楷體"/>
-        </w:rPr>
         <w:t>；未受標註規則變動影響的八類平均</w:t>
       </w:r>
       <w:r>
-        <w:rPr>
-          <w:rFonts w:eastAsia="標楷體"/>
-        </w:rPr>
         <w:t>AP50</w:t>
       </w:r>
       <w:r>
-        <w:rPr>
-          <w:rFonts w:eastAsia="標楷體"/>
-        </w:rPr>
         <w:t>為</w:t>
       </w:r>
       <w:r>
-        <w:rPr>
-          <w:rFonts w:eastAsia="標楷體"/>
-        </w:rPr>
         <w:t>0.8508</w:t>
       </w:r>
       <w:r>
-        <w:rPr>
-          <w:rFonts w:eastAsia="標楷體"/>
-        </w:rPr>
         <w:t>。端側</w:t>
       </w:r>
       <w:r>
-        <w:rPr>
-          <w:rFonts w:eastAsia="標楷體"/>
-        </w:rPr>
         <w:t>RAG</w:t>
       </w:r>
       <w:r>
-        <w:rPr>
-          <w:rFonts w:eastAsia="標楷體"/>
-        </w:rPr>
         <w:t>以</w:t>
       </w:r>
       <w:r>
-        <w:rPr>
-          <w:rFonts w:eastAsia="標楷體"/>
-        </w:rPr>
         <w:t>33</w:t>
       </w:r>
       <w:r>
-        <w:rPr>
-          <w:rFonts w:eastAsia="標楷體"/>
-        </w:rPr>
         <w:t>筆原子知識切片與自適應</w:t>
       </w:r>
       <w:r>
-        <w:rPr>
-          <w:rFonts w:eastAsia="標楷體"/>
-        </w:rPr>
         <w:t>N-Gram</w:t>
       </w:r>
       <w:r>
-        <w:rPr>
-          <w:rFonts w:eastAsia="標楷體"/>
-        </w:rPr>
         <w:t>檢索支援</w:t>
       </w:r>
       <w:r>
-        <w:rPr>
-          <w:rFonts w:eastAsia="標楷體"/>
-        </w:rPr>
         <w:t>0.5B</w:t>
       </w:r>
       <w:r>
-        <w:rPr>
-          <w:rFonts w:eastAsia="標楷體"/>
-        </w:rPr>
         <w:t>小語言模型，於</w:t>
       </w:r>
       <w:r>
-        <w:rPr>
-          <w:rFonts w:eastAsia="標楷體"/>
-        </w:rPr>
         <w:t>40</w:t>
       </w:r>
       <w:r>
-        <w:rPr>
-          <w:rFonts w:eastAsia="標楷體"/>
-        </w:rPr>
         <w:t>題評測達</w:t>
       </w:r>
       <w:r>
-        <w:rPr>
-          <w:rFonts w:eastAsia="標楷體"/>
-        </w:rPr>
         <w:t>Faithfulness 85.05%</w:t>
       </w:r>
       <w:r>
-        <w:rPr>
-          <w:rFonts w:eastAsia="標楷體"/>
-        </w:rPr>
         <w:t>、</w:t>
       </w:r>
       <w:r>
-        <w:rPr>
-          <w:rFonts w:eastAsia="標楷體"/>
-        </w:rPr>
         <w:t>Context Precision 100.0%</w:t>
       </w:r>
       <w:r>
-        <w:rPr>
-          <w:rFonts w:eastAsia="標楷體"/>
-        </w:rPr>
         <w:t>與</w:t>
       </w:r>
       <w:r>
-        <w:rPr>
-          <w:rFonts w:eastAsia="標楷體"/>
-        </w:rPr>
         <w:t>Context Recall 93.06%</w:t>
       </w:r>
       <w:r>
-        <w:rPr>
-          <w:rFonts w:eastAsia="標楷體"/>
-        </w:rPr>
         <w:t>，四題邊界題均成功防禦；五階段消融顯示原子切片與安全護欄貢獻最大。</w:t>
       </w:r>
       <w:r>
-        <w:rPr>
-          <w:rFonts w:eastAsia="標楷體"/>
-        </w:rPr>
         <w:t>Samsung Galaxy A33</w:t>
       </w:r>
       <w:r>
-        <w:rPr>
-          <w:rFonts w:eastAsia="標楷體"/>
-        </w:rPr>
         <w:t>單題平均總耗時為</w:t>
       </w:r>
       <w:r>
-        <w:rPr>
-          <w:rFonts w:eastAsia="標楷體"/>
-        </w:rPr>
         <w:t>29.98</w:t>
       </w:r>
       <w:r>
-        <w:rPr>
-          <w:rFonts w:eastAsia="標楷體"/>
-        </w:rPr>
         <w:t>秒。端側農業</w:t>
       </w:r>
       <w:r>
-        <w:rPr>
-          <w:rFonts w:eastAsia="標楷體"/>
-        </w:rPr>
         <w:t>AI</w:t>
       </w:r>
       <w:r>
-        <w:rPr>
-          <w:rFonts w:eastAsia="標楷體"/>
-        </w:rPr>
         <w:t>的可靠性取決於標註一致性、模型泛化、檢索證據與安全邊界，而非單一準確率。</w:t>
       </w:r>
     </w:p>
@@ -485,9 +337,6 @@
         <w:pStyle w:val="a9"/>
       </w:pPr>
       <w:r>
-        <w:rPr>
-          <w:rFonts w:eastAsia="標楷體"/>
-        </w:rPr>
         <w:t>關鍵字：柑橘病蟲害、目標偵測、端側人工智慧、檢索增強生成、小語言模型</w:t>
       </w:r>
     </w:p>
@@ -551,21 +400,12 @@
         <w:pStyle w:val="ac"/>
       </w:pPr>
       <w:r>
-        <w:rPr>
-          <w:rFonts w:ascii="Times New Roman" w:eastAsia="標楷體" w:cs="Times New Roman"/>
-        </w:rPr>
         <w:t>植物病害辨識是智慧農業的重要基礎。深度學習已能由葉片影像辨識多種病害</w:t>
       </w:r>
       <w:r>
-        <w:rPr>
-          <w:rFonts w:ascii="Times New Roman" w:eastAsia="標楷體" w:cs="Times New Roman"/>
-        </w:rPr>
         <w:t>[1–4]</w:t>
       </w:r>
       <w:r>
-        <w:rPr>
-          <w:rFonts w:ascii="Times New Roman" w:eastAsia="標楷體" w:cs="Times New Roman"/>
-        </w:rPr>
         <w:t>，但田間影像易受光照、遮蔽、背景與拍攝裝置影響；且農民所需不僅是類別名稱，亦包括病徵依據、處置條件與不確定性說明。大型雲端模型於果園現場則受限於連線、隱私、延遲與服務成本。</w:t>
       </w:r>
     </w:p>
@@ -574,9 +414,6 @@
         <w:pStyle w:val="ac"/>
       </w:pPr>
       <w:r>
-        <w:rPr>
-          <w:rFonts w:ascii="Times New Roman" w:eastAsia="標楷體" w:cs="Times New Roman"/>
-        </w:rPr>
         <w:t>本研究提出行動裝置上的柑橘病蟲害辨識方法：輕量化偵測器定位病蟲害，端側檢索選取與類別、病徵及防治條件相關的切片，再由量化小語言模型產生具證據邊界的回答；問題超出知識庫或涉及其他作物時，護欄阻止模型以通用先驗補全。</w:t>
       </w:r>
     </w:p>
@@ -585,75 +422,39 @@
         <w:pStyle w:val="ac"/>
       </w:pPr>
       <w:r>
-        <w:rPr>
-          <w:rFonts w:ascii="Times New Roman" w:eastAsia="標楷體" w:cs="Times New Roman"/>
-        </w:rPr>
         <w:t>本文貢獻如下：（</w:t>
       </w:r>
       <w:r>
-        <w:rPr>
-          <w:rFonts w:ascii="Times New Roman" w:eastAsia="標楷體" w:cs="Times New Roman"/>
-        </w:rPr>
         <w:t>1</w:t>
       </w:r>
       <w:r>
-        <w:rPr>
-          <w:rFonts w:ascii="Times New Roman" w:eastAsia="標楷體" w:cs="Times New Roman"/>
-        </w:rPr>
         <w:t>）九類柑橘病蟲害與健康影像的資料驗收及標註一致性評估；（</w:t>
       </w:r>
       <w:r>
-        <w:rPr>
-          <w:rFonts w:ascii="Times New Roman" w:eastAsia="標楷體" w:cs="Times New Roman"/>
-        </w:rPr>
         <w:t>2</w:t>
       </w:r>
       <w:r>
-        <w:rPr>
-          <w:rFonts w:ascii="Times New Roman" w:eastAsia="標楷體" w:cs="Times New Roman"/>
-        </w:rPr>
         <w:t>）結合輕量化偵測、原子知識切片、端側</w:t>
       </w:r>
       <w:r>
-        <w:rPr>
-          <w:rFonts w:ascii="Times New Roman" w:eastAsia="標楷體" w:cs="Times New Roman"/>
-        </w:rPr>
         <w:t>RAG</w:t>
       </w:r>
       <w:r>
-        <w:rPr>
-          <w:rFonts w:ascii="Times New Roman" w:eastAsia="標楷體" w:cs="Times New Roman"/>
-        </w:rPr>
         <w:t>與安全護欄的方法；（</w:t>
       </w:r>
       <w:r>
-        <w:rPr>
-          <w:rFonts w:ascii="Times New Roman" w:eastAsia="標楷體" w:cs="Times New Roman"/>
-        </w:rPr>
         <w:t>3</w:t>
       </w:r>
       <w:r>
-        <w:rPr>
-          <w:rFonts w:ascii="Times New Roman" w:eastAsia="標楷體" w:cs="Times New Roman"/>
-        </w:rPr>
         <w:t>）涵蓋偵測、問答忠實度、檢索品質、拒答能力與行動端延遲的整體評估，並以消融實驗分離各模組貢獻；（</w:t>
       </w:r>
       <w:r>
-        <w:rPr>
-          <w:rFonts w:ascii="Times New Roman" w:eastAsia="標楷體" w:cs="Times New Roman"/>
-        </w:rPr>
         <w:t>4</w:t>
       </w:r>
       <w:r>
-        <w:rPr>
-          <w:rFonts w:ascii="Times New Roman" w:eastAsia="標楷體" w:cs="Times New Roman"/>
-        </w:rPr>
         <w:t>）標註尺度、外部影像、硬體負載</w:t>
       </w:r>
       <w:r>
-        <w:rPr>
-          <w:rFonts w:ascii="Times New Roman" w:eastAsia="標楷體" w:cs="Times New Roman"/>
-        </w:rPr>
         <w:lastRenderedPageBreak/>
         <w:t>與安全機制的影響分析。</w:t>
       </w:r>
@@ -681,75 +482,39 @@
         <w:pStyle w:val="ac"/>
       </w:pPr>
       <w:r>
-        <w:rPr>
-          <w:rFonts w:ascii="Times New Roman" w:eastAsia="標楷體" w:cs="Times New Roman"/>
-        </w:rPr>
         <w:t>Mohanty et al. [1]</w:t>
       </w:r>
       <w:r>
-        <w:rPr>
-          <w:rFonts w:ascii="Times New Roman" w:eastAsia="標楷體" w:cs="Times New Roman"/>
-        </w:rPr>
         <w:t>與</w:t>
       </w:r>
       <w:r>
-        <w:rPr>
-          <w:rFonts w:ascii="Times New Roman" w:eastAsia="標楷體" w:cs="Times New Roman"/>
-        </w:rPr>
         <w:t>Ferentinos [2]</w:t>
       </w:r>
       <w:r>
-        <w:rPr>
-          <w:rFonts w:ascii="Times New Roman" w:eastAsia="標楷體" w:cs="Times New Roman"/>
-        </w:rPr>
         <w:t>證實深度網路可由葉片影像學習病害特徵；</w:t>
       </w:r>
       <w:r>
-        <w:rPr>
-          <w:rFonts w:ascii="Times New Roman" w:eastAsia="標楷體" w:cs="Times New Roman"/>
-        </w:rPr>
         <w:t>Kamilaris</w:t>
       </w:r>
       <w:r>
-        <w:rPr>
-          <w:rFonts w:ascii="Times New Roman" w:eastAsia="標楷體" w:cs="Times New Roman"/>
-        </w:rPr>
         <w:t>與</w:t>
       </w:r>
       <w:r>
-        <w:rPr>
-          <w:rFonts w:ascii="Times New Roman" w:eastAsia="標楷體" w:cs="Times New Roman"/>
-        </w:rPr>
         <w:t>Prenafeta-Boldú [3]</w:t>
       </w:r>
       <w:r>
-        <w:rPr>
-          <w:rFonts w:ascii="Times New Roman" w:eastAsia="標楷體" w:cs="Times New Roman"/>
-        </w:rPr>
         <w:t>回顧深度學習於農業影像分析的發展；</w:t>
       </w:r>
       <w:r>
-        <w:rPr>
-          <w:rFonts w:ascii="Times New Roman" w:eastAsia="標楷體" w:cs="Times New Roman"/>
-        </w:rPr>
         <w:t>Pacal et al. [4]</w:t>
       </w:r>
       <w:r>
-        <w:rPr>
-          <w:rFonts w:ascii="Times New Roman" w:eastAsia="標楷體" w:cs="Times New Roman"/>
-        </w:rPr>
         <w:t>指出資料分布、類別不平衡、田間領域差異與可解釋性仍是主要挑戰。公開植物健康影像</w:t>
       </w:r>
       <w:r>
-        <w:rPr>
-          <w:rFonts w:ascii="Times New Roman" w:eastAsia="標楷體" w:cs="Times New Roman"/>
-        </w:rPr>
         <w:t>[6]</w:t>
       </w:r>
       <w:r>
-        <w:rPr>
-          <w:rFonts w:ascii="Times New Roman" w:eastAsia="標楷體" w:cs="Times New Roman"/>
-        </w:rPr>
         <w:t>促進行動診斷與跨資料集研究，但與果園現場可能存在背景、光照與拍攝距離差異。</w:t>
       </w:r>
     </w:p>
@@ -766,93 +531,48 @@
         <w:pStyle w:val="ac"/>
       </w:pPr>
       <w:r>
-        <w:rPr>
-          <w:rFonts w:ascii="Times New Roman" w:eastAsia="標楷體" w:cs="Times New Roman"/>
-        </w:rPr>
         <w:t>輕量化網路與特徵融合可降低病蟲害辨識的計算成本</w:t>
       </w:r>
       <w:r>
-        <w:rPr>
-          <w:rFonts w:ascii="Times New Roman" w:eastAsia="標楷體" w:cs="Times New Roman"/>
-        </w:rPr>
         <w:t>[7–11], [17]</w:t>
       </w:r>
       <w:r>
-        <w:rPr>
-          <w:rFonts w:ascii="Times New Roman" w:eastAsia="標楷體" w:cs="Times New Roman"/>
-        </w:rPr>
         <w:t>。</w:t>
       </w:r>
       <w:r>
-        <w:rPr>
-          <w:rFonts w:ascii="Times New Roman" w:eastAsia="標楷體" w:cs="Times New Roman"/>
-        </w:rPr>
         <w:t>ResNet [12]</w:t>
       </w:r>
       <w:r>
-        <w:rPr>
-          <w:rFonts w:ascii="Times New Roman" w:eastAsia="標楷體" w:cs="Times New Roman"/>
-        </w:rPr>
         <w:t>與</w:t>
       </w:r>
       <w:r>
-        <w:rPr>
-          <w:rFonts w:ascii="Times New Roman" w:eastAsia="標楷體" w:cs="Times New Roman"/>
-        </w:rPr>
         <w:t>ImageNet</w:t>
       </w:r>
       <w:r>
-        <w:rPr>
-          <w:rFonts w:ascii="Times New Roman" w:eastAsia="標楷體" w:cs="Times New Roman"/>
-        </w:rPr>
         <w:t>預訓練</w:t>
       </w:r>
       <w:r>
-        <w:rPr>
-          <w:rFonts w:ascii="Times New Roman" w:eastAsia="標楷體" w:cs="Times New Roman"/>
-        </w:rPr>
         <w:t>[13]</w:t>
       </w:r>
       <w:r>
-        <w:rPr>
-          <w:rFonts w:ascii="Times New Roman" w:eastAsia="標楷體" w:cs="Times New Roman"/>
-        </w:rPr>
         <w:t>奠定深度特徵學習基礎，</w:t>
       </w:r>
       <w:r>
-        <w:rPr>
-          <w:rFonts w:ascii="Times New Roman" w:eastAsia="標楷體" w:cs="Times New Roman"/>
-        </w:rPr>
         <w:t>Focal Loss [14]</w:t>
       </w:r>
       <w:r>
-        <w:rPr>
-          <w:rFonts w:ascii="Times New Roman" w:eastAsia="標楷體" w:cs="Times New Roman"/>
-        </w:rPr>
         <w:t>可緩解前景與背景不平衡，</w:t>
       </w:r>
       <w:r>
-        <w:rPr>
-          <w:rFonts w:ascii="Times New Roman" w:eastAsia="標楷體" w:cs="Times New Roman"/>
-        </w:rPr>
         <w:t>Grad-CAM [15]</w:t>
       </w:r>
       <w:r>
-        <w:rPr>
-          <w:rFonts w:ascii="Times New Roman" w:eastAsia="標楷體" w:cs="Times New Roman"/>
-        </w:rPr>
         <w:t>可視覺化模型關注區域。資料增強雖可增加視覺變異，但與田間領域不一致時未必提升泛化</w:t>
       </w:r>
       <w:r>
-        <w:rPr>
-          <w:rFonts w:ascii="Times New Roman" w:eastAsia="標楷體" w:cs="Times New Roman"/>
-        </w:rPr>
         <w:t>[16]</w:t>
       </w:r>
       <w:r>
-        <w:rPr>
-          <w:rFonts w:ascii="Times New Roman" w:eastAsia="標楷體" w:cs="Times New Roman"/>
-        </w:rPr>
         <w:t>，故本研究同時評估類別級表現、外部影像與裝置持續負載。</w:t>
       </w:r>
     </w:p>
@@ -869,141 +589,72 @@
         <w:pStyle w:val="ac"/>
       </w:pPr>
       <w:r>
-        <w:rPr>
-          <w:rFonts w:ascii="Times New Roman" w:eastAsia="標楷體" w:cs="Times New Roman"/>
-        </w:rPr>
         <w:t>影像分類器通常只輸出類別，無法說明病徵依據或處置邊界。</w:t>
       </w:r>
       <w:r>
-        <w:rPr>
-          <w:rFonts w:ascii="Times New Roman" w:eastAsia="標楷體" w:cs="Times New Roman"/>
-        </w:rPr>
         <w:t>LoRA [18]</w:t>
       </w:r>
       <w:r>
-        <w:rPr>
-          <w:rFonts w:ascii="Times New Roman" w:eastAsia="標楷體" w:cs="Times New Roman"/>
-        </w:rPr>
         <w:t>為參數高效微調方法，</w:t>
       </w:r>
       <w:r>
-        <w:rPr>
-          <w:rFonts w:ascii="Times New Roman" w:eastAsia="標楷體" w:cs="Times New Roman"/>
-        </w:rPr>
         <w:t>Qwen2.5 [19]</w:t>
       </w:r>
       <w:r>
-        <w:rPr>
-          <w:rFonts w:ascii="Times New Roman" w:eastAsia="標楷體" w:cs="Times New Roman"/>
-        </w:rPr>
         <w:t>提供小型語言模型；</w:t>
       </w:r>
       <w:r>
-        <w:rPr>
-          <w:rFonts w:ascii="Times New Roman" w:eastAsia="標楷體" w:cs="Times New Roman"/>
-        </w:rPr>
         <w:t>Pocket RAG [20]</w:t>
       </w:r>
       <w:r>
-        <w:rPr>
-          <w:rFonts w:ascii="Times New Roman" w:eastAsia="標楷體" w:cs="Times New Roman"/>
-        </w:rPr>
         <w:t>與邊緣裝置小語言模型研究</w:t>
       </w:r>
       <w:r>
-        <w:rPr>
-          <w:rFonts w:ascii="Times New Roman" w:eastAsia="標楷體" w:cs="Times New Roman"/>
-        </w:rPr>
         <w:t>[21]</w:t>
       </w:r>
       <w:r>
-        <w:rPr>
-          <w:rFonts w:ascii="Times New Roman" w:eastAsia="標楷體" w:cs="Times New Roman"/>
-        </w:rPr>
         <w:t>證實離線檢索與生成的可行性，</w:t>
       </w:r>
       <w:r>
-        <w:rPr>
-          <w:rFonts w:ascii="Times New Roman" w:eastAsia="標楷體" w:cs="Times New Roman"/>
-        </w:rPr>
         <w:t>DPO [22]</w:t>
       </w:r>
       <w:r>
-        <w:rPr>
-          <w:rFonts w:ascii="Times New Roman" w:eastAsia="標楷體" w:cs="Times New Roman"/>
-        </w:rPr>
         <w:t>則為另一種偏好對齊方法。</w:t>
       </w:r>
       <w:r>
-        <w:rPr>
-          <w:rFonts w:ascii="Times New Roman" w:eastAsia="標楷體" w:cs="Times New Roman"/>
-        </w:rPr>
         <w:t>RAG</w:t>
       </w:r>
       <w:r>
-        <w:rPr>
-          <w:rFonts w:ascii="Times New Roman" w:eastAsia="標楷體" w:cs="Times New Roman"/>
-        </w:rPr>
         <w:t>使小語言模型能依外部知識回答，但錯誤檢索、跨實體混淆與超出知識庫的問題仍可能導致不安全的建議。本研究以原子知識切片、</w:t>
       </w:r>
       <w:r>
-        <w:rPr>
-          <w:rFonts w:ascii="Times New Roman" w:eastAsia="標楷體" w:cs="Times New Roman"/>
-        </w:rPr>
         <w:t>Top-K</w:t>
       </w:r>
       <w:r>
-        <w:rPr>
-          <w:rFonts w:ascii="Times New Roman" w:eastAsia="標楷體" w:cs="Times New Roman"/>
-        </w:rPr>
         <w:t>檢索、結構化答案與安全護欄建立可信診斷流程，並參考</w:t>
       </w:r>
       <w:r>
-        <w:rPr>
-          <w:rFonts w:ascii="Times New Roman" w:eastAsia="標楷體" w:cs="Times New Roman"/>
-        </w:rPr>
         <w:t>RAGAS [23]</w:t>
       </w:r>
       <w:r>
-        <w:rPr>
-          <w:rFonts w:ascii="Times New Roman" w:eastAsia="標楷體" w:cs="Times New Roman"/>
-        </w:rPr>
         <w:t>，以</w:t>
       </w:r>
       <w:r>
-        <w:rPr>
-          <w:rFonts w:ascii="Times New Roman" w:eastAsia="標楷體" w:cs="Times New Roman"/>
-        </w:rPr>
         <w:t>Faithfulness</w:t>
       </w:r>
       <w:r>
-        <w:rPr>
-          <w:rFonts w:ascii="Times New Roman" w:eastAsia="標楷體" w:cs="Times New Roman"/>
-        </w:rPr>
         <w:t>、</w:t>
       </w:r>
       <w:r>
-        <w:rPr>
-          <w:rFonts w:ascii="Times New Roman" w:eastAsia="標楷體" w:cs="Times New Roman"/>
-        </w:rPr>
         <w:t>Context Precision</w:t>
       </w:r>
       <w:r>
-        <w:rPr>
-          <w:rFonts w:ascii="Times New Roman" w:eastAsia="標楷體" w:cs="Times New Roman"/>
-        </w:rPr>
         <w:t>、</w:t>
       </w:r>
       <w:r>
-        <w:rPr>
-          <w:rFonts w:ascii="Times New Roman" w:eastAsia="標楷體" w:cs="Times New Roman"/>
-        </w:rPr>
         <w:t>Context Recall</w:t>
       </w:r>
       <w:r>
-        <w:rPr>
-          <w:rFonts w:ascii="Times New Roman" w:eastAsia="標楷體" w:cs="Times New Roman"/>
-        </w:rPr>
         <w:t>與拒答能力為正式評估指標。</w:t>
       </w:r>
     </w:p>
@@ -1030,297 +681,150 @@
         <w:pStyle w:val="ac"/>
       </w:pPr>
       <w:r>
-        <w:rPr>
-          <w:rFonts w:ascii="Times New Roman" w:eastAsia="標楷體" w:cs="Times New Roman"/>
-        </w:rPr>
         <w:t>本研究使用農業部</w:t>
       </w:r>
       <w:r>
-        <w:rPr>
-          <w:rFonts w:ascii="Times New Roman" w:eastAsia="標楷體" w:cs="Times New Roman"/>
-        </w:rPr>
         <w:t>[5]</w:t>
       </w:r>
       <w:r>
-        <w:rPr>
-          <w:rFonts w:ascii="Times New Roman" w:eastAsia="標楷體" w:cs="Times New Roman"/>
-        </w:rPr>
         <w:t>提供的柑橘病蟲害與健康柑橘標註資料，涵蓋</w:t>
       </w:r>
       <w:r>
-        <w:rPr>
-          <w:rFonts w:ascii="Times New Roman" w:eastAsia="標楷體" w:cs="Times New Roman"/>
-        </w:rPr>
         <w:t>Sooty_Mold</w:t>
       </w:r>
       <w:r>
-        <w:rPr>
-          <w:rFonts w:ascii="Times New Roman" w:eastAsia="標楷體" w:cs="Times New Roman"/>
-        </w:rPr>
         <w:t>、</w:t>
       </w:r>
       <w:r>
-        <w:rPr>
-          <w:rFonts w:ascii="Times New Roman" w:eastAsia="標楷體" w:cs="Times New Roman"/>
-        </w:rPr>
         <w:t>Black_Spot</w:t>
       </w:r>
       <w:r>
-        <w:rPr>
-          <w:rFonts w:ascii="Times New Roman" w:eastAsia="標楷體" w:cs="Times New Roman"/>
-        </w:rPr>
         <w:t>、</w:t>
       </w:r>
       <w:r>
-        <w:rPr>
-          <w:rFonts w:ascii="Times New Roman" w:eastAsia="標楷體" w:cs="Times New Roman"/>
-        </w:rPr>
         <w:t>Oily_Spot</w:t>
       </w:r>
       <w:r>
-        <w:rPr>
-          <w:rFonts w:ascii="Times New Roman" w:eastAsia="標楷體" w:cs="Times New Roman"/>
-        </w:rPr>
         <w:t>、</w:t>
       </w:r>
       <w:r>
-        <w:rPr>
-          <w:rFonts w:ascii="Times New Roman" w:eastAsia="標楷體" w:cs="Times New Roman"/>
-        </w:rPr>
         <w:t>Aphid</w:t>
       </w:r>
       <w:r>
-        <w:rPr>
-          <w:rFonts w:ascii="Times New Roman" w:eastAsia="標楷體" w:cs="Times New Roman"/>
-        </w:rPr>
         <w:t>、</w:t>
       </w:r>
       <w:r>
-        <w:rPr>
-          <w:rFonts w:ascii="Times New Roman" w:eastAsia="標楷體" w:cs="Times New Roman"/>
-        </w:rPr>
         <w:t>Canker</w:t>
       </w:r>
       <w:r>
-        <w:rPr>
-          <w:rFonts w:ascii="Times New Roman" w:eastAsia="標楷體" w:cs="Times New Roman"/>
-        </w:rPr>
         <w:t>、</w:t>
       </w:r>
       <w:r>
-        <w:rPr>
-          <w:rFonts w:ascii="Times New Roman" w:eastAsia="標楷體" w:cs="Times New Roman"/>
-        </w:rPr>
         <w:t>Thrips_Damage</w:t>
       </w:r>
       <w:r>
-        <w:rPr>
-          <w:rFonts w:ascii="Times New Roman" w:eastAsia="標楷體" w:cs="Times New Roman"/>
-        </w:rPr>
         <w:t>、</w:t>
       </w:r>
       <w:r>
-        <w:rPr>
-          <w:rFonts w:ascii="Times New Roman" w:eastAsia="標楷體" w:cs="Times New Roman"/>
-        </w:rPr>
         <w:t>Citrus_Leaf_Miner</w:t>
       </w:r>
       <w:r>
-        <w:rPr>
-          <w:rFonts w:ascii="Times New Roman" w:eastAsia="標楷體" w:cs="Times New Roman"/>
-        </w:rPr>
         <w:t>、</w:t>
       </w:r>
       <w:r>
-        <w:rPr>
-          <w:rFonts w:ascii="Times New Roman" w:eastAsia="標楷體" w:cs="Times New Roman"/>
-        </w:rPr>
         <w:t>Thrips</w:t>
       </w:r>
       <w:r>
-        <w:rPr>
-          <w:rFonts w:ascii="Times New Roman" w:eastAsia="標楷體" w:cs="Times New Roman"/>
-        </w:rPr>
         <w:t>與</w:t>
       </w:r>
       <w:r>
-        <w:rPr>
-          <w:rFonts w:ascii="Times New Roman" w:eastAsia="標楷體" w:cs="Times New Roman"/>
-        </w:rPr>
         <w:t>Scale_Insect</w:t>
       </w:r>
       <w:r>
-        <w:rPr>
-          <w:rFonts w:ascii="Times New Roman" w:eastAsia="標楷體" w:cs="Times New Roman"/>
-        </w:rPr>
         <w:t>九類；訓練、驗證與測試影像為</w:t>
       </w:r>
       <w:r>
-        <w:rPr>
-          <w:rFonts w:ascii="Times New Roman" w:eastAsia="標楷體" w:cs="Times New Roman"/>
-        </w:rPr>
         <w:t>7,264</w:t>
       </w:r>
       <w:r>
-        <w:rPr>
-          <w:rFonts w:ascii="Times New Roman" w:eastAsia="標楷體" w:cs="Times New Roman"/>
-        </w:rPr>
         <w:t>、</w:t>
       </w:r>
       <w:r>
-        <w:rPr>
-          <w:rFonts w:ascii="Times New Roman" w:eastAsia="標楷體" w:cs="Times New Roman"/>
-        </w:rPr>
         <w:t>401</w:t>
       </w:r>
       <w:r>
-        <w:rPr>
-          <w:rFonts w:ascii="Times New Roman" w:eastAsia="標楷體" w:cs="Times New Roman"/>
-        </w:rPr>
         <w:t>、</w:t>
       </w:r>
       <w:r>
-        <w:rPr>
-          <w:rFonts w:ascii="Times New Roman" w:eastAsia="標楷體" w:cs="Times New Roman"/>
-        </w:rPr>
         <w:t>401</w:t>
       </w:r>
       <w:r>
-        <w:rPr>
-          <w:rFonts w:ascii="Times New Roman" w:eastAsia="標楷體" w:cs="Times New Roman"/>
-        </w:rPr>
         <w:t>張，標註框為</w:t>
       </w:r>
       <w:r>
-        <w:rPr>
-          <w:rFonts w:ascii="Times New Roman" w:eastAsia="標楷體" w:cs="Times New Roman"/>
-        </w:rPr>
         <w:t>18,046</w:t>
       </w:r>
       <w:r>
-        <w:rPr>
-          <w:rFonts w:ascii="Times New Roman" w:eastAsia="標楷體" w:cs="Times New Roman"/>
-        </w:rPr>
         <w:t>、</w:t>
       </w:r>
       <w:r>
-        <w:rPr>
-          <w:rFonts w:ascii="Times New Roman" w:eastAsia="標楷體" w:cs="Times New Roman"/>
-        </w:rPr>
         <w:t>863</w:t>
       </w:r>
       <w:r>
-        <w:rPr>
-          <w:rFonts w:ascii="Times New Roman" w:eastAsia="標楷體" w:cs="Times New Roman"/>
-        </w:rPr>
         <w:t>、</w:t>
       </w:r>
       <w:r>
-        <w:rPr>
-          <w:rFonts w:ascii="Times New Roman" w:eastAsia="標楷體" w:cs="Times New Roman"/>
-        </w:rPr>
         <w:t>812</w:t>
       </w:r>
       <w:r>
-        <w:rPr>
-          <w:rFonts w:ascii="Times New Roman" w:eastAsia="標楷體" w:cs="Times New Roman"/>
-        </w:rPr>
         <w:t>個。為避免同一葉片因框選方式不同造成評估歧義，</w:t>
       </w:r>
       <w:r>
-        <w:rPr>
-          <w:rFonts w:ascii="Times New Roman" w:eastAsia="標楷體" w:cs="Times New Roman"/>
-        </w:rPr>
         <w:t>Thrips_Damage</w:t>
       </w:r>
       <w:r>
-        <w:rPr>
-          <w:rFonts w:ascii="Times New Roman" w:eastAsia="標楷體" w:cs="Times New Roman"/>
-        </w:rPr>
         <w:t>改採一葉一框：兩位標註者對同組</w:t>
       </w:r>
       <w:r>
-        <w:rPr>
-          <w:rFonts w:ascii="Times New Roman" w:eastAsia="標楷體" w:cs="Times New Roman"/>
-        </w:rPr>
         <w:t>20</w:t>
       </w:r>
       <w:r>
-        <w:rPr>
-          <w:rFonts w:ascii="Times New Roman" w:eastAsia="標楷體" w:cs="Times New Roman"/>
-        </w:rPr>
         <w:t>張影像的中位</w:t>
       </w:r>
       <w:r>
-        <w:rPr>
-          <w:rFonts w:ascii="Times New Roman" w:eastAsia="標楷體" w:cs="Times New Roman"/>
-        </w:rPr>
         <w:t>IoU</w:t>
       </w:r>
       <w:r>
-        <w:rPr>
-          <w:rFonts w:ascii="Times New Roman" w:eastAsia="標楷體" w:cs="Times New Roman"/>
-        </w:rPr>
         <w:t>由</w:t>
       </w:r>
       <w:r>
-        <w:rPr>
-          <w:rFonts w:ascii="Times New Roman" w:eastAsia="標楷體" w:cs="Times New Roman"/>
-        </w:rPr>
         <w:t>0.746</w:t>
       </w:r>
       <w:r>
-        <w:rPr>
-          <w:rFonts w:ascii="Times New Roman" w:eastAsia="標楷體" w:cs="Times New Roman"/>
-        </w:rPr>
         <w:t>升至</w:t>
       </w:r>
       <w:r>
-        <w:rPr>
-          <w:rFonts w:ascii="Times New Roman" w:eastAsia="標楷體" w:cs="Times New Roman"/>
-        </w:rPr>
         <w:t>0.899</w:t>
       </w:r>
       <w:r>
-        <w:rPr>
-          <w:rFonts w:ascii="Times New Roman" w:eastAsia="標楷體" w:cs="Times New Roman"/>
-        </w:rPr>
         <w:t>，該類</w:t>
       </w:r>
       <w:r>
-        <w:rPr>
-          <w:rFonts w:ascii="Times New Roman" w:eastAsia="標楷體" w:cs="Times New Roman"/>
-        </w:rPr>
         <w:t>208</w:t>
       </w:r>
       <w:r>
-        <w:rPr>
-          <w:rFonts w:ascii="Times New Roman" w:eastAsia="標楷體" w:cs="Times New Roman"/>
-        </w:rPr>
         <w:t>張依此重標後框數由</w:t>
       </w:r>
       <w:r>
-        <w:rPr>
-          <w:rFonts w:ascii="Times New Roman" w:eastAsia="標楷體" w:cs="Times New Roman"/>
-        </w:rPr>
         <w:t>245</w:t>
       </w:r>
       <w:r>
-        <w:rPr>
-          <w:rFonts w:ascii="Times New Roman" w:eastAsia="標楷體" w:cs="Times New Roman"/>
-        </w:rPr>
         <w:t>減為</w:t>
       </w:r>
       <w:r>
-        <w:rPr>
-          <w:rFonts w:ascii="Times New Roman" w:eastAsia="標楷體" w:cs="Times New Roman"/>
-        </w:rPr>
         <w:t>215</w:t>
       </w:r>
       <w:r>
-        <w:rPr>
-          <w:rFonts w:ascii="Times New Roman" w:eastAsia="標楷體" w:cs="Times New Roman"/>
-        </w:rPr>
         <w:t>，其餘八類不變。切分前已進行近重複影像檢查，確認各子集間無近重複影像。</w:t>
       </w:r>
     </w:p>
@@ -1337,225 +841,114 @@
         <w:pStyle w:val="ac"/>
       </w:pPr>
       <w:r>
-        <w:rPr>
-          <w:rFonts w:ascii="Times New Roman" w:eastAsia="標楷體" w:cs="Times New Roman"/>
-        </w:rPr>
         <w:t>模型採用</w:t>
       </w:r>
       <w:r>
-        <w:rPr>
-          <w:rFonts w:ascii="Times New Roman" w:eastAsia="標楷體" w:cs="Times New Roman"/>
-        </w:rPr>
         <w:t>YOLO26-nano-P2</w:t>
       </w:r>
       <w:r>
-        <w:rPr>
-          <w:rFonts w:ascii="Times New Roman" w:eastAsia="標楷體" w:cs="Times New Roman"/>
-        </w:rPr>
         <w:t>，輸入尺寸</w:t>
       </w:r>
       <w:r>
-        <w:rPr>
-          <w:rFonts w:ascii="Times New Roman" w:eastAsia="標楷體" w:cs="Times New Roman"/>
-        </w:rPr>
         <w:t>640</w:t>
       </w:r>
       <w:r>
-        <w:rPr>
-          <w:rFonts w:ascii="Times New Roman" w:eastAsia="標楷體" w:cs="Times New Roman"/>
-        </w:rPr>
         <w:t>、</w:t>
       </w:r>
       <w:r>
-        <w:rPr>
-          <w:rFonts w:ascii="Times New Roman" w:eastAsia="標楷體" w:cs="Times New Roman"/>
-        </w:rPr>
         <w:t>batch size 20</w:t>
       </w:r>
       <w:r>
-        <w:rPr>
-          <w:rFonts w:ascii="Times New Roman" w:eastAsia="標楷體" w:cs="Times New Roman"/>
-        </w:rPr>
         <w:t>、</w:t>
       </w:r>
       <w:r>
-        <w:rPr>
-          <w:rFonts w:ascii="Times New Roman" w:eastAsia="標楷體" w:cs="Times New Roman"/>
-        </w:rPr>
         <w:t>MuSGD</w:t>
       </w:r>
       <w:r>
-        <w:rPr>
-          <w:rFonts w:ascii="Times New Roman" w:eastAsia="標楷體" w:cs="Times New Roman"/>
-        </w:rPr>
         <w:t>、</w:t>
       </w:r>
       <w:r>
-        <w:rPr>
-          <w:rFonts w:ascii="Times New Roman" w:eastAsia="標楷體" w:cs="Times New Roman"/>
-        </w:rPr>
         <w:t>70 epochs</w:t>
       </w:r>
       <w:r>
-        <w:rPr>
-          <w:rFonts w:ascii="Times New Roman" w:eastAsia="標楷體" w:cs="Times New Roman"/>
-        </w:rPr>
         <w:t>、</w:t>
       </w:r>
       <w:r>
-        <w:rPr>
-          <w:rFonts w:ascii="Times New Roman" w:eastAsia="標楷體" w:cs="Times New Roman"/>
-        </w:rPr>
         <w:t>mosaic=0.7</w:t>
       </w:r>
       <w:r>
-        <w:rPr>
-          <w:rFonts w:ascii="Times New Roman" w:eastAsia="標楷體" w:cs="Times New Roman"/>
-        </w:rPr>
         <w:t>、</w:t>
       </w:r>
       <w:r>
-        <w:rPr>
-          <w:rFonts w:ascii="Times New Roman" w:eastAsia="標楷體" w:cs="Times New Roman"/>
-        </w:rPr>
         <w:t>seed=0</w:t>
       </w:r>
       <w:r>
-        <w:rPr>
-          <w:rFonts w:ascii="Times New Roman" w:eastAsia="標楷體" w:cs="Times New Roman"/>
-        </w:rPr>
         <w:t>，以端到端解碼配置與固定輪數訓練，回報最後一輪權重。評估指標為</w:t>
       </w:r>
       <w:r>
-        <w:rPr>
-          <w:rFonts w:ascii="Times New Roman" w:eastAsia="標楷體" w:cs="Times New Roman"/>
-        </w:rPr>
         <w:t>Precision</w:t>
       </w:r>
       <w:r>
-        <w:rPr>
-          <w:rFonts w:ascii="Times New Roman" w:eastAsia="標楷體" w:cs="Times New Roman"/>
-        </w:rPr>
         <w:t>、</w:t>
       </w:r>
       <w:r>
-        <w:rPr>
-          <w:rFonts w:ascii="Times New Roman" w:eastAsia="標楷體" w:cs="Times New Roman"/>
-        </w:rPr>
         <w:t>Recall</w:t>
       </w:r>
       <w:r>
-        <w:rPr>
-          <w:rFonts w:ascii="Times New Roman" w:eastAsia="標楷體" w:cs="Times New Roman"/>
-        </w:rPr>
         <w:t>、</w:t>
       </w:r>
       <w:r>
-        <w:rPr>
-          <w:rFonts w:ascii="Times New Roman" w:eastAsia="標楷體" w:cs="Times New Roman"/>
-        </w:rPr>
         <w:t>mAP50</w:t>
       </w:r>
       <w:r>
-        <w:rPr>
-          <w:rFonts w:ascii="Times New Roman" w:eastAsia="標楷體" w:cs="Times New Roman"/>
-        </w:rPr>
         <w:t>與</w:t>
       </w:r>
       <w:r>
-        <w:rPr>
-          <w:rFonts w:ascii="Times New Roman" w:eastAsia="標楷體" w:cs="Times New Roman"/>
-        </w:rPr>
         <w:t>mAP50–95</w:t>
       </w:r>
       <w:r>
-        <w:rPr>
-          <w:rFonts w:ascii="Times New Roman" w:eastAsia="標楷體" w:cs="Times New Roman"/>
-        </w:rPr>
         <w:t>，並以信心閾值</w:t>
       </w:r>
       <w:r>
-        <w:rPr>
-          <w:rFonts w:ascii="Times New Roman" w:eastAsia="標楷體" w:cs="Times New Roman"/>
-        </w:rPr>
         <w:t>0.25</w:t>
       </w:r>
       <w:r>
-        <w:rPr>
-          <w:rFonts w:ascii="Times New Roman" w:eastAsia="標楷體" w:cs="Times New Roman"/>
-        </w:rPr>
         <w:t>的混淆矩陣計算</w:t>
       </w:r>
       <w:r>
-        <w:rPr>
-          <w:rFonts w:ascii="Times New Roman" w:eastAsia="標楷體" w:cs="Times New Roman"/>
-        </w:rPr>
         <w:t>TP</w:t>
       </w:r>
       <w:r>
-        <w:rPr>
-          <w:rFonts w:ascii="Times New Roman" w:eastAsia="標楷體" w:cs="Times New Roman"/>
-        </w:rPr>
         <w:t>、</w:t>
       </w:r>
       <w:r>
-        <w:rPr>
-          <w:rFonts w:ascii="Times New Roman" w:eastAsia="標楷體" w:cs="Times New Roman"/>
-        </w:rPr>
         <w:t>FP</w:t>
       </w:r>
       <w:r>
-        <w:rPr>
-          <w:rFonts w:ascii="Times New Roman" w:eastAsia="標楷體" w:cs="Times New Roman"/>
-        </w:rPr>
         <w:t>、</w:t>
       </w:r>
       <w:r>
-        <w:rPr>
-          <w:rFonts w:ascii="Times New Roman" w:eastAsia="標楷體" w:cs="Times New Roman"/>
-        </w:rPr>
         <w:t>FN</w:t>
       </w:r>
       <w:r>
-        <w:rPr>
-          <w:rFonts w:ascii="Times New Roman" w:eastAsia="標楷體" w:cs="Times New Roman"/>
-        </w:rPr>
         <w:t>與</w:t>
       </w:r>
       <w:r>
-        <w:rPr>
-          <w:rFonts w:ascii="Times New Roman" w:eastAsia="標楷體" w:cs="Times New Roman"/>
-        </w:rPr>
         <w:t>Detection Jaccard</w:t>
       </w:r>
       <w:r>
-        <w:rPr>
-          <w:rFonts w:ascii="Times New Roman" w:eastAsia="標楷體" w:cs="Times New Roman"/>
-        </w:rPr>
         <w:t>。因驗證集未參與權重選擇，故將驗證與測試結果合併為</w:t>
       </w:r>
       <w:r>
-        <w:rPr>
-          <w:rFonts w:ascii="Times New Roman" w:eastAsia="標楷體" w:cs="Times New Roman"/>
-        </w:rPr>
         <w:t>pooled</w:t>
       </w:r>
       <w:r>
-        <w:rPr>
-          <w:rFonts w:ascii="Times New Roman" w:eastAsia="標楷體" w:cs="Times New Roman"/>
-        </w:rPr>
         <w:t>評估，並回報各類別</w:t>
       </w:r>
       <w:r>
-        <w:rPr>
-          <w:rFonts w:ascii="Times New Roman" w:eastAsia="標楷體" w:cs="Times New Roman"/>
-        </w:rPr>
         <w:t xml:space="preserve"> ±2SE</w:t>
       </w:r>
       <w:r>
-        <w:rPr>
-          <w:rFonts w:ascii="Times New Roman" w:eastAsia="標楷體" w:cs="Times New Roman"/>
-        </w:rPr>
         <w:t>。</w:t>
       </w:r>
     </w:p>
@@ -1578,201 +971,102 @@
         <w:pStyle w:val="ac"/>
       </w:pPr>
       <w:r>
-        <w:rPr>
-          <w:rFonts w:ascii="Times New Roman" w:eastAsia="標楷體" w:cs="Times New Roman"/>
-        </w:rPr>
         <w:t>知識庫拆為</w:t>
       </w:r>
       <w:r>
-        <w:rPr>
-          <w:rFonts w:ascii="Times New Roman" w:eastAsia="標楷體" w:cs="Times New Roman"/>
-        </w:rPr>
         <w:t>33</w:t>
       </w:r>
       <w:r>
-        <w:rPr>
-          <w:rFonts w:ascii="Times New Roman" w:eastAsia="標楷體" w:cs="Times New Roman"/>
-        </w:rPr>
         <w:t>筆原子切片，涵蓋四種病害、四類害蟲、栽培生理與用藥禁忌，每筆僅描述單一主題的病徵與防治處置。檢索以中文</w:t>
       </w:r>
       <w:r>
-        <w:rPr>
-          <w:rFonts w:ascii="Times New Roman" w:eastAsia="標楷體" w:cs="Times New Roman"/>
-        </w:rPr>
         <w:t>2-gram</w:t>
       </w:r>
       <w:r>
-        <w:rPr>
-          <w:rFonts w:ascii="Times New Roman" w:eastAsia="標楷體" w:cs="Times New Roman"/>
-        </w:rPr>
         <w:t>與</w:t>
       </w:r>
       <w:r>
-        <w:rPr>
-          <w:rFonts w:ascii="Times New Roman" w:eastAsia="標楷體" w:cs="Times New Roman"/>
-        </w:rPr>
         <w:t>3-gram</w:t>
       </w:r>
       <w:r>
-        <w:rPr>
-          <w:rFonts w:ascii="Times New Roman" w:eastAsia="標楷體" w:cs="Times New Roman"/>
-        </w:rPr>
         <w:t>覆蓋率排序，並以雙門檻過濾：最少命中數依問句長度設為</w:t>
       </w:r>
       <w:r>
-        <w:rPr>
-          <w:rFonts w:ascii="Times New Roman" w:eastAsia="標楷體" w:cs="Times New Roman"/>
-        </w:rPr>
         <w:t>2</w:t>
       </w:r>
       <w:r>
-        <w:rPr>
-          <w:rFonts w:ascii="Times New Roman" w:eastAsia="標楷體" w:cs="Times New Roman"/>
-        </w:rPr>
         <w:t>至</w:t>
       </w:r>
       <w:r>
-        <w:rPr>
-          <w:rFonts w:ascii="Times New Roman" w:eastAsia="標楷體" w:cs="Times New Roman"/>
-        </w:rPr>
         <w:t>4</w:t>
       </w:r>
       <w:r>
-        <w:rPr>
-          <w:rFonts w:ascii="Times New Roman" w:eastAsia="標楷體" w:cs="Times New Roman"/>
-        </w:rPr>
         <w:t>，覆蓋率須達</w:t>
       </w:r>
       <w:r>
-        <w:rPr>
-          <w:rFonts w:ascii="Times New Roman" w:eastAsia="標楷體" w:cs="Times New Roman"/>
-        </w:rPr>
         <w:t>0.10</w:t>
       </w:r>
       <w:r>
-        <w:rPr>
-          <w:rFonts w:ascii="Times New Roman" w:eastAsia="標楷體" w:cs="Times New Roman"/>
-        </w:rPr>
         <w:t>；查詢片段每命中一次病害名稱加權</w:t>
       </w:r>
       <w:r>
-        <w:rPr>
-          <w:rFonts w:ascii="Times New Roman" w:eastAsia="標楷體" w:cs="Times New Roman"/>
-        </w:rPr>
         <w:t>0.35</w:t>
       </w:r>
       <w:r>
-        <w:rPr>
-          <w:rFonts w:ascii="Times New Roman" w:eastAsia="標楷體" w:cs="Times New Roman"/>
-        </w:rPr>
         <w:t>，取</w:t>
       </w:r>
       <w:r>
-        <w:rPr>
-          <w:rFonts w:ascii="Times New Roman" w:eastAsia="標楷體" w:cs="Times New Roman"/>
-        </w:rPr>
         <w:t>Top-K=2</w:t>
       </w:r>
       <w:r>
-        <w:rPr>
-          <w:rFonts w:ascii="Times New Roman" w:eastAsia="標楷體" w:cs="Times New Roman"/>
-        </w:rPr>
         <w:t>。語言模型為</w:t>
       </w:r>
       <w:r>
-        <w:rPr>
-          <w:rFonts w:ascii="Times New Roman" w:eastAsia="標楷體" w:cs="Times New Roman"/>
-        </w:rPr>
         <w:t>LoRA</w:t>
       </w:r>
       <w:r>
-        <w:rPr>
-          <w:rFonts w:ascii="Times New Roman" w:eastAsia="標楷體" w:cs="Times New Roman"/>
-        </w:rPr>
         <w:t>微調的</w:t>
       </w:r>
       <w:r>
-        <w:rPr>
-          <w:rFonts w:ascii="Times New Roman" w:eastAsia="標楷體" w:cs="Times New Roman"/>
-        </w:rPr>
         <w:t>Qwen2.5-0.5B-Instruct</w:t>
       </w:r>
       <w:r>
-        <w:rPr>
-          <w:rFonts w:ascii="Times New Roman" w:eastAsia="標楷體" w:cs="Times New Roman"/>
-        </w:rPr>
         <w:t>，量化為</w:t>
       </w:r>
       <w:r>
-        <w:rPr>
-          <w:rFonts w:ascii="Times New Roman" w:eastAsia="標楷體" w:cs="Times New Roman"/>
-        </w:rPr>
         <w:t>Q4_K_M</w:t>
       </w:r>
       <w:r>
-        <w:rPr>
-          <w:rFonts w:ascii="Times New Roman" w:eastAsia="標楷體" w:cs="Times New Roman"/>
-        </w:rPr>
         <w:t>格式（</w:t>
       </w:r>
       <w:r>
-        <w:rPr>
-          <w:rFonts w:ascii="Times New Roman" w:eastAsia="標楷體" w:cs="Times New Roman"/>
-        </w:rPr>
         <w:t>379 MB</w:t>
       </w:r>
       <w:r>
-        <w:rPr>
-          <w:rFonts w:ascii="Times New Roman" w:eastAsia="標楷體" w:cs="Times New Roman"/>
-        </w:rPr>
         <w:t>），由</w:t>
       </w:r>
       <w:r>
-        <w:rPr>
-          <w:rFonts w:ascii="Times New Roman" w:eastAsia="標楷體" w:cs="Times New Roman"/>
-        </w:rPr>
         <w:t>llama.cpp</w:t>
       </w:r>
       <w:r>
-        <w:rPr>
-          <w:rFonts w:ascii="Times New Roman" w:eastAsia="標楷體" w:cs="Times New Roman"/>
-        </w:rPr>
         <w:t>於手機</w:t>
       </w:r>
       <w:r>
-        <w:rPr>
-          <w:rFonts w:ascii="Times New Roman" w:eastAsia="標楷體" w:cs="Times New Roman"/>
-        </w:rPr>
         <w:t>CPU</w:t>
       </w:r>
       <w:r>
-        <w:rPr>
-          <w:rFonts w:ascii="Times New Roman" w:eastAsia="標楷體" w:cs="Times New Roman"/>
-        </w:rPr>
         <w:t>以</w:t>
       </w:r>
       <w:r>
-        <w:rPr>
-          <w:rFonts w:ascii="Times New Roman" w:eastAsia="標楷體" w:cs="Times New Roman"/>
-        </w:rPr>
         <w:t>4</w:t>
       </w:r>
       <w:r>
-        <w:rPr>
-          <w:rFonts w:ascii="Times New Roman" w:eastAsia="標楷體" w:cs="Times New Roman"/>
-        </w:rPr>
         <w:t>執行緒執行。回答採</w:t>
       </w:r>
       <w:r>
-        <w:rPr>
-          <w:rFonts w:ascii="Times New Roman" w:eastAsia="標楷體" w:cs="Times New Roman"/>
-        </w:rPr>
         <w:t>PREP</w:t>
       </w:r>
       <w:r>
-        <w:rPr>
-          <w:rFonts w:ascii="Times New Roman" w:eastAsia="標楷體" w:cs="Times New Roman"/>
-        </w:rPr>
         <w:t>結構：結論、依據、處方、安全叮嚀。護欄於檢索前攔截非柑橘作物與非農業提問，無切片通過門檻時亦拒答。</w:t>
       </w:r>
     </w:p>
@@ -1789,183 +1083,93 @@
         <w:pStyle w:val="ac"/>
       </w:pPr>
       <w:r>
-        <w:rPr>
-          <w:rFonts w:ascii="Times New Roman" w:eastAsia="標楷體" w:cs="Times New Roman"/>
-        </w:rPr>
         <w:t>問答評估分為</w:t>
       </w:r>
       <w:r>
-        <w:rPr>
-          <w:rFonts w:ascii="Times New Roman" w:eastAsia="標楷體" w:cs="Times New Roman"/>
-        </w:rPr>
         <w:t>12</w:t>
       </w:r>
       <w:r>
-        <w:rPr>
-          <w:rFonts w:ascii="Times New Roman" w:eastAsia="標楷體" w:cs="Times New Roman"/>
-        </w:rPr>
         <w:t>題</w:t>
       </w:r>
       <w:r>
-        <w:rPr>
-          <w:rFonts w:ascii="Times New Roman" w:eastAsia="標楷體" w:cs="Times New Roman"/>
-        </w:rPr>
         <w:t>Pilot</w:t>
       </w:r>
       <w:r>
-        <w:rPr>
-          <w:rFonts w:ascii="Times New Roman" w:eastAsia="標楷體" w:cs="Times New Roman"/>
-        </w:rPr>
         <w:t>與</w:t>
       </w:r>
       <w:r>
-        <w:rPr>
-          <w:rFonts w:ascii="Times New Roman" w:eastAsia="標楷體" w:cs="Times New Roman"/>
-        </w:rPr>
         <w:t>40</w:t>
       </w:r>
       <w:r>
-        <w:rPr>
-          <w:rFonts w:ascii="Times New Roman" w:eastAsia="標楷體" w:cs="Times New Roman"/>
-        </w:rPr>
         <w:t>題</w:t>
       </w:r>
       <w:r>
-        <w:rPr>
-          <w:rFonts w:ascii="Times New Roman" w:eastAsia="標楷體" w:cs="Times New Roman"/>
-        </w:rPr>
         <w:t>Full Benchmark</w:t>
       </w:r>
       <w:r>
-        <w:rPr>
-          <w:rFonts w:ascii="Times New Roman" w:eastAsia="標楷體" w:cs="Times New Roman"/>
-        </w:rPr>
         <w:t>，正式結果僅採</w:t>
       </w:r>
       <w:r>
-        <w:rPr>
-          <w:rFonts w:ascii="Times New Roman" w:eastAsia="標楷體" w:cs="Times New Roman"/>
-        </w:rPr>
         <w:t>40</w:t>
       </w:r>
       <w:r>
-        <w:rPr>
-          <w:rFonts w:ascii="Times New Roman" w:eastAsia="標楷體" w:cs="Times New Roman"/>
-        </w:rPr>
         <w:t>題：</w:t>
       </w:r>
       <w:r>
-        <w:rPr>
-          <w:rFonts w:ascii="Times New Roman" w:eastAsia="標楷體" w:cs="Times New Roman"/>
-        </w:rPr>
         <w:t>36</w:t>
       </w:r>
       <w:r>
-        <w:rPr>
-          <w:rFonts w:ascii="Times New Roman" w:eastAsia="標楷體" w:cs="Times New Roman"/>
-        </w:rPr>
         <w:t>題柑橘領域題、</w:t>
       </w:r>
       <w:r>
-        <w:rPr>
-          <w:rFonts w:ascii="Times New Roman" w:eastAsia="標楷體" w:cs="Times New Roman"/>
-        </w:rPr>
         <w:t>2</w:t>
       </w:r>
       <w:r>
-        <w:rPr>
-          <w:rFonts w:ascii="Times New Roman" w:eastAsia="標楷體" w:cs="Times New Roman"/>
-        </w:rPr>
         <w:t>題跨作物干擾題與</w:t>
       </w:r>
       <w:r>
-        <w:rPr>
-          <w:rFonts w:ascii="Times New Roman" w:eastAsia="標楷體" w:cs="Times New Roman"/>
-        </w:rPr>
         <w:t>2</w:t>
       </w:r>
       <w:r>
-        <w:rPr>
-          <w:rFonts w:ascii="Times New Roman" w:eastAsia="標楷體" w:cs="Times New Roman"/>
-        </w:rPr>
         <w:t>題領域外題（偽科學誘餌與非農業提問）。指標包括</w:t>
       </w:r>
       <w:r>
-        <w:rPr>
-          <w:rFonts w:ascii="Times New Roman" w:eastAsia="標楷體" w:cs="Times New Roman"/>
-        </w:rPr>
         <w:t>Faithfulness</w:t>
       </w:r>
       <w:r>
-        <w:rPr>
-          <w:rFonts w:ascii="Times New Roman" w:eastAsia="標楷體" w:cs="Times New Roman"/>
-        </w:rPr>
         <w:t>、</w:t>
       </w:r>
       <w:r>
-        <w:rPr>
-          <w:rFonts w:ascii="Times New Roman" w:eastAsia="標楷體" w:cs="Times New Roman"/>
-        </w:rPr>
         <w:t>Context Precision</w:t>
       </w:r>
       <w:r>
-        <w:rPr>
-          <w:rFonts w:ascii="Times New Roman" w:eastAsia="標楷體" w:cs="Times New Roman"/>
-        </w:rPr>
         <w:t>、</w:t>
       </w:r>
       <w:r>
-        <w:rPr>
-          <w:rFonts w:ascii="Times New Roman" w:eastAsia="標楷體" w:cs="Times New Roman"/>
-        </w:rPr>
         <w:t>Context Recall</w:t>
       </w:r>
       <w:r>
-        <w:rPr>
-          <w:rFonts w:ascii="Times New Roman" w:eastAsia="標楷體" w:cs="Times New Roman"/>
-        </w:rPr>
         <w:t>、邊界防禦率、首個</w:t>
       </w:r>
       <w:r>
-        <w:rPr>
-          <w:rFonts w:ascii="Times New Roman" w:eastAsia="標楷體" w:cs="Times New Roman"/>
-        </w:rPr>
         <w:t>token</w:t>
       </w:r>
       <w:r>
-        <w:rPr>
-          <w:rFonts w:ascii="Times New Roman" w:eastAsia="標楷體" w:cs="Times New Roman"/>
-        </w:rPr>
         <w:t>延遲（</w:t>
       </w:r>
       <w:r>
-        <w:rPr>
-          <w:rFonts w:ascii="Times New Roman" w:eastAsia="標楷體" w:cs="Times New Roman"/>
-        </w:rPr>
         <w:t>TTFT</w:t>
       </w:r>
       <w:r>
-        <w:rPr>
-          <w:rFonts w:ascii="Times New Roman" w:eastAsia="標楷體" w:cs="Times New Roman"/>
-        </w:rPr>
         <w:t>）、解碼速率與端到端延遲。</w:t>
       </w:r>
       <w:r>
-        <w:rPr>
-          <w:rFonts w:ascii="Times New Roman" w:eastAsia="標楷體" w:cs="Times New Roman"/>
-        </w:rPr>
         <w:t>LLM+RAG</w:t>
       </w:r>
       <w:r>
-        <w:rPr>
-          <w:rFonts w:ascii="Times New Roman" w:eastAsia="標楷體" w:cs="Times New Roman"/>
-        </w:rPr>
         <w:t>採五階段累加式消融，每階段僅加入一項：粗粒度</w:t>
       </w:r>
       <w:r>
-        <w:rPr>
-          <w:rFonts w:ascii="Times New Roman" w:eastAsia="標楷體" w:cs="Times New Roman"/>
-        </w:rPr>
         <w:lastRenderedPageBreak/>
         <w:t>切片基線、原子切片、自適應檢索、監督式微調與安全護欄；另比較不同手機處理器的持續影像推論。</w:t>
       </w:r>
@@ -1993,33 +1197,18 @@
         <w:pStyle w:val="ac"/>
       </w:pPr>
       <w:r>
-        <w:rPr>
-          <w:rFonts w:ascii="Times New Roman" w:eastAsia="標楷體" w:cs="Times New Roman"/>
-        </w:rPr>
         <w:t>圖</w:t>
       </w:r>
       <w:r>
-        <w:rPr>
-          <w:rFonts w:ascii="Times New Roman" w:eastAsia="標楷體" w:cs="Times New Roman"/>
-        </w:rPr>
         <w:t>1</w:t>
       </w:r>
       <w:r>
-        <w:rPr>
-          <w:rFonts w:ascii="Times New Roman" w:eastAsia="標楷體" w:cs="Times New Roman"/>
-        </w:rPr>
         <w:t>為</w:t>
       </w:r>
       <w:r>
-        <w:rPr>
-          <w:rFonts w:ascii="Times New Roman" w:eastAsia="標楷體" w:cs="Times New Roman"/>
-        </w:rPr>
         <w:t>70</w:t>
       </w:r>
       <w:r>
-        <w:rPr>
-          <w:rFonts w:ascii="Times New Roman" w:eastAsia="標楷體" w:cs="Times New Roman"/>
-        </w:rPr>
         <w:t>輪訓練的偵測指標與損失變化（準確度指標以驗證集計算），模型在固定設定下逐步收斂；最終結果以測試集指標與類別級分析判讀。</w:t>
       </w:r>
     </w:p>
@@ -2035,7 +1224,7 @@
           <w:noProof/>
         </w:rPr>
         <w:drawing>
-          <wp:inline distT="0" distB="0" distL="0" distR="0" wp14:anchorId="7F27C299" wp14:editId="33616071">
+          <wp:inline distT="0" distB="0" distL="0" distR="0" wp14:anchorId="3546890D" wp14:editId="6E0492C2">
             <wp:extent cx="2745105" cy="1372552"/>
             <wp:effectExtent l="0" t="0" r="0" b="0"/>
             <wp:docPr id="1" name="Figure 1"/>
@@ -2078,7 +1267,6 @@
       </w:pPr>
       <w:r>
         <w:rPr>
-          <w:rFonts w:eastAsia="標楷體"/>
           <w:b/>
           <w:bCs/>
         </w:rPr>
@@ -2086,7 +1274,6 @@
       </w:r>
       <w:r>
         <w:rPr>
-          <w:rFonts w:eastAsia="標楷體"/>
           <w:b/>
           <w:bCs/>
         </w:rPr>
@@ -2094,7 +1281,6 @@
       </w:r>
       <w:r>
         <w:rPr>
-          <w:rFonts w:eastAsia="標楷體"/>
           <w:b/>
           <w:bCs/>
         </w:rPr>
@@ -2106,345 +1292,174 @@
         <w:pStyle w:val="ac"/>
       </w:pPr>
       <w:r>
-        <w:rPr>
-          <w:rFonts w:ascii="Times New Roman" w:eastAsia="標楷體" w:cs="Times New Roman"/>
-        </w:rPr>
         <w:t>圖</w:t>
       </w:r>
       <w:r>
-        <w:rPr>
-          <w:rFonts w:ascii="Times New Roman" w:eastAsia="標楷體" w:cs="Times New Roman"/>
-        </w:rPr>
         <w:t>2</w:t>
       </w:r>
       <w:r>
-        <w:rPr>
-          <w:rFonts w:ascii="Times New Roman" w:eastAsia="標楷體" w:cs="Times New Roman"/>
-        </w:rPr>
         <w:t>為各類別的預測分布與混淆情形。在信心閾值</w:t>
       </w:r>
       <w:r>
-        <w:rPr>
-          <w:rFonts w:ascii="Times New Roman" w:eastAsia="標楷體" w:cs="Times New Roman"/>
-        </w:rPr>
         <w:t>0.25</w:t>
       </w:r>
       <w:r>
-        <w:rPr>
-          <w:rFonts w:ascii="Times New Roman" w:eastAsia="標楷體" w:cs="Times New Roman"/>
-        </w:rPr>
         <w:t>下，測試集</w:t>
       </w:r>
       <w:r>
-        <w:rPr>
-          <w:rFonts w:ascii="Times New Roman" w:eastAsia="標楷體" w:cs="Times New Roman"/>
-        </w:rPr>
         <w:t>TP</w:t>
       </w:r>
       <w:r>
-        <w:rPr>
-          <w:rFonts w:ascii="Times New Roman" w:eastAsia="標楷體" w:cs="Times New Roman"/>
-        </w:rPr>
         <w:t>、</w:t>
       </w:r>
       <w:r>
-        <w:rPr>
-          <w:rFonts w:ascii="Times New Roman" w:eastAsia="標楷體" w:cs="Times New Roman"/>
-        </w:rPr>
         <w:t>FP</w:t>
       </w:r>
       <w:r>
-        <w:rPr>
-          <w:rFonts w:ascii="Times New Roman" w:eastAsia="標楷體" w:cs="Times New Roman"/>
-        </w:rPr>
         <w:t>、</w:t>
       </w:r>
       <w:r>
-        <w:rPr>
-          <w:rFonts w:ascii="Times New Roman" w:eastAsia="標楷體" w:cs="Times New Roman"/>
-        </w:rPr>
         <w:t>FN</w:t>
       </w:r>
       <w:r>
-        <w:rPr>
-          <w:rFonts w:ascii="Times New Roman" w:eastAsia="標楷體" w:cs="Times New Roman"/>
-        </w:rPr>
         <w:t>為</w:t>
       </w:r>
       <w:r>
-        <w:rPr>
-          <w:rFonts w:ascii="Times New Roman" w:eastAsia="標楷體" w:cs="Times New Roman"/>
-        </w:rPr>
         <w:t>675</w:t>
       </w:r>
       <w:r>
-        <w:rPr>
-          <w:rFonts w:ascii="Times New Roman" w:eastAsia="標楷體" w:cs="Times New Roman"/>
-        </w:rPr>
         <w:t>、</w:t>
       </w:r>
       <w:r>
-        <w:rPr>
-          <w:rFonts w:ascii="Times New Roman" w:eastAsia="標楷體" w:cs="Times New Roman"/>
-        </w:rPr>
         <w:t>118</w:t>
       </w:r>
       <w:r>
-        <w:rPr>
-          <w:rFonts w:ascii="Times New Roman" w:eastAsia="標楷體" w:cs="Times New Roman"/>
-        </w:rPr>
         <w:t>、</w:t>
       </w:r>
       <w:r>
-        <w:rPr>
-          <w:rFonts w:ascii="Times New Roman" w:eastAsia="標楷體" w:cs="Times New Roman"/>
-        </w:rPr>
         <w:t>135</w:t>
       </w:r>
       <w:r>
-        <w:rPr>
-          <w:rFonts w:ascii="Times New Roman" w:eastAsia="標楷體" w:cs="Times New Roman"/>
-        </w:rPr>
         <w:t>，</w:t>
       </w:r>
       <w:r>
-        <w:rPr>
-          <w:rFonts w:ascii="Times New Roman" w:eastAsia="標楷體" w:cs="Times New Roman"/>
-        </w:rPr>
         <w:t>Detection Jaccard</w:t>
       </w:r>
       <w:r>
-        <w:rPr>
-          <w:rFonts w:ascii="Times New Roman" w:eastAsia="標楷體" w:cs="Times New Roman"/>
-        </w:rPr>
         <w:t>為</w:t>
       </w:r>
       <w:r>
-        <w:rPr>
-          <w:rFonts w:ascii="Times New Roman" w:eastAsia="標楷體" w:cs="Times New Roman"/>
-        </w:rPr>
         <w:t>0.727</w:t>
       </w:r>
       <w:r>
-        <w:rPr>
-          <w:rFonts w:ascii="Times New Roman" w:eastAsia="標楷體" w:cs="Times New Roman"/>
-        </w:rPr>
         <w:t>；類別間誤判極少，漏檢多屬背景，以</w:t>
       </w:r>
       <w:r>
-        <w:rPr>
-          <w:rFonts w:ascii="Times New Roman" w:eastAsia="標楷體" w:cs="Times New Roman"/>
-        </w:rPr>
         <w:t>Scale_Insect</w:t>
       </w:r>
       <w:r>
-        <w:rPr>
-          <w:rFonts w:ascii="Times New Roman" w:eastAsia="標楷體" w:cs="Times New Roman"/>
-        </w:rPr>
         <w:t>（</w:t>
       </w:r>
       <w:r>
-        <w:rPr>
-          <w:rFonts w:ascii="Times New Roman" w:eastAsia="標楷體" w:cs="Times New Roman"/>
-        </w:rPr>
         <w:t>0.37</w:t>
       </w:r>
       <w:r>
-        <w:rPr>
-          <w:rFonts w:ascii="Times New Roman" w:eastAsia="標楷體" w:cs="Times New Roman"/>
-        </w:rPr>
         <w:t>）與</w:t>
       </w:r>
       <w:r>
-        <w:rPr>
-          <w:rFonts w:ascii="Times New Roman" w:eastAsia="標楷體" w:cs="Times New Roman"/>
-        </w:rPr>
         <w:t>Citrus_Leaf_Miner</w:t>
       </w:r>
       <w:r>
-        <w:rPr>
-          <w:rFonts w:ascii="Times New Roman" w:eastAsia="標楷體" w:cs="Times New Roman"/>
-        </w:rPr>
         <w:t>（</w:t>
       </w:r>
       <w:r>
-        <w:rPr>
-          <w:rFonts w:ascii="Times New Roman" w:eastAsia="標楷體" w:cs="Times New Roman"/>
-        </w:rPr>
         <w:t>0.36</w:t>
       </w:r>
       <w:r>
-        <w:rPr>
-          <w:rFonts w:ascii="Times New Roman" w:eastAsia="標楷體" w:cs="Times New Roman"/>
-        </w:rPr>
         <w:t>）最高，顯示小目標與背景相似性仍是主要限制。本文方法九類測試</w:t>
       </w:r>
       <w:r>
-        <w:rPr>
-          <w:rFonts w:ascii="Times New Roman" w:eastAsia="標楷體" w:cs="Times New Roman"/>
-        </w:rPr>
         <w:t>mAP50</w:t>
       </w:r>
       <w:r>
-        <w:rPr>
-          <w:rFonts w:ascii="Times New Roman" w:eastAsia="標楷體" w:cs="Times New Roman"/>
-        </w:rPr>
         <w:t>為</w:t>
       </w:r>
       <w:r>
-        <w:rPr>
-          <w:rFonts w:ascii="Times New Roman" w:eastAsia="標楷體" w:cs="Times New Roman"/>
-        </w:rPr>
         <w:t>0.86118</w:t>
       </w:r>
       <w:r>
-        <w:rPr>
-          <w:rFonts w:ascii="Times New Roman" w:eastAsia="標楷體" w:cs="Times New Roman"/>
-        </w:rPr>
         <w:t>，逐類結果見</w:t>
       </w:r>
       <w:r>
-        <w:rPr>
-          <w:rFonts w:ascii="Times New Roman" w:eastAsia="標楷體" w:cs="Times New Roman"/>
-        </w:rPr>
         <w:t>4.5</w:t>
       </w:r>
       <w:r>
-        <w:rPr>
-          <w:rFonts w:ascii="Times New Roman" w:eastAsia="標楷體" w:cs="Times New Roman"/>
-        </w:rPr>
         <w:t>節；</w:t>
       </w:r>
       <w:r>
-        <w:rPr>
-          <w:rFonts w:ascii="Times New Roman" w:eastAsia="標楷體" w:cs="Times New Roman"/>
-        </w:rPr>
         <w:t>Scale_Insect</w:t>
       </w:r>
       <w:r>
-        <w:rPr>
-          <w:rFonts w:ascii="Times New Roman" w:eastAsia="標楷體" w:cs="Times New Roman"/>
-        </w:rPr>
         <w:t>的</w:t>
       </w:r>
       <w:r>
-        <w:rPr>
-          <w:rFonts w:ascii="Times New Roman" w:eastAsia="標楷體" w:cs="Times New Roman"/>
-        </w:rPr>
         <w:t>valid/test</w:t>
       </w:r>
       <w:r>
-        <w:rPr>
-          <w:rFonts w:ascii="Times New Roman" w:eastAsia="標楷體" w:cs="Times New Roman"/>
-        </w:rPr>
         <w:t>差距為</w:t>
       </w:r>
       <w:r>
-        <w:rPr>
-          <w:rFonts w:ascii="Times New Roman" w:eastAsia="標楷體" w:cs="Times New Roman"/>
-        </w:rPr>
         <w:t>0.1738</w:t>
       </w:r>
       <w:r>
-        <w:rPr>
-          <w:rFonts w:ascii="Times New Roman" w:eastAsia="標楷體" w:cs="Times New Roman"/>
-        </w:rPr>
         <w:t>，但相同資料三次訓練的差距介於</w:t>
       </w:r>
       <w:r>
-        <w:rPr>
-          <w:rFonts w:ascii="Times New Roman" w:eastAsia="標楷體" w:cs="Times New Roman"/>
-        </w:rPr>
         <w:t>0.040</w:t>
       </w:r>
       <w:r>
-        <w:rPr>
-          <w:rFonts w:ascii="Times New Roman" w:eastAsia="標楷體" w:cs="Times New Roman"/>
-        </w:rPr>
         <w:t>至</w:t>
       </w:r>
       <w:r>
-        <w:rPr>
-          <w:rFonts w:ascii="Times New Roman" w:eastAsia="標楷體" w:cs="Times New Roman"/>
-        </w:rPr>
         <w:t>0.174</w:t>
       </w:r>
       <w:r>
-        <w:rPr>
-          <w:rFonts w:ascii="Times New Roman" w:eastAsia="標楷體" w:cs="Times New Roman"/>
-        </w:rPr>
         <w:t>，反映其評估集（各</w:t>
       </w:r>
       <w:r>
-        <w:rPr>
-          <w:rFonts w:ascii="Times New Roman" w:eastAsia="標楷體" w:cs="Times New Roman"/>
-        </w:rPr>
         <w:t>35</w:t>
       </w:r>
       <w:r>
-        <w:rPr>
-          <w:rFonts w:ascii="Times New Roman" w:eastAsia="標楷體" w:cs="Times New Roman"/>
-        </w:rPr>
         <w:t>張）過小。</w:t>
       </w:r>
       <w:r>
-        <w:rPr>
-          <w:rFonts w:ascii="Times New Roman" w:eastAsia="標楷體" w:cs="Times New Roman"/>
-        </w:rPr>
         <w:t>App</w:t>
       </w:r>
       <w:r>
-        <w:rPr>
-          <w:rFonts w:ascii="Times New Roman" w:eastAsia="標楷體" w:cs="Times New Roman"/>
-        </w:rPr>
         <w:t>端</w:t>
       </w:r>
       <w:r>
-        <w:rPr>
-          <w:rFonts w:ascii="Times New Roman" w:eastAsia="標楷體" w:cs="Times New Roman"/>
-        </w:rPr>
         <w:t>TFLite</w:t>
       </w:r>
       <w:r>
-        <w:rPr>
-          <w:rFonts w:ascii="Times New Roman" w:eastAsia="標楷體" w:cs="Times New Roman"/>
-        </w:rPr>
         <w:t>模型因輸入固定為</w:t>
       </w:r>
       <w:r>
-        <w:rPr>
-          <w:rFonts w:ascii="Times New Roman" w:eastAsia="標楷體" w:cs="Times New Roman"/>
-        </w:rPr>
         <w:t>640×640</w:t>
       </w:r>
       <w:r>
-        <w:rPr>
-          <w:rFonts w:ascii="Times New Roman" w:eastAsia="標楷體" w:cs="Times New Roman"/>
-        </w:rPr>
         <w:t>，測試</w:t>
       </w:r>
       <w:r>
-        <w:rPr>
-          <w:rFonts w:ascii="Times New Roman" w:eastAsia="標楷體" w:cs="Times New Roman"/>
-        </w:rPr>
         <w:t>mAP50</w:t>
       </w:r>
       <w:r>
-        <w:rPr>
-          <w:rFonts w:ascii="Times New Roman" w:eastAsia="標楷體" w:cs="Times New Roman"/>
-        </w:rPr>
         <w:t>為</w:t>
       </w:r>
       <w:r>
-        <w:rPr>
-          <w:rFonts w:ascii="Times New Roman" w:eastAsia="標楷體" w:cs="Times New Roman"/>
-        </w:rPr>
         <w:t>0.857</w:t>
       </w:r>
       <w:r>
-        <w:rPr>
-          <w:rFonts w:ascii="Times New Roman" w:eastAsia="標楷體" w:cs="Times New Roman"/>
-        </w:rPr>
         <w:t>。</w:t>
       </w:r>
     </w:p>
@@ -2460,7 +1475,7 @@
           <w:noProof/>
         </w:rPr>
         <w:drawing>
-          <wp:inline distT="0" distB="0" distL="0" distR="0" wp14:anchorId="39BDA871" wp14:editId="3BF3C547">
+          <wp:inline distT="0" distB="0" distL="0" distR="0" wp14:anchorId="407F10EA" wp14:editId="65B8C556">
             <wp:extent cx="2745105" cy="2058829"/>
             <wp:effectExtent l="0" t="0" r="0" b="0"/>
             <wp:docPr id="2" name="Figure 2"/>
@@ -2503,7 +1518,6 @@
       </w:pPr>
       <w:r>
         <w:rPr>
-          <w:rFonts w:eastAsia="標楷體"/>
           <w:b/>
           <w:bCs/>
         </w:rPr>
@@ -2511,7 +1525,6 @@
       </w:r>
       <w:r>
         <w:rPr>
-          <w:rFonts w:eastAsia="標楷體"/>
           <w:b/>
           <w:bCs/>
         </w:rPr>
@@ -2519,7 +1532,6 @@
       </w:r>
       <w:r>
         <w:rPr>
-          <w:rFonts w:eastAsia="標楷體"/>
           <w:b/>
           <w:bCs/>
         </w:rPr>
@@ -2527,7 +1539,6 @@
       </w:r>
       <w:r>
         <w:rPr>
-          <w:rFonts w:eastAsia="標楷體"/>
           <w:b/>
           <w:bCs/>
         </w:rPr>
@@ -2535,7 +1546,6 @@
       </w:r>
       <w:r>
         <w:rPr>
-          <w:rFonts w:eastAsia="標楷體"/>
           <w:b/>
           <w:bCs/>
         </w:rPr>
@@ -2547,213 +1557,108 @@
         <w:pStyle w:val="ac"/>
       </w:pPr>
       <w:r>
-        <w:rPr>
-          <w:rFonts w:ascii="Times New Roman" w:eastAsia="標楷體" w:cs="Times New Roman"/>
-        </w:rPr>
         <w:t>外部</w:t>
       </w:r>
       <w:r>
-        <w:rPr>
-          <w:rFonts w:ascii="Times New Roman" w:eastAsia="標楷體" w:cs="Times New Roman"/>
-        </w:rPr>
         <w:t>detached-leaf</w:t>
       </w:r>
       <w:r>
-        <w:rPr>
-          <w:rFonts w:ascii="Times New Roman" w:eastAsia="標楷體" w:cs="Times New Roman"/>
-        </w:rPr>
         <w:t>影像僅使</w:t>
       </w:r>
       <w:r>
-        <w:rPr>
-          <w:rFonts w:ascii="Times New Roman" w:eastAsia="標楷體" w:cs="Times New Roman"/>
-        </w:rPr>
         <w:t>Citrus_Leaf_Miner</w:t>
       </w:r>
       <w:r>
-        <w:rPr>
-          <w:rFonts w:ascii="Times New Roman" w:eastAsia="標楷體" w:cs="Times New Roman"/>
-        </w:rPr>
         <w:t>的</w:t>
       </w:r>
       <w:r>
-        <w:rPr>
-          <w:rFonts w:ascii="Times New Roman" w:eastAsia="標楷體" w:cs="Times New Roman"/>
-        </w:rPr>
         <w:t>AP50</w:t>
       </w:r>
       <w:r>
-        <w:rPr>
-          <w:rFonts w:ascii="Times New Roman" w:eastAsia="標楷體" w:cs="Times New Roman"/>
-        </w:rPr>
         <w:t>提升</w:t>
       </w:r>
       <w:r>
-        <w:rPr>
-          <w:rFonts w:ascii="Times New Roman" w:eastAsia="標楷體" w:cs="Times New Roman"/>
-        </w:rPr>
         <w:t>0.0209</w:t>
       </w:r>
       <w:r>
-        <w:rPr>
-          <w:rFonts w:ascii="Times New Roman" w:eastAsia="標楷體" w:cs="Times New Roman"/>
-        </w:rPr>
         <w:t>，低於預設的</w:t>
       </w:r>
       <w:r>
-        <w:rPr>
-          <w:rFonts w:ascii="Times New Roman" w:eastAsia="標楷體" w:cs="Times New Roman"/>
-        </w:rPr>
         <w:t>0.04</w:t>
       </w:r>
       <w:r>
-        <w:rPr>
-          <w:rFonts w:ascii="Times New Roman" w:eastAsia="標楷體" w:cs="Times New Roman"/>
-        </w:rPr>
         <w:t>增益門檻，且與未加入資料的</w:t>
       </w:r>
       <w:r>
-        <w:rPr>
-          <w:rFonts w:ascii="Times New Roman" w:eastAsia="標楷體" w:cs="Times New Roman"/>
-        </w:rPr>
         <w:t>Oily_Spot</w:t>
       </w:r>
       <w:r>
-        <w:rPr>
-          <w:rFonts w:ascii="Times New Roman" w:eastAsia="標楷體" w:cs="Times New Roman"/>
-        </w:rPr>
         <w:t>（</w:t>
       </w:r>
       <w:r>
-        <w:rPr>
-          <w:rFonts w:ascii="Times New Roman" w:eastAsia="標楷體" w:cs="Times New Roman"/>
-        </w:rPr>
         <w:t>+0.0211</w:t>
       </w:r>
       <w:r>
-        <w:rPr>
-          <w:rFonts w:ascii="Times New Roman" w:eastAsia="標楷體" w:cs="Times New Roman"/>
-        </w:rPr>
         <w:t>）相當，表示資料領域不一致時，增加影像未必能改善田間辨識。九類</w:t>
       </w:r>
       <w:r>
-        <w:rPr>
-          <w:rFonts w:ascii="Times New Roman" w:eastAsia="標楷體" w:cs="Times New Roman"/>
-        </w:rPr>
         <w:t>mAP50</w:t>
       </w:r>
       <w:r>
-        <w:rPr>
-          <w:rFonts w:ascii="Times New Roman" w:eastAsia="標楷體" w:cs="Times New Roman"/>
-        </w:rPr>
         <w:t>較舊標註約定的</w:t>
       </w:r>
       <w:r>
-        <w:rPr>
-          <w:rFonts w:ascii="Times New Roman" w:eastAsia="標楷體" w:cs="Times New Roman"/>
-        </w:rPr>
         <w:t>0.8096</w:t>
       </w:r>
       <w:r>
-        <w:rPr>
-          <w:rFonts w:ascii="Times New Roman" w:eastAsia="標楷體" w:cs="Times New Roman"/>
-        </w:rPr>
         <w:t>高</w:t>
       </w:r>
       <w:r>
-        <w:rPr>
-          <w:rFonts w:ascii="Times New Roman" w:eastAsia="標楷體" w:cs="Times New Roman"/>
-        </w:rPr>
         <w:t>0.0516</w:t>
       </w:r>
       <w:r>
-        <w:rPr>
-          <w:rFonts w:ascii="Times New Roman" w:eastAsia="標楷體" w:cs="Times New Roman"/>
-        </w:rPr>
         <w:t>，其中</w:t>
       </w:r>
       <w:r>
-        <w:rPr>
-          <w:rFonts w:ascii="Times New Roman" w:eastAsia="標楷體" w:cs="Times New Roman"/>
-        </w:rPr>
         <w:t>0.0438</w:t>
       </w:r>
       <w:r>
-        <w:rPr>
-          <w:rFonts w:ascii="Times New Roman" w:eastAsia="標楷體" w:cs="Times New Roman"/>
-        </w:rPr>
         <w:t>源自</w:t>
       </w:r>
       <w:r>
-        <w:rPr>
-          <w:rFonts w:ascii="Times New Roman" w:eastAsia="標楷體" w:cs="Times New Roman"/>
-        </w:rPr>
         <w:t>Thrips_Damage</w:t>
       </w:r>
       <w:r>
-        <w:rPr>
-          <w:rFonts w:ascii="Times New Roman" w:eastAsia="標楷體" w:cs="Times New Roman"/>
-        </w:rPr>
         <w:t>標註框變大（中位面積由</w:t>
       </w:r>
       <w:r>
-        <w:rPr>
-          <w:rFonts w:ascii="Times New Roman" w:eastAsia="標楷體" w:cs="Times New Roman"/>
-        </w:rPr>
         <w:t>11.30%</w:t>
       </w:r>
       <w:r>
-        <w:rPr>
-          <w:rFonts w:ascii="Times New Roman" w:eastAsia="標楷體" w:cs="Times New Roman"/>
-        </w:rPr>
         <w:t>增為</w:t>
       </w:r>
       <w:r>
-        <w:rPr>
-          <w:rFonts w:ascii="Times New Roman" w:eastAsia="標楷體" w:cs="Times New Roman"/>
-        </w:rPr>
         <w:t>15.40%</w:t>
       </w:r>
       <w:r>
-        <w:rPr>
-          <w:rFonts w:ascii="Times New Roman" w:eastAsia="標楷體" w:cs="Times New Roman"/>
-        </w:rPr>
         <w:t>）；未變動八類平均</w:t>
       </w:r>
       <w:r>
-        <w:rPr>
-          <w:rFonts w:ascii="Times New Roman" w:eastAsia="標楷體" w:cs="Times New Roman"/>
-        </w:rPr>
         <w:t>AP50</w:t>
       </w:r>
       <w:r>
-        <w:rPr>
-          <w:rFonts w:ascii="Times New Roman" w:eastAsia="標楷體" w:cs="Times New Roman"/>
-        </w:rPr>
         <w:t>為</w:t>
       </w:r>
       <w:r>
-        <w:rPr>
-          <w:rFonts w:ascii="Times New Roman" w:eastAsia="標楷體" w:cs="Times New Roman"/>
-        </w:rPr>
         <w:t>0.8508</w:t>
       </w:r>
       <w:r>
-        <w:rPr>
-          <w:rFonts w:ascii="Times New Roman" w:eastAsia="標楷體" w:cs="Times New Roman"/>
-        </w:rPr>
         <w:t>，與舊約定的</w:t>
       </w:r>
       <w:r>
-        <w:rPr>
-          <w:rFonts w:ascii="Times New Roman" w:eastAsia="標楷體" w:cs="Times New Roman"/>
-        </w:rPr>
         <w:t>0.8527</w:t>
       </w:r>
       <w:r>
-        <w:rPr>
-          <w:rFonts w:ascii="Times New Roman" w:eastAsia="標楷體" w:cs="Times New Roman"/>
-        </w:rPr>
         <w:t>相近，故九類分數的變化不能直接解讀為模型能力全面提升。</w:t>
       </w:r>
     </w:p>
@@ -2770,117 +1675,60 @@
         <w:pStyle w:val="ac"/>
       </w:pPr>
       <w:r>
-        <w:rPr>
-          <w:rFonts w:ascii="Times New Roman" w:eastAsia="標楷體" w:cs="Times New Roman"/>
-        </w:rPr>
         <w:t>完整系統（原子切片、自適應檢索、微調與護欄皆啟用）在</w:t>
       </w:r>
       <w:r>
-        <w:rPr>
-          <w:rFonts w:ascii="Times New Roman" w:eastAsia="標楷體" w:cs="Times New Roman"/>
-        </w:rPr>
         <w:t>40</w:t>
       </w:r>
       <w:r>
-        <w:rPr>
-          <w:rFonts w:ascii="Times New Roman" w:eastAsia="標楷體" w:cs="Times New Roman"/>
-        </w:rPr>
         <w:t>題評估的</w:t>
       </w:r>
       <w:r>
-        <w:rPr>
-          <w:rFonts w:ascii="Times New Roman" w:eastAsia="標楷體" w:cs="Times New Roman"/>
-        </w:rPr>
         <w:t>Faithfulness</w:t>
       </w:r>
       <w:r>
-        <w:rPr>
-          <w:rFonts w:ascii="Times New Roman" w:eastAsia="標楷體" w:cs="Times New Roman"/>
-        </w:rPr>
         <w:t>為</w:t>
       </w:r>
       <w:r>
-        <w:rPr>
-          <w:rFonts w:ascii="Times New Roman" w:eastAsia="標楷體" w:cs="Times New Roman"/>
-        </w:rPr>
         <w:t>85.05%</w:t>
       </w:r>
       <w:r>
-        <w:rPr>
-          <w:rFonts w:ascii="Times New Roman" w:eastAsia="標楷體" w:cs="Times New Roman"/>
-        </w:rPr>
         <w:t>、</w:t>
       </w:r>
       <w:r>
-        <w:rPr>
-          <w:rFonts w:ascii="Times New Roman" w:eastAsia="標楷體" w:cs="Times New Roman"/>
-        </w:rPr>
         <w:t>Context Precision</w:t>
       </w:r>
       <w:r>
-        <w:rPr>
-          <w:rFonts w:ascii="Times New Roman" w:eastAsia="標楷體" w:cs="Times New Roman"/>
-        </w:rPr>
         <w:t>為</w:t>
       </w:r>
       <w:r>
-        <w:rPr>
-          <w:rFonts w:ascii="Times New Roman" w:eastAsia="標楷體" w:cs="Times New Roman"/>
-        </w:rPr>
         <w:t>100.0%</w:t>
       </w:r>
       <w:r>
-        <w:rPr>
-          <w:rFonts w:ascii="Times New Roman" w:eastAsia="標楷體" w:cs="Times New Roman"/>
-        </w:rPr>
         <w:t>、</w:t>
       </w:r>
       <w:r>
-        <w:rPr>
-          <w:rFonts w:ascii="Times New Roman" w:eastAsia="標楷體" w:cs="Times New Roman"/>
-        </w:rPr>
         <w:t>Context Recall</w:t>
       </w:r>
       <w:r>
-        <w:rPr>
-          <w:rFonts w:ascii="Times New Roman" w:eastAsia="標楷體" w:cs="Times New Roman"/>
-        </w:rPr>
         <w:t>為</w:t>
       </w:r>
       <w:r>
-        <w:rPr>
-          <w:rFonts w:ascii="Times New Roman" w:eastAsia="標楷體" w:cs="Times New Roman"/>
-        </w:rPr>
         <w:t>93.06%</w:t>
       </w:r>
       <w:r>
-        <w:rPr>
-          <w:rFonts w:ascii="Times New Roman" w:eastAsia="標楷體" w:cs="Times New Roman"/>
-        </w:rPr>
         <w:t>，四題邊界題均成功防禦；</w:t>
       </w:r>
       <w:r>
-        <w:rPr>
-          <w:rFonts w:ascii="Times New Roman" w:eastAsia="標楷體" w:cs="Times New Roman"/>
-        </w:rPr>
         <w:t>Context Recall</w:t>
       </w:r>
       <w:r>
-        <w:rPr>
-          <w:rFonts w:ascii="Times New Roman" w:eastAsia="標楷體" w:cs="Times New Roman"/>
-        </w:rPr>
         <w:t>未達</w:t>
       </w:r>
       <w:r>
-        <w:rPr>
-          <w:rFonts w:ascii="Times New Roman" w:eastAsia="標楷體" w:cs="Times New Roman"/>
-        </w:rPr>
         <w:t>100%</w:t>
       </w:r>
       <w:r>
-        <w:rPr>
-          <w:rFonts w:ascii="Times New Roman" w:eastAsia="標楷體" w:cs="Times New Roman"/>
-        </w:rPr>
         <w:t>，表示檢索仍可能遺漏部分答案條件。</w:t>
       </w:r>
     </w:p>
@@ -2889,9 +1737,6 @@
         <w:pStyle w:val="ac"/>
       </w:pPr>
       <w:r>
-        <w:rPr>
-          <w:rFonts w:ascii="Times New Roman" w:eastAsia="標楷體" w:cs="Times New Roman"/>
-        </w:rPr>
         <w:t>典型錯誤包括偽造病原學名、混淆不同病蟲害的施用禁忌，以及將柑橘建議套用於非柑橘作物。原子切片與答案格式可減少前兩類錯誤；安全護欄則在跨作物、非農業提問或檢索為空時拒答。關閉護欄時，微調後模型對四題邊界題皆未能防禦，未微調模型亦僅防禦兩題，顯示安全性是模型、檢索與應用程式共同構成的系統性質。</w:t>
       </w:r>
     </w:p>
@@ -2911,213 +1756,108 @@
         <w:pStyle w:val="ac"/>
       </w:pPr>
       <w:r>
-        <w:rPr>
-          <w:rFonts w:ascii="Times New Roman" w:eastAsia="標楷體" w:cs="Times New Roman"/>
-        </w:rPr>
         <w:t>表</w:t>
       </w:r>
       <w:r>
-        <w:rPr>
-          <w:rFonts w:ascii="Times New Roman" w:eastAsia="標楷體" w:cs="Times New Roman"/>
-        </w:rPr>
         <w:t>1</w:t>
       </w:r>
       <w:r>
-        <w:rPr>
-          <w:rFonts w:ascii="Times New Roman" w:eastAsia="標楷體" w:cs="Times New Roman"/>
-        </w:rPr>
         <w:t>為五階段累加式消融結果，其中知識解耦貢獻最大：階段</w:t>
       </w:r>
       <w:r>
-        <w:rPr>
-          <w:rFonts w:ascii="Times New Roman" w:eastAsia="標楷體" w:cs="Times New Roman"/>
-        </w:rPr>
         <w:t>1</w:t>
       </w:r>
       <w:r>
-        <w:rPr>
-          <w:rFonts w:ascii="Times New Roman" w:eastAsia="標楷體" w:cs="Times New Roman"/>
-        </w:rPr>
         <w:t>的</w:t>
       </w:r>
       <w:r>
-        <w:rPr>
-          <w:rFonts w:ascii="Times New Roman" w:eastAsia="標楷體" w:cs="Times New Roman"/>
-        </w:rPr>
         <w:t>10</w:t>
       </w:r>
       <w:r>
-        <w:rPr>
-          <w:rFonts w:ascii="Times New Roman" w:eastAsia="標楷體" w:cs="Times New Roman"/>
-        </w:rPr>
         <w:t>筆粗粒度切塊使</w:t>
       </w:r>
       <w:r>
-        <w:rPr>
-          <w:rFonts w:ascii="Times New Roman" w:eastAsia="標楷體" w:cs="Times New Roman"/>
-        </w:rPr>
         <w:t>0.5B</w:t>
       </w:r>
       <w:r>
-        <w:rPr>
-          <w:rFonts w:ascii="Times New Roman" w:eastAsia="標楷體" w:cs="Times New Roman"/>
-        </w:rPr>
         <w:t>模型陷入重複輸出，平均輸出達</w:t>
       </w:r>
       <w:r>
-        <w:rPr>
-          <w:rFonts w:ascii="Times New Roman" w:eastAsia="標楷體" w:cs="Times New Roman"/>
-        </w:rPr>
         <w:t>419.7 tokens</w:t>
       </w:r>
       <w:r>
-        <w:rPr>
-          <w:rFonts w:ascii="Times New Roman" w:eastAsia="標楷體" w:cs="Times New Roman"/>
-        </w:rPr>
         <w:t>；改用</w:t>
       </w:r>
       <w:r>
-        <w:rPr>
-          <w:rFonts w:ascii="Times New Roman" w:eastAsia="標楷體" w:cs="Times New Roman"/>
-        </w:rPr>
         <w:t>33</w:t>
       </w:r>
       <w:r>
-        <w:rPr>
-          <w:rFonts w:ascii="Times New Roman" w:eastAsia="標楷體" w:cs="Times New Roman"/>
-        </w:rPr>
         <w:t>筆原子切片後，</w:t>
       </w:r>
       <w:r>
-        <w:rPr>
-          <w:rFonts w:ascii="Times New Roman" w:eastAsia="標楷體" w:cs="Times New Roman"/>
-        </w:rPr>
         <w:t>Faithfulness</w:t>
       </w:r>
       <w:r>
-        <w:rPr>
-          <w:rFonts w:ascii="Times New Roman" w:eastAsia="標楷體" w:cs="Times New Roman"/>
-        </w:rPr>
         <w:t>由</w:t>
       </w:r>
       <w:r>
-        <w:rPr>
-          <w:rFonts w:ascii="Times New Roman" w:eastAsia="標楷體" w:cs="Times New Roman"/>
-        </w:rPr>
         <w:t>22.92%</w:t>
       </w:r>
       <w:r>
-        <w:rPr>
-          <w:rFonts w:ascii="Times New Roman" w:eastAsia="標楷體" w:cs="Times New Roman"/>
-        </w:rPr>
         <w:t>升至</w:t>
       </w:r>
       <w:r>
-        <w:rPr>
-          <w:rFonts w:ascii="Times New Roman" w:eastAsia="標楷體" w:cs="Times New Roman"/>
-        </w:rPr>
         <w:t>83.86%</w:t>
       </w:r>
       <w:r>
-        <w:rPr>
-          <w:rFonts w:ascii="Times New Roman" w:eastAsia="標楷體" w:cs="Times New Roman"/>
-        </w:rPr>
         <w:t>，輸出降至</w:t>
       </w:r>
       <w:r>
-        <w:rPr>
-          <w:rFonts w:ascii="Times New Roman" w:eastAsia="標楷體" w:cs="Times New Roman"/>
-        </w:rPr>
         <w:t>73.6 tokens</w:t>
       </w:r>
       <w:r>
-        <w:rPr>
-          <w:rFonts w:ascii="Times New Roman" w:eastAsia="標楷體" w:cs="Times New Roman"/>
-        </w:rPr>
         <w:t>。參考</w:t>
       </w:r>
       <w:r>
-        <w:rPr>
-          <w:rFonts w:ascii="Times New Roman" w:eastAsia="標楷體" w:cs="Times New Roman"/>
-        </w:rPr>
         <w:t>Pocket RAG [20]</w:t>
       </w:r>
       <w:r>
-        <w:rPr>
-          <w:rFonts w:ascii="Times New Roman" w:eastAsia="標楷體" w:cs="Times New Roman"/>
-        </w:rPr>
         <w:t>的自適應檢索使</w:t>
       </w:r>
       <w:r>
-        <w:rPr>
-          <w:rFonts w:ascii="Times New Roman" w:eastAsia="標楷體" w:cs="Times New Roman"/>
-        </w:rPr>
         <w:t>Context Precision</w:t>
       </w:r>
       <w:r>
-        <w:rPr>
-          <w:rFonts w:ascii="Times New Roman" w:eastAsia="標楷體" w:cs="Times New Roman"/>
-        </w:rPr>
         <w:t>由</w:t>
       </w:r>
       <w:r>
-        <w:rPr>
-          <w:rFonts w:ascii="Times New Roman" w:eastAsia="標楷體" w:cs="Times New Roman"/>
-        </w:rPr>
         <w:t>98.61%</w:t>
       </w:r>
       <w:r>
-        <w:rPr>
-          <w:rFonts w:ascii="Times New Roman" w:eastAsia="標楷體" w:cs="Times New Roman"/>
-        </w:rPr>
         <w:t>升至</w:t>
       </w:r>
       <w:r>
-        <w:rPr>
-          <w:rFonts w:ascii="Times New Roman" w:eastAsia="標楷體" w:cs="Times New Roman"/>
-        </w:rPr>
         <w:t>100.0%</w:t>
       </w:r>
       <w:r>
-        <w:rPr>
-          <w:rFonts w:ascii="Times New Roman" w:eastAsia="標楷體" w:cs="Times New Roman"/>
-        </w:rPr>
         <w:t>，</w:t>
       </w:r>
       <w:r>
-        <w:rPr>
-          <w:rFonts w:ascii="Times New Roman" w:eastAsia="標楷體" w:cs="Times New Roman"/>
-        </w:rPr>
         <w:t>Context Recall</w:t>
       </w:r>
       <w:r>
-        <w:rPr>
-          <w:rFonts w:ascii="Times New Roman" w:eastAsia="標楷體" w:cs="Times New Roman"/>
-        </w:rPr>
         <w:t>由</w:t>
       </w:r>
       <w:r>
-        <w:rPr>
-          <w:rFonts w:ascii="Times New Roman" w:eastAsia="標楷體" w:cs="Times New Roman"/>
-        </w:rPr>
         <w:t>89.58%</w:t>
       </w:r>
       <w:r>
-        <w:rPr>
-          <w:rFonts w:ascii="Times New Roman" w:eastAsia="標楷體" w:cs="Times New Roman"/>
-        </w:rPr>
         <w:t>升至</w:t>
       </w:r>
       <w:r>
-        <w:rPr>
-          <w:rFonts w:ascii="Times New Roman" w:eastAsia="標楷體" w:cs="Times New Roman"/>
-        </w:rPr>
         <w:t>93.06%</w:t>
       </w:r>
       <w:r>
-        <w:rPr>
-          <w:rFonts w:ascii="Times New Roman" w:eastAsia="標楷體" w:cs="Times New Roman"/>
-        </w:rPr>
         <w:t>。</w:t>
       </w:r>
     </w:p>
@@ -3166,7 +1906,6 @@
             </w:pPr>
             <w:r>
               <w:rPr>
-                <w:rFonts w:ascii="Times New Roman" w:eastAsia="標楷體" w:hAnsi="Times New Roman" w:cs="Times New Roman"/>
                 <w:b/>
                 <w:bCs/>
                 <w:sz w:val="18"/>
@@ -3189,7 +1928,6 @@
             </w:pPr>
             <w:r>
               <w:rPr>
-                <w:rFonts w:ascii="Times New Roman" w:eastAsia="標楷體" w:hAnsi="Times New Roman" w:cs="Times New Roman"/>
                 <w:b/>
                 <w:bCs/>
                 <w:sz w:val="18"/>
@@ -3212,7 +1950,6 @@
             </w:pPr>
             <w:r>
               <w:rPr>
-                <w:rFonts w:ascii="Times New Roman" w:eastAsia="標楷體" w:hAnsi="Times New Roman" w:cs="Times New Roman"/>
                 <w:b/>
                 <w:bCs/>
                 <w:sz w:val="18"/>
@@ -3235,7 +1972,6 @@
             </w:pPr>
             <w:r>
               <w:rPr>
-                <w:rFonts w:ascii="Times New Roman" w:eastAsia="標楷體" w:hAnsi="Times New Roman" w:cs="Times New Roman"/>
                 <w:b/>
                 <w:bCs/>
                 <w:sz w:val="18"/>
@@ -3258,7 +1994,6 @@
             </w:pPr>
             <w:r>
               <w:rPr>
-                <w:rFonts w:ascii="Times New Roman" w:eastAsia="標楷體" w:hAnsi="Times New Roman" w:cs="Times New Roman"/>
                 <w:b/>
                 <w:bCs/>
                 <w:sz w:val="18"/>
@@ -3281,7 +2016,6 @@
             </w:pPr>
             <w:r>
               <w:rPr>
-                <w:rFonts w:ascii="Times New Roman" w:eastAsia="標楷體" w:hAnsi="Times New Roman" w:cs="Times New Roman"/>
                 <w:b/>
                 <w:bCs/>
                 <w:sz w:val="18"/>
@@ -3309,7 +2043,6 @@
             </w:pPr>
             <w:r>
               <w:rPr>
-                <w:rFonts w:ascii="Times New Roman" w:eastAsia="標楷體" w:hAnsi="Times New Roman" w:cs="Times New Roman"/>
                 <w:sz w:val="18"/>
                 <w:szCs w:val="18"/>
               </w:rPr>
@@ -3317,7 +2050,6 @@
             </w:r>
             <w:r>
               <w:rPr>
-                <w:rFonts w:ascii="Times New Roman" w:eastAsia="標楷體" w:hAnsi="Times New Roman" w:cs="Times New Roman"/>
                 <w:sz w:val="18"/>
                 <w:szCs w:val="18"/>
               </w:rPr>
@@ -3338,7 +2070,6 @@
             </w:pPr>
             <w:r>
               <w:rPr>
-                <w:rFonts w:ascii="Times New Roman" w:eastAsia="標楷體" w:hAnsi="Times New Roman" w:cs="Times New Roman"/>
                 <w:sz w:val="18"/>
                 <w:szCs w:val="18"/>
               </w:rPr>
@@ -3359,7 +2090,6 @@
             </w:pPr>
             <w:r>
               <w:rPr>
-                <w:rFonts w:ascii="Times New Roman" w:eastAsia="標楷體" w:hAnsi="Times New Roman" w:cs="Times New Roman"/>
                 <w:sz w:val="18"/>
                 <w:szCs w:val="18"/>
               </w:rPr>
@@ -3380,7 +2110,6 @@
             </w:pPr>
             <w:r>
               <w:rPr>
-                <w:rFonts w:ascii="Times New Roman" w:eastAsia="標楷體" w:hAnsi="Times New Roman" w:cs="Times New Roman"/>
                 <w:sz w:val="18"/>
                 <w:szCs w:val="18"/>
               </w:rPr>
@@ -3401,7 +2130,6 @@
             </w:pPr>
             <w:r>
               <w:rPr>
-                <w:rFonts w:ascii="Times New Roman" w:eastAsia="標楷體" w:hAnsi="Times New Roman" w:cs="Times New Roman"/>
                 <w:sz w:val="18"/>
                 <w:szCs w:val="18"/>
               </w:rPr>
@@ -3422,7 +2150,6 @@
             </w:pPr>
             <w:r>
               <w:rPr>
-                <w:rFonts w:ascii="Times New Roman" w:eastAsia="標楷體" w:hAnsi="Times New Roman" w:cs="Times New Roman"/>
                 <w:sz w:val="18"/>
                 <w:szCs w:val="18"/>
               </w:rPr>
@@ -3448,7 +2175,6 @@
             </w:pPr>
             <w:r>
               <w:rPr>
-                <w:rFonts w:ascii="Times New Roman" w:eastAsia="標楷體" w:hAnsi="Times New Roman" w:cs="Times New Roman"/>
                 <w:sz w:val="18"/>
                 <w:szCs w:val="18"/>
               </w:rPr>
@@ -3456,7 +2182,6 @@
             </w:r>
             <w:r>
               <w:rPr>
-                <w:rFonts w:ascii="Times New Roman" w:eastAsia="標楷體" w:hAnsi="Times New Roman" w:cs="Times New Roman"/>
                 <w:sz w:val="18"/>
                 <w:szCs w:val="18"/>
               </w:rPr>
@@ -3477,7 +2202,6 @@
             </w:pPr>
             <w:r>
               <w:rPr>
-                <w:rFonts w:ascii="Times New Roman" w:eastAsia="標楷體" w:hAnsi="Times New Roman" w:cs="Times New Roman"/>
                 <w:sz w:val="18"/>
                 <w:szCs w:val="18"/>
               </w:rPr>
@@ -3498,7 +2222,6 @@
             </w:pPr>
             <w:r>
               <w:rPr>
-                <w:rFonts w:ascii="Times New Roman" w:eastAsia="標楷體" w:hAnsi="Times New Roman" w:cs="Times New Roman"/>
                 <w:sz w:val="18"/>
                 <w:szCs w:val="18"/>
               </w:rPr>
@@ -3519,7 +2242,6 @@
             </w:pPr>
             <w:r>
               <w:rPr>
-                <w:rFonts w:ascii="Times New Roman" w:eastAsia="標楷體" w:hAnsi="Times New Roman" w:cs="Times New Roman"/>
                 <w:sz w:val="18"/>
                 <w:szCs w:val="18"/>
               </w:rPr>
@@ -3540,7 +2262,6 @@
             </w:pPr>
             <w:r>
               <w:rPr>
-                <w:rFonts w:ascii="Times New Roman" w:eastAsia="標楷體" w:hAnsi="Times New Roman" w:cs="Times New Roman"/>
                 <w:sz w:val="18"/>
                 <w:szCs w:val="18"/>
               </w:rPr>
@@ -3561,7 +2282,6 @@
             </w:pPr>
             <w:r>
               <w:rPr>
-                <w:rFonts w:ascii="Times New Roman" w:eastAsia="標楷體" w:hAnsi="Times New Roman" w:cs="Times New Roman"/>
                 <w:sz w:val="18"/>
                 <w:szCs w:val="18"/>
               </w:rPr>
@@ -3587,7 +2307,6 @@
             </w:pPr>
             <w:r>
               <w:rPr>
-                <w:rFonts w:ascii="Times New Roman" w:eastAsia="標楷體" w:hAnsi="Times New Roman" w:cs="Times New Roman"/>
                 <w:sz w:val="18"/>
                 <w:szCs w:val="18"/>
               </w:rPr>
@@ -3595,7 +2314,6 @@
             </w:r>
             <w:r>
               <w:rPr>
-                <w:rFonts w:ascii="Times New Roman" w:eastAsia="標楷體" w:hAnsi="Times New Roman" w:cs="Times New Roman"/>
                 <w:sz w:val="18"/>
                 <w:szCs w:val="18"/>
               </w:rPr>
@@ -3616,7 +2334,6 @@
             </w:pPr>
             <w:r>
               <w:rPr>
-                <w:rFonts w:ascii="Times New Roman" w:eastAsia="標楷體" w:hAnsi="Times New Roman" w:cs="Times New Roman"/>
                 <w:sz w:val="18"/>
                 <w:szCs w:val="18"/>
               </w:rPr>
@@ -3637,7 +2354,6 @@
             </w:pPr>
             <w:r>
               <w:rPr>
-                <w:rFonts w:ascii="Times New Roman" w:eastAsia="標楷體" w:hAnsi="Times New Roman" w:cs="Times New Roman"/>
                 <w:sz w:val="18"/>
                 <w:szCs w:val="18"/>
               </w:rPr>
@@ -3658,7 +2374,6 @@
             </w:pPr>
             <w:r>
               <w:rPr>
-                <w:rFonts w:ascii="Times New Roman" w:eastAsia="標楷體" w:hAnsi="Times New Roman" w:cs="Times New Roman"/>
                 <w:sz w:val="18"/>
                 <w:szCs w:val="18"/>
               </w:rPr>
@@ -3679,7 +2394,6 @@
             </w:pPr>
             <w:r>
               <w:rPr>
-                <w:rFonts w:ascii="Times New Roman" w:eastAsia="標楷體" w:hAnsi="Times New Roman" w:cs="Times New Roman"/>
                 <w:sz w:val="18"/>
                 <w:szCs w:val="18"/>
               </w:rPr>
@@ -3700,7 +2414,6 @@
             </w:pPr>
             <w:r>
               <w:rPr>
-                <w:rFonts w:ascii="Times New Roman" w:eastAsia="標楷體" w:hAnsi="Times New Roman" w:cs="Times New Roman"/>
                 <w:sz w:val="18"/>
                 <w:szCs w:val="18"/>
               </w:rPr>
@@ -3726,7 +2439,6 @@
             </w:pPr>
             <w:r>
               <w:rPr>
-                <w:rFonts w:ascii="Times New Roman" w:eastAsia="標楷體" w:hAnsi="Times New Roman" w:cs="Times New Roman"/>
                 <w:sz w:val="18"/>
                 <w:szCs w:val="18"/>
               </w:rPr>
@@ -3734,7 +2446,6 @@
             </w:r>
             <w:r>
               <w:rPr>
-                <w:rFonts w:ascii="Times New Roman" w:eastAsia="標楷體" w:hAnsi="Times New Roman" w:cs="Times New Roman"/>
                 <w:sz w:val="18"/>
                 <w:szCs w:val="18"/>
               </w:rPr>
@@ -3755,7 +2466,6 @@
             </w:pPr>
             <w:r>
               <w:rPr>
-                <w:rFonts w:ascii="Times New Roman" w:eastAsia="標楷體" w:hAnsi="Times New Roman" w:cs="Times New Roman"/>
                 <w:sz w:val="18"/>
                 <w:szCs w:val="18"/>
               </w:rPr>
@@ -3776,7 +2486,6 @@
             </w:pPr>
             <w:r>
               <w:rPr>
-                <w:rFonts w:ascii="Times New Roman" w:eastAsia="標楷體" w:hAnsi="Times New Roman" w:cs="Times New Roman"/>
                 <w:sz w:val="18"/>
                 <w:szCs w:val="18"/>
               </w:rPr>
@@ -3797,7 +2506,6 @@
             </w:pPr>
             <w:r>
               <w:rPr>
-                <w:rFonts w:ascii="Times New Roman" w:eastAsia="標楷體" w:hAnsi="Times New Roman" w:cs="Times New Roman"/>
                 <w:sz w:val="18"/>
                 <w:szCs w:val="18"/>
               </w:rPr>
@@ -3818,7 +2526,6 @@
             </w:pPr>
             <w:r>
               <w:rPr>
-                <w:rFonts w:ascii="Times New Roman" w:eastAsia="標楷體" w:hAnsi="Times New Roman" w:cs="Times New Roman"/>
                 <w:sz w:val="18"/>
                 <w:szCs w:val="18"/>
               </w:rPr>
@@ -3839,7 +2546,6 @@
             </w:pPr>
             <w:r>
               <w:rPr>
-                <w:rFonts w:ascii="Times New Roman" w:eastAsia="標楷體" w:hAnsi="Times New Roman" w:cs="Times New Roman"/>
                 <w:sz w:val="18"/>
                 <w:szCs w:val="18"/>
               </w:rPr>
@@ -3865,7 +2571,6 @@
             </w:pPr>
             <w:r>
               <w:rPr>
-                <w:rFonts w:ascii="Times New Roman" w:eastAsia="標楷體" w:hAnsi="Times New Roman" w:cs="Times New Roman"/>
                 <w:sz w:val="18"/>
                 <w:szCs w:val="18"/>
               </w:rPr>
@@ -3873,7 +2578,6 @@
             </w:r>
             <w:r>
               <w:rPr>
-                <w:rFonts w:ascii="Times New Roman" w:eastAsia="標楷體" w:hAnsi="Times New Roman" w:cs="Times New Roman"/>
                 <w:sz w:val="18"/>
                 <w:szCs w:val="18"/>
               </w:rPr>
@@ -3894,7 +2598,6 @@
             </w:pPr>
             <w:r>
               <w:rPr>
-                <w:rFonts w:ascii="Times New Roman" w:eastAsia="標楷體" w:hAnsi="Times New Roman" w:cs="Times New Roman"/>
                 <w:sz w:val="18"/>
                 <w:szCs w:val="18"/>
               </w:rPr>
@@ -3915,7 +2618,6 @@
             </w:pPr>
             <w:r>
               <w:rPr>
-                <w:rFonts w:ascii="Times New Roman" w:eastAsia="標楷體" w:hAnsi="Times New Roman" w:cs="Times New Roman"/>
                 <w:sz w:val="18"/>
                 <w:szCs w:val="18"/>
               </w:rPr>
@@ -3936,7 +2638,6 @@
             </w:pPr>
             <w:r>
               <w:rPr>
-                <w:rFonts w:ascii="Times New Roman" w:eastAsia="標楷體" w:hAnsi="Times New Roman" w:cs="Times New Roman"/>
                 <w:sz w:val="18"/>
                 <w:szCs w:val="18"/>
               </w:rPr>
@@ -3957,7 +2658,6 @@
             </w:pPr>
             <w:r>
               <w:rPr>
-                <w:rFonts w:ascii="Times New Roman" w:eastAsia="標楷體" w:hAnsi="Times New Roman" w:cs="Times New Roman"/>
                 <w:sz w:val="18"/>
                 <w:szCs w:val="18"/>
               </w:rPr>
@@ -3978,7 +2678,6 @@
             </w:pPr>
             <w:r>
               <w:rPr>
-                <w:rFonts w:ascii="Times New Roman" w:eastAsia="標楷體" w:hAnsi="Times New Roman" w:cs="Times New Roman"/>
                 <w:sz w:val="18"/>
                 <w:szCs w:val="18"/>
               </w:rPr>
@@ -3996,7 +2695,6 @@
       </w:pPr>
       <w:r>
         <w:rPr>
-          <w:rFonts w:eastAsia="標楷體"/>
           <w:b/>
           <w:bCs/>
         </w:rPr>
@@ -4004,7 +2702,6 @@
       </w:r>
       <w:r>
         <w:rPr>
-          <w:rFonts w:eastAsia="標楷體"/>
           <w:b/>
           <w:bCs/>
         </w:rPr>
@@ -4012,7 +2709,6 @@
       </w:r>
       <w:r>
         <w:rPr>
-          <w:rFonts w:eastAsia="標楷體"/>
           <w:b/>
           <w:bCs/>
         </w:rPr>
@@ -4020,7 +2716,6 @@
       </w:r>
       <w:r>
         <w:rPr>
-          <w:rFonts w:eastAsia="標楷體"/>
           <w:b/>
           <w:bCs/>
         </w:rPr>
@@ -4028,7 +2723,6 @@
       </w:r>
       <w:r>
         <w:rPr>
-          <w:rFonts w:eastAsia="標楷體"/>
           <w:b/>
           <w:bCs/>
         </w:rPr>
@@ -4036,7 +2730,6 @@
       </w:r>
       <w:r>
         <w:rPr>
-          <w:rFonts w:eastAsia="標楷體"/>
           <w:b/>
           <w:bCs/>
         </w:rPr>
@@ -4044,7 +2737,6 @@
       </w:r>
       <w:r>
         <w:rPr>
-          <w:rFonts w:eastAsia="標楷體"/>
           <w:b/>
           <w:bCs/>
         </w:rPr>
@@ -4052,7 +2744,6 @@
       </w:r>
       <w:r>
         <w:rPr>
-          <w:rFonts w:eastAsia="標楷體"/>
           <w:b/>
           <w:bCs/>
         </w:rPr>
@@ -4060,7 +2751,6 @@
       </w:r>
       <w:r>
         <w:rPr>
-          <w:rFonts w:eastAsia="標楷體"/>
           <w:b/>
           <w:bCs/>
         </w:rPr>
@@ -4068,7 +2758,6 @@
       </w:r>
       <w:r>
         <w:rPr>
-          <w:rFonts w:eastAsia="標楷體"/>
           <w:b/>
           <w:bCs/>
         </w:rPr>
@@ -4076,7 +2765,6 @@
       </w:r>
       <w:r>
         <w:rPr>
-          <w:rFonts w:eastAsia="標楷體"/>
           <w:b/>
           <w:bCs/>
         </w:rPr>
@@ -4088,232 +2776,118 @@
         <w:pStyle w:val="ac"/>
       </w:pPr>
       <w:r>
-        <w:rPr>
-          <w:rFonts w:ascii="Times New Roman" w:eastAsia="標楷體" w:cs="Times New Roman"/>
-        </w:rPr>
         <w:t>監督式微調使</w:t>
       </w:r>
       <w:r>
-        <w:rPr>
-          <w:rFonts w:ascii="Times New Roman" w:eastAsia="標楷體" w:cs="Times New Roman"/>
-        </w:rPr>
         <w:t>Faithfulness</w:t>
       </w:r>
       <w:r>
-        <w:rPr>
-          <w:rFonts w:ascii="Times New Roman" w:eastAsia="標楷體" w:cs="Times New Roman"/>
-        </w:rPr>
         <w:t>由</w:t>
       </w:r>
       <w:r>
-        <w:rPr>
-          <w:rFonts w:ascii="Times New Roman" w:eastAsia="標楷體" w:cs="Times New Roman"/>
-        </w:rPr>
         <w:t>82.64%</w:t>
       </w:r>
       <w:r>
-        <w:rPr>
-          <w:rFonts w:ascii="Times New Roman" w:eastAsia="標楷體" w:cs="Times New Roman"/>
-        </w:rPr>
         <w:t>升至</w:t>
       </w:r>
       <w:r>
-        <w:rPr>
-          <w:rFonts w:ascii="Times New Roman" w:eastAsia="標楷體" w:cs="Times New Roman"/>
-        </w:rPr>
         <w:t>87.04%</w:t>
       </w:r>
       <w:r>
-        <w:rPr>
-          <w:rFonts w:ascii="Times New Roman" w:eastAsia="標楷體" w:cs="Times New Roman"/>
-        </w:rPr>
         <w:t>，淨增益</w:t>
       </w:r>
       <w:r>
-        <w:rPr>
-          <w:rFonts w:ascii="Times New Roman" w:eastAsia="標楷體" w:cs="Times New Roman"/>
-        </w:rPr>
         <w:t>4.40</w:t>
       </w:r>
       <w:r>
-        <w:rPr>
-          <w:rFonts w:ascii="Times New Roman" w:eastAsia="標楷體" w:cs="Times New Roman"/>
-        </w:rPr>
         <w:t>個百分點，</w:t>
       </w:r>
       <w:r>
-        <w:rPr>
-          <w:rFonts w:ascii="Times New Roman" w:eastAsia="標楷體" w:cs="Times New Roman"/>
-        </w:rPr>
         <w:t>PREP</w:t>
       </w:r>
       <w:r>
-        <w:rPr>
-          <w:rFonts w:ascii="Times New Roman" w:eastAsia="標楷體" w:cs="Times New Roman"/>
-        </w:rPr>
         <w:t>結構遵從率</w:t>
       </w:r>
       <w:r>
-        <w:rPr>
-          <w:rFonts w:ascii="Times New Roman" w:eastAsia="標楷體" w:cs="Times New Roman"/>
-        </w:rPr>
         <w:lastRenderedPageBreak/>
         <w:t>由</w:t>
       </w:r>
       <w:r>
-        <w:rPr>
-          <w:rFonts w:ascii="Times New Roman" w:eastAsia="標楷體" w:cs="Times New Roman"/>
-        </w:rPr>
         <w:t>15.00%</w:t>
       </w:r>
       <w:r>
-        <w:rPr>
-          <w:rFonts w:ascii="Times New Roman" w:eastAsia="標楷體" w:cs="Times New Roman"/>
-        </w:rPr>
         <w:t>升至</w:t>
       </w:r>
       <w:r>
-        <w:rPr>
-          <w:rFonts w:ascii="Times New Roman" w:eastAsia="標楷體" w:cs="Times New Roman"/>
-        </w:rPr>
         <w:t>22.50%</w:t>
       </w:r>
       <w:r>
-        <w:rPr>
-          <w:rFonts w:ascii="Times New Roman" w:eastAsia="標楷體" w:cs="Times New Roman"/>
-        </w:rPr>
         <w:t>；輸出由</w:t>
       </w:r>
       <w:r>
-        <w:rPr>
-          <w:rFonts w:ascii="Times New Roman" w:eastAsia="標楷體" w:cs="Times New Roman"/>
-        </w:rPr>
         <w:t>90.0</w:t>
       </w:r>
       <w:r>
-        <w:rPr>
-          <w:rFonts w:ascii="Times New Roman" w:eastAsia="標楷體" w:cs="Times New Roman"/>
-        </w:rPr>
         <w:t>增為</w:t>
       </w:r>
       <w:r>
-        <w:rPr>
-          <w:rFonts w:ascii="Times New Roman" w:eastAsia="標楷體" w:cs="Times New Roman"/>
-        </w:rPr>
         <w:t>163.2 tokens</w:t>
       </w:r>
       <w:r>
-        <w:rPr>
-          <w:rFonts w:ascii="Times New Roman" w:eastAsia="標楷體" w:cs="Times New Roman"/>
-        </w:rPr>
         <w:t>，總耗時隨之增加，解碼速率則由</w:t>
       </w:r>
       <w:r>
-        <w:rPr>
-          <w:rFonts w:ascii="Times New Roman" w:eastAsia="標楷體" w:cs="Times New Roman"/>
-        </w:rPr>
         <w:t>9.66</w:t>
       </w:r>
       <w:r>
-        <w:rPr>
-          <w:rFonts w:ascii="Times New Roman" w:eastAsia="標楷體" w:cs="Times New Roman"/>
-        </w:rPr>
         <w:t>降為</w:t>
       </w:r>
       <w:r>
-        <w:rPr>
-          <w:rFonts w:ascii="Times New Roman" w:eastAsia="標楷體" w:cs="Times New Roman"/>
-        </w:rPr>
         <w:t>9.40 tok/s</w:t>
       </w:r>
       <w:r>
-        <w:rPr>
-          <w:rFonts w:ascii="Times New Roman" w:eastAsia="標楷體" w:cs="Times New Roman"/>
-        </w:rPr>
         <w:t>，顯示微調主要改善證據依從與處方完整度，而非原生解碼能力。然而，微調也使模型以柑橘知識回答跨作物與非農業問題，無護欄時防禦率由</w:t>
       </w:r>
       <w:r>
-        <w:rPr>
-          <w:rFonts w:ascii="Times New Roman" w:eastAsia="標楷體" w:cs="Times New Roman"/>
-        </w:rPr>
         <w:t>50%</w:t>
       </w:r>
       <w:r>
-        <w:rPr>
-          <w:rFonts w:ascii="Times New Roman" w:eastAsia="標楷體" w:cs="Times New Roman"/>
-        </w:rPr>
         <w:t>降為</w:t>
       </w:r>
       <w:r>
-        <w:rPr>
-          <w:rFonts w:ascii="Times New Roman" w:eastAsia="標楷體" w:cs="Times New Roman"/>
-        </w:rPr>
         <w:t>0%</w:t>
       </w:r>
       <w:r>
-        <w:rPr>
-          <w:rFonts w:ascii="Times New Roman" w:eastAsia="標楷體" w:cs="Times New Roman"/>
-        </w:rPr>
         <w:t>，加入護欄後達</w:t>
       </w:r>
       <w:r>
-        <w:rPr>
-          <w:rFonts w:ascii="Times New Roman" w:eastAsia="標楷體" w:cs="Times New Roman"/>
-        </w:rPr>
         <w:t>100%</w:t>
       </w:r>
       <w:r>
-        <w:rPr>
-          <w:rFonts w:ascii="Times New Roman" w:eastAsia="標楷體" w:cs="Times New Roman"/>
-        </w:rPr>
         <w:t>。階段</w:t>
       </w:r>
       <w:r>
-        <w:rPr>
-          <w:rFonts w:ascii="Times New Roman" w:eastAsia="標楷體" w:cs="Times New Roman"/>
-        </w:rPr>
         <w:t>5</w:t>
       </w:r>
       <w:r>
-        <w:rPr>
-          <w:rFonts w:ascii="Times New Roman" w:eastAsia="標楷體" w:cs="Times New Roman"/>
-        </w:rPr>
         <w:t>的</w:t>
       </w:r>
       <w:r>
-        <w:rPr>
-          <w:rFonts w:ascii="Times New Roman" w:eastAsia="標楷體" w:cs="Times New Roman"/>
-        </w:rPr>
         <w:t>Faithfulness</w:t>
       </w:r>
       <w:r>
-        <w:rPr>
-          <w:rFonts w:ascii="Times New Roman" w:eastAsia="標楷體" w:cs="Times New Roman"/>
-        </w:rPr>
         <w:t>較階段</w:t>
       </w:r>
       <w:r>
-        <w:rPr>
-          <w:rFonts w:ascii="Times New Roman" w:eastAsia="標楷體" w:cs="Times New Roman"/>
-        </w:rPr>
         <w:t>4</w:t>
       </w:r>
       <w:r>
-        <w:rPr>
-          <w:rFonts w:ascii="Times New Roman" w:eastAsia="標楷體" w:cs="Times New Roman"/>
-        </w:rPr>
         <w:t>低</w:t>
       </w:r>
       <w:r>
-        <w:rPr>
-          <w:rFonts w:ascii="Times New Roman" w:eastAsia="標楷體" w:cs="Times New Roman"/>
-        </w:rPr>
         <w:t>1.99</w:t>
       </w:r>
       <w:r>
-        <w:rPr>
-          <w:rFonts w:ascii="Times New Roman" w:eastAsia="標楷體" w:cs="Times New Roman"/>
-        </w:rPr>
         <w:t>個百分點；因各階段僅實測一次，尚不足以推論護欄會降低忠實度。</w:t>
       </w:r>
     </w:p>
@@ -4330,255 +2904,129 @@
         <w:pStyle w:val="ac"/>
       </w:pPr>
       <w:r>
-        <w:rPr>
-          <w:rFonts w:ascii="Times New Roman" w:eastAsia="標楷體" w:cs="Times New Roman"/>
-        </w:rPr>
         <w:t>Galaxy A33</w:t>
       </w:r>
       <w:r>
-        <w:rPr>
-          <w:rFonts w:ascii="Times New Roman" w:eastAsia="標楷體" w:cs="Times New Roman"/>
-        </w:rPr>
         <w:t>以</w:t>
       </w:r>
       <w:r>
-        <w:rPr>
-          <w:rFonts w:ascii="Times New Roman" w:eastAsia="標楷體" w:cs="Times New Roman"/>
-        </w:rPr>
         <w:t>4</w:t>
       </w:r>
       <w:r>
-        <w:rPr>
-          <w:rFonts w:ascii="Times New Roman" w:eastAsia="標楷體" w:cs="Times New Roman"/>
-        </w:rPr>
         <w:t>執行緒執行</w:t>
       </w:r>
       <w:r>
-        <w:rPr>
-          <w:rFonts w:ascii="Times New Roman" w:eastAsia="標楷體" w:cs="Times New Roman"/>
-        </w:rPr>
         <w:t>40</w:t>
       </w:r>
       <w:r>
-        <w:rPr>
-          <w:rFonts w:ascii="Times New Roman" w:eastAsia="標楷體" w:cs="Times New Roman"/>
-        </w:rPr>
         <w:t>題評估時，平均</w:t>
       </w:r>
       <w:r>
-        <w:rPr>
-          <w:rFonts w:ascii="Times New Roman" w:eastAsia="標楷體" w:cs="Times New Roman"/>
-        </w:rPr>
         <w:t>TTFT</w:t>
       </w:r>
       <w:r>
-        <w:rPr>
-          <w:rFonts w:ascii="Times New Roman" w:eastAsia="標楷體" w:cs="Times New Roman"/>
-        </w:rPr>
         <w:t>為</w:t>
       </w:r>
       <w:r>
-        <w:rPr>
-          <w:rFonts w:ascii="Times New Roman" w:eastAsia="標楷體" w:cs="Times New Roman"/>
-        </w:rPr>
         <w:t>13.75 s</w:t>
       </w:r>
       <w:r>
-        <w:rPr>
-          <w:rFonts w:ascii="Times New Roman" w:eastAsia="標楷體" w:cs="Times New Roman"/>
-        </w:rPr>
         <w:t>，解碼速率</w:t>
       </w:r>
       <w:r>
-        <w:rPr>
-          <w:rFonts w:ascii="Times New Roman" w:eastAsia="標楷體" w:cs="Times New Roman"/>
-        </w:rPr>
         <w:t>9.56 tok/s</w:t>
       </w:r>
       <w:r>
-        <w:rPr>
-          <w:rFonts w:ascii="Times New Roman" w:eastAsia="標楷體" w:cs="Times New Roman"/>
-        </w:rPr>
         <w:t>，單題總耗時</w:t>
       </w:r>
       <w:r>
-        <w:rPr>
-          <w:rFonts w:ascii="Times New Roman" w:eastAsia="標楷體" w:cs="Times New Roman"/>
-        </w:rPr>
         <w:t>29.98 s</w:t>
       </w:r>
       <w:r>
-        <w:rPr>
-          <w:rFonts w:ascii="Times New Roman" w:eastAsia="標楷體" w:cs="Times New Roman"/>
-        </w:rPr>
         <w:t>。早期原型的純</w:t>
       </w:r>
       <w:r>
-        <w:rPr>
-          <w:rFonts w:ascii="Times New Roman" w:eastAsia="標楷體" w:cs="Times New Roman"/>
-        </w:rPr>
         <w:t>SLM</w:t>
       </w:r>
       <w:r>
-        <w:rPr>
-          <w:rFonts w:ascii="Times New Roman" w:eastAsia="標楷體" w:cs="Times New Roman"/>
-        </w:rPr>
         <w:t>測試中，</w:t>
       </w:r>
       <w:r>
-        <w:rPr>
-          <w:rFonts w:ascii="Times New Roman" w:eastAsia="標楷體" w:cs="Times New Roman"/>
-        </w:rPr>
         <w:t>6</w:t>
       </w:r>
       <w:r>
-        <w:rPr>
-          <w:rFonts w:ascii="Times New Roman" w:eastAsia="標楷體" w:cs="Times New Roman"/>
-        </w:rPr>
         <w:t>執行緒可使</w:t>
       </w:r>
       <w:r>
-        <w:rPr>
-          <w:rFonts w:ascii="Times New Roman" w:eastAsia="標楷體" w:cs="Times New Roman"/>
-        </w:rPr>
         <w:t>TTFT</w:t>
       </w:r>
       <w:r>
-        <w:rPr>
-          <w:rFonts w:ascii="Times New Roman" w:eastAsia="標楷體" w:cs="Times New Roman"/>
-        </w:rPr>
         <w:t>由</w:t>
       </w:r>
       <w:r>
-        <w:rPr>
-          <w:rFonts w:ascii="Times New Roman" w:eastAsia="標楷體" w:cs="Times New Roman"/>
-        </w:rPr>
         <w:t>2,613.1 ms</w:t>
       </w:r>
       <w:r>
-        <w:rPr>
-          <w:rFonts w:ascii="Times New Roman" w:eastAsia="標楷體" w:cs="Times New Roman"/>
-        </w:rPr>
         <w:t>降至</w:t>
       </w:r>
       <w:r>
-        <w:rPr>
-          <w:rFonts w:ascii="Times New Roman" w:eastAsia="標楷體" w:cs="Times New Roman"/>
-        </w:rPr>
         <w:t>2,110.3 ms</w:t>
       </w:r>
       <w:r>
-        <w:rPr>
-          <w:rFonts w:ascii="Times New Roman" w:eastAsia="標楷體" w:cs="Times New Roman"/>
-        </w:rPr>
         <w:t>、解碼速率由</w:t>
       </w:r>
       <w:r>
-        <w:rPr>
-          <w:rFonts w:ascii="Times New Roman" w:eastAsia="標楷體" w:cs="Times New Roman"/>
-        </w:rPr>
         <w:t>10.40</w:t>
       </w:r>
       <w:r>
-        <w:rPr>
-          <w:rFonts w:ascii="Times New Roman" w:eastAsia="標楷體" w:cs="Times New Roman"/>
-        </w:rPr>
         <w:t>升至</w:t>
       </w:r>
       <w:r>
-        <w:rPr>
-          <w:rFonts w:ascii="Times New Roman" w:eastAsia="標楷體" w:cs="Times New Roman"/>
-        </w:rPr>
         <w:t>13.70 tok/s</w:t>
       </w:r>
       <w:r>
-        <w:rPr>
-          <w:rFonts w:ascii="Times New Roman" w:eastAsia="標楷體" w:cs="Times New Roman"/>
-        </w:rPr>
         <w:t>，但交付版本為兼顧功耗與溫控仍採</w:t>
       </w:r>
       <w:r>
-        <w:rPr>
-          <w:rFonts w:ascii="Times New Roman" w:eastAsia="標楷體" w:cs="Times New Roman"/>
-        </w:rPr>
         <w:t>4</w:t>
       </w:r>
       <w:r>
-        <w:rPr>
-          <w:rFonts w:ascii="Times New Roman" w:eastAsia="標楷體" w:cs="Times New Roman"/>
-        </w:rPr>
         <w:t>執行緒。持續影像推論在</w:t>
       </w:r>
       <w:r>
-        <w:rPr>
-          <w:rFonts w:ascii="Times New Roman" w:eastAsia="標楷體" w:cs="Times New Roman"/>
-        </w:rPr>
         <w:t>Dimensity 8300</w:t>
       </w:r>
       <w:r>
-        <w:rPr>
-          <w:rFonts w:ascii="Times New Roman" w:eastAsia="標楷體" w:cs="Times New Roman"/>
-        </w:rPr>
         <w:t>以</w:t>
       </w:r>
       <w:r>
-        <w:rPr>
-          <w:rFonts w:ascii="Times New Roman" w:eastAsia="標楷體" w:cs="Times New Roman"/>
-        </w:rPr>
         <w:t>320</w:t>
       </w:r>
       <w:r>
-        <w:rPr>
-          <w:rFonts w:ascii="Times New Roman" w:eastAsia="標楷體" w:cs="Times New Roman"/>
-        </w:rPr>
         <w:t>像素達</w:t>
       </w:r>
       <w:r>
-        <w:rPr>
-          <w:rFonts w:ascii="Times New Roman" w:eastAsia="標楷體" w:cs="Times New Roman"/>
-        </w:rPr>
         <w:t>38.4 FPS</w:t>
       </w:r>
       <w:r>
-        <w:rPr>
-          <w:rFonts w:ascii="Times New Roman" w:eastAsia="標楷體" w:cs="Times New Roman"/>
-        </w:rPr>
         <w:t>，在</w:t>
       </w:r>
       <w:r>
-        <w:rPr>
-          <w:rFonts w:ascii="Times New Roman" w:eastAsia="標楷體" w:cs="Times New Roman"/>
-        </w:rPr>
         <w:t>Snapdragon 8 Gen 2</w:t>
       </w:r>
       <w:r>
-        <w:rPr>
-          <w:rFonts w:ascii="Times New Roman" w:eastAsia="標楷體" w:cs="Times New Roman"/>
-        </w:rPr>
         <w:t>達</w:t>
       </w:r>
       <w:r>
-        <w:rPr>
-          <w:rFonts w:ascii="Times New Roman" w:eastAsia="標楷體" w:cs="Times New Roman"/>
-        </w:rPr>
         <w:t>29.8 FPS</w:t>
       </w:r>
       <w:r>
-        <w:rPr>
-          <w:rFonts w:ascii="Times New Roman" w:eastAsia="標楷體" w:cs="Times New Roman"/>
-        </w:rPr>
         <w:t>，</w:t>
       </w:r>
       <w:r>
-        <w:rPr>
-          <w:rFonts w:ascii="Times New Roman" w:eastAsia="標楷體" w:cs="Times New Roman"/>
-        </w:rPr>
         <w:t>Snapdragon 662</w:t>
       </w:r>
       <w:r>
-        <w:rPr>
-          <w:rFonts w:ascii="Times New Roman" w:eastAsia="標楷體" w:cs="Times New Roman"/>
-        </w:rPr>
         <w:t>未通過準確度與延遲雙重門檻；這些量測使用架構相同的前一版權重，延遲可沿用，準確度須以交付權重重新評估。故目前採拍照後辨識，即時串流列為未來功能。</w:t>
       </w:r>
     </w:p>
@@ -4587,45 +3035,24 @@
         <w:pStyle w:val="ac"/>
       </w:pPr>
       <w:r>
-        <w:rPr>
-          <w:rFonts w:ascii="Times New Roman" w:eastAsia="標楷體" w:cs="Times New Roman"/>
-        </w:rPr>
         <w:t>限制包括：偵測實驗各僅一個</w:t>
       </w:r>
       <w:r>
-        <w:rPr>
-          <w:rFonts w:ascii="Times New Roman" w:eastAsia="標楷體" w:cs="Times New Roman"/>
-        </w:rPr>
         <w:t>random seed</w:t>
       </w:r>
       <w:r>
-        <w:rPr>
-          <w:rFonts w:ascii="Times New Roman" w:eastAsia="標楷體" w:cs="Times New Roman"/>
-        </w:rPr>
         <w:t>、標註一致性研究僅</w:t>
       </w:r>
       <w:r>
-        <w:rPr>
-          <w:rFonts w:ascii="Times New Roman" w:eastAsia="標楷體" w:cs="Times New Roman"/>
-        </w:rPr>
         <w:t>20</w:t>
       </w:r>
       <w:r>
-        <w:rPr>
-          <w:rFonts w:ascii="Times New Roman" w:eastAsia="標楷體" w:cs="Times New Roman"/>
-        </w:rPr>
         <w:t>張影像、</w:t>
       </w:r>
       <w:r>
-        <w:rPr>
-          <w:rFonts w:ascii="Times New Roman" w:eastAsia="標楷體" w:cs="Times New Roman"/>
-        </w:rPr>
         <w:t>RAG</w:t>
       </w:r>
       <w:r>
-        <w:rPr>
-          <w:rFonts w:ascii="Times New Roman" w:eastAsia="標楷體" w:cs="Times New Roman"/>
-        </w:rPr>
         <w:t>消融各階段僅於單一手機實測一次、偵測與問答模組尚未整合評估，以及化學處置文字待專家與正式用藥標示核對。</w:t>
       </w:r>
     </w:p>
@@ -4642,249 +3069,126 @@
         <w:pStyle w:val="ac"/>
       </w:pPr>
       <w:r>
-        <w:rPr>
-          <w:rFonts w:ascii="Times New Roman" w:eastAsia="標楷體" w:cs="Times New Roman"/>
-        </w:rPr>
         <w:t>為避免整體</w:t>
       </w:r>
       <w:r>
-        <w:rPr>
-          <w:rFonts w:ascii="Times New Roman" w:eastAsia="標楷體" w:cs="Times New Roman"/>
-        </w:rPr>
         <w:t>mAP</w:t>
       </w:r>
       <w:r>
-        <w:rPr>
-          <w:rFonts w:ascii="Times New Roman" w:eastAsia="標楷體" w:cs="Times New Roman"/>
-        </w:rPr>
         <w:t>掩蓋類別差異，本研究回報九類</w:t>
       </w:r>
       <w:r>
-        <w:rPr>
-          <w:rFonts w:ascii="Times New Roman" w:eastAsia="標楷體" w:cs="Times New Roman"/>
-        </w:rPr>
         <w:t>pooled AP50</w:t>
       </w:r>
       <w:r>
-        <w:rPr>
-          <w:rFonts w:ascii="Times New Roman" w:eastAsia="標楷體" w:cs="Times New Roman"/>
-        </w:rPr>
         <w:t>。視覺特徵較集中的</w:t>
       </w:r>
       <w:r>
-        <w:rPr>
-          <w:rFonts w:ascii="Times New Roman" w:eastAsia="標楷體" w:cs="Times New Roman"/>
-        </w:rPr>
         <w:t>Sooty_Mold</w:t>
       </w:r>
       <w:r>
-        <w:rPr>
-          <w:rFonts w:ascii="Times New Roman" w:eastAsia="標楷體" w:cs="Times New Roman"/>
-        </w:rPr>
         <w:t>、</w:t>
       </w:r>
       <w:r>
-        <w:rPr>
-          <w:rFonts w:ascii="Times New Roman" w:eastAsia="標楷體" w:cs="Times New Roman"/>
-        </w:rPr>
         <w:t>Black_Spot</w:t>
       </w:r>
       <w:r>
-        <w:rPr>
-          <w:rFonts w:ascii="Times New Roman" w:eastAsia="標楷體" w:cs="Times New Roman"/>
-        </w:rPr>
         <w:t>與</w:t>
       </w:r>
       <w:r>
-        <w:rPr>
-          <w:rFonts w:ascii="Times New Roman" w:eastAsia="標楷體" w:cs="Times New Roman"/>
-        </w:rPr>
         <w:t>Oily_Spot</w:t>
       </w:r>
       <w:r>
-        <w:rPr>
-          <w:rFonts w:ascii="Times New Roman" w:eastAsia="標楷體" w:cs="Times New Roman"/>
-        </w:rPr>
         <w:t>分別達</w:t>
       </w:r>
       <w:r>
-        <w:rPr>
-          <w:rFonts w:ascii="Times New Roman" w:eastAsia="標楷體" w:cs="Times New Roman"/>
-        </w:rPr>
         <w:t>0.9950</w:t>
       </w:r>
       <w:r>
-        <w:rPr>
-          <w:rFonts w:ascii="Times New Roman" w:eastAsia="標楷體" w:cs="Times New Roman"/>
-        </w:rPr>
         <w:t>、</w:t>
       </w:r>
       <w:r>
-        <w:rPr>
-          <w:rFonts w:ascii="Times New Roman" w:eastAsia="標楷體" w:cs="Times New Roman"/>
-        </w:rPr>
         <w:t>0.9528</w:t>
       </w:r>
       <w:r>
-        <w:rPr>
-          <w:rFonts w:ascii="Times New Roman" w:eastAsia="標楷體" w:cs="Times New Roman"/>
-        </w:rPr>
         <w:t>與</w:t>
       </w:r>
       <w:r>
-        <w:rPr>
-          <w:rFonts w:ascii="Times New Roman" w:eastAsia="標楷體" w:cs="Times New Roman"/>
-        </w:rPr>
         <w:t>0.9482</w:t>
       </w:r>
       <w:r>
-        <w:rPr>
-          <w:rFonts w:ascii="Times New Roman" w:eastAsia="標楷體" w:cs="Times New Roman"/>
-        </w:rPr>
         <w:t>，</w:t>
       </w:r>
       <w:r>
-        <w:rPr>
-          <w:rFonts w:ascii="Times New Roman" w:eastAsia="標楷體" w:cs="Times New Roman"/>
-        </w:rPr>
         <w:t>Aphid</w:t>
       </w:r>
       <w:r>
-        <w:rPr>
-          <w:rFonts w:ascii="Times New Roman" w:eastAsia="標楷體" w:cs="Times New Roman"/>
-        </w:rPr>
         <w:t>與</w:t>
       </w:r>
       <w:r>
-        <w:rPr>
-          <w:rFonts w:ascii="Times New Roman" w:eastAsia="標楷體" w:cs="Times New Roman"/>
-        </w:rPr>
         <w:t>Canker</w:t>
       </w:r>
       <w:r>
-        <w:rPr>
-          <w:rFonts w:ascii="Times New Roman" w:eastAsia="標楷體" w:cs="Times New Roman"/>
-        </w:rPr>
         <w:t>為</w:t>
       </w:r>
       <w:r>
-        <w:rPr>
-          <w:rFonts w:ascii="Times New Roman" w:eastAsia="標楷體" w:cs="Times New Roman"/>
-        </w:rPr>
         <w:t>0.9297</w:t>
       </w:r>
       <w:r>
-        <w:rPr>
-          <w:rFonts w:ascii="Times New Roman" w:eastAsia="標楷體" w:cs="Times New Roman"/>
-        </w:rPr>
         <w:t>與</w:t>
       </w:r>
       <w:r>
-        <w:rPr>
-          <w:rFonts w:ascii="Times New Roman" w:eastAsia="標楷體" w:cs="Times New Roman"/>
-        </w:rPr>
         <w:t>0.9045</w:t>
       </w:r>
       <w:r>
-        <w:rPr>
-          <w:rFonts w:ascii="Times New Roman" w:eastAsia="標楷體" w:cs="Times New Roman"/>
-        </w:rPr>
         <w:t>；</w:t>
       </w:r>
       <w:r>
-        <w:rPr>
-          <w:rFonts w:ascii="Times New Roman" w:eastAsia="標楷體" w:cs="Times New Roman"/>
-        </w:rPr>
         <w:t>Thrips_Damage</w:t>
       </w:r>
       <w:r>
-        <w:rPr>
-          <w:rFonts w:ascii="Times New Roman" w:eastAsia="標楷體" w:cs="Times New Roman"/>
-        </w:rPr>
         <w:t>、</w:t>
       </w:r>
       <w:r>
-        <w:rPr>
-          <w:rFonts w:ascii="Times New Roman" w:eastAsia="標楷體" w:cs="Times New Roman"/>
-        </w:rPr>
         <w:t>Citrus_Leaf_Miner</w:t>
       </w:r>
       <w:r>
-        <w:rPr>
-          <w:rFonts w:ascii="Times New Roman" w:eastAsia="標楷體" w:cs="Times New Roman"/>
-        </w:rPr>
         <w:t>、</w:t>
       </w:r>
       <w:r>
-        <w:rPr>
-          <w:rFonts w:ascii="Times New Roman" w:eastAsia="標楷體" w:cs="Times New Roman"/>
-        </w:rPr>
         <w:t>Thrips</w:t>
       </w:r>
       <w:r>
-        <w:rPr>
-          <w:rFonts w:ascii="Times New Roman" w:eastAsia="標楷體" w:cs="Times New Roman"/>
-        </w:rPr>
         <w:t>與</w:t>
       </w:r>
       <w:r>
-        <w:rPr>
-          <w:rFonts w:ascii="Times New Roman" w:eastAsia="標楷體" w:cs="Times New Roman"/>
-        </w:rPr>
         <w:t>Scale_Insect</w:t>
       </w:r>
       <w:r>
-        <w:rPr>
-          <w:rFonts w:ascii="Times New Roman" w:eastAsia="標楷體" w:cs="Times New Roman"/>
-        </w:rPr>
         <w:t>分別為</w:t>
       </w:r>
       <w:r>
-        <w:rPr>
-          <w:rFonts w:ascii="Times New Roman" w:eastAsia="標楷體" w:cs="Times New Roman"/>
-        </w:rPr>
         <w:t>0.7848</w:t>
       </w:r>
       <w:r>
-        <w:rPr>
-          <w:rFonts w:ascii="Times New Roman" w:eastAsia="標楷體" w:cs="Times New Roman"/>
-        </w:rPr>
         <w:t>、</w:t>
       </w:r>
       <w:r>
-        <w:rPr>
-          <w:rFonts w:ascii="Times New Roman" w:eastAsia="標楷體" w:cs="Times New Roman"/>
-        </w:rPr>
         <w:t>0.7403</w:t>
       </w:r>
       <w:r>
-        <w:rPr>
-          <w:rFonts w:ascii="Times New Roman" w:eastAsia="標楷體" w:cs="Times New Roman"/>
-        </w:rPr>
         <w:t>、</w:t>
       </w:r>
       <w:r>
-        <w:rPr>
-          <w:rFonts w:ascii="Times New Roman" w:eastAsia="標楷體" w:cs="Times New Roman"/>
-        </w:rPr>
         <w:t>0.7040</w:t>
       </w:r>
       <w:r>
-        <w:rPr>
-          <w:rFonts w:ascii="Times New Roman" w:eastAsia="標楷體" w:cs="Times New Roman"/>
-        </w:rPr>
         <w:t>與</w:t>
       </w:r>
       <w:r>
-        <w:rPr>
-          <w:rFonts w:ascii="Times New Roman" w:eastAsia="標楷體" w:cs="Times New Roman"/>
-        </w:rPr>
         <w:t>0.6321</w:t>
       </w:r>
       <w:r>
-        <w:rPr>
-          <w:rFonts w:ascii="Times New Roman" w:eastAsia="標楷體" w:cs="Times New Roman"/>
-        </w:rPr>
         <w:t>。後四類存在小目標、遮蔽、形態變異或背景相似等問題，後續應優先補充不同生長期與拍攝距離的樣本。</w:t>
       </w:r>
     </w:p>
@@ -4893,123 +3197,63 @@
         <w:pStyle w:val="ac"/>
       </w:pPr>
       <w:r>
-        <w:rPr>
-          <w:rFonts w:ascii="Times New Roman" w:eastAsia="標楷體" w:cs="Times New Roman"/>
-        </w:rPr>
         <w:t>資料驗收涵蓋影像與標註配對、類別編號、座標界限、資料洩漏、近重複影像跨子集、增強框面積比例與評估集絕對數量。九類</w:t>
       </w:r>
       <w:r>
-        <w:rPr>
-          <w:rFonts w:ascii="Times New Roman" w:eastAsia="標楷體" w:cs="Times New Roman"/>
-        </w:rPr>
         <w:t>pooled</w:t>
       </w:r>
       <w:r>
-        <w:rPr>
-          <w:rFonts w:ascii="Times New Roman" w:eastAsia="標楷體" w:cs="Times New Roman"/>
-        </w:rPr>
         <w:t>的</w:t>
       </w:r>
       <w:r>
-        <w:rPr>
-          <w:rFonts w:ascii="Times New Roman" w:eastAsia="標楷體" w:cs="Times New Roman"/>
-        </w:rPr>
         <w:t>two-</w:t>
       </w:r>
       <w:r>
-        <w:rPr>
-          <w:rFonts w:ascii="Times New Roman" w:eastAsia="標楷體" w:cs="Times New Roman"/>
-        </w:rPr>
         <w:t>standard-error</w:t>
       </w:r>
       <w:r>
-        <w:rPr>
-          <w:rFonts w:ascii="Times New Roman" w:eastAsia="標楷體" w:cs="Times New Roman"/>
-        </w:rPr>
         <w:t>上界均不超過</w:t>
       </w:r>
       <w:r>
-        <w:rPr>
-          <w:rFonts w:ascii="Times New Roman" w:eastAsia="標楷體" w:cs="Times New Roman"/>
-        </w:rPr>
         <w:t>0.10</w:t>
       </w:r>
       <w:r>
-        <w:rPr>
-          <w:rFonts w:ascii="Times New Roman" w:eastAsia="標楷體" w:cs="Times New Roman"/>
-        </w:rPr>
         <w:t>，最大值為</w:t>
       </w:r>
       <w:r>
-        <w:rPr>
-          <w:rFonts w:ascii="Times New Roman" w:eastAsia="標楷體" w:cs="Times New Roman"/>
-        </w:rPr>
         <w:t>Citrus_Leaf_Miner</w:t>
       </w:r>
       <w:r>
-        <w:rPr>
-          <w:rFonts w:ascii="Times New Roman" w:eastAsia="標楷體" w:cs="Times New Roman"/>
-        </w:rPr>
         <w:t>的</w:t>
       </w:r>
       <w:r>
-        <w:rPr>
-          <w:rFonts w:ascii="Times New Roman" w:eastAsia="標楷體" w:cs="Times New Roman"/>
-        </w:rPr>
         <w:t>0.099</w:t>
       </w:r>
       <w:r>
-        <w:rPr>
-          <w:rFonts w:ascii="Times New Roman" w:eastAsia="標楷體" w:cs="Times New Roman"/>
-        </w:rPr>
         <w:t>。這些檢查雖不能取代多次訓練，但有助於區分資料品質問題與模型隨機波動。標註一致性由</w:t>
       </w:r>
       <w:r>
-        <w:rPr>
-          <w:rFonts w:ascii="Times New Roman" w:eastAsia="標楷體" w:cs="Times New Roman"/>
-        </w:rPr>
         <w:t>0.746</w:t>
       </w:r>
       <w:r>
-        <w:rPr>
-          <w:rFonts w:ascii="Times New Roman" w:eastAsia="標楷體" w:cs="Times New Roman"/>
-        </w:rPr>
         <w:t>升至</w:t>
       </w:r>
       <w:r>
-        <w:rPr>
-          <w:rFonts w:ascii="Times New Roman" w:eastAsia="標楷體" w:cs="Times New Roman"/>
-        </w:rPr>
         <w:t>0.899</w:t>
       </w:r>
       <w:r>
-        <w:rPr>
-          <w:rFonts w:ascii="Times New Roman" w:eastAsia="標楷體" w:cs="Times New Roman"/>
-        </w:rPr>
         <w:t>，亦說明影像任務的評估單位須先由領域知識定義清楚；全類重標後的實際一致性則為</w:t>
       </w:r>
       <w:r>
-        <w:rPr>
-          <w:rFonts w:ascii="Times New Roman" w:eastAsia="標楷體" w:cs="Times New Roman"/>
-        </w:rPr>
         <w:t>0.80</w:t>
       </w:r>
       <w:r>
-        <w:rPr>
-          <w:rFonts w:ascii="Times New Roman" w:eastAsia="標楷體" w:cs="Times New Roman"/>
-        </w:rPr>
         <w:t>至</w:t>
       </w:r>
       <w:r>
-        <w:rPr>
-          <w:rFonts w:ascii="Times New Roman" w:eastAsia="標楷體" w:cs="Times New Roman"/>
-        </w:rPr>
         <w:t>0.83</w:t>
       </w:r>
       <w:r>
-        <w:rPr>
-          <w:rFonts w:ascii="Times New Roman" w:eastAsia="標楷體" w:cs="Times New Roman"/>
-        </w:rPr>
         <w:t>。</w:t>
       </w:r>
     </w:p>
@@ -5026,135 +3270,69 @@
         <w:pStyle w:val="ac"/>
       </w:pPr>
       <w:r>
-        <w:rPr>
-          <w:rFonts w:ascii="Times New Roman" w:eastAsia="標楷體" w:cs="Times New Roman"/>
-        </w:rPr>
         <w:t>Pilot</w:t>
       </w:r>
       <w:r>
-        <w:rPr>
-          <w:rFonts w:ascii="Times New Roman" w:eastAsia="標楷體" w:cs="Times New Roman"/>
-        </w:rPr>
         <w:t>評估用於發現</w:t>
       </w:r>
       <w:r>
-        <w:rPr>
-          <w:rFonts w:ascii="Times New Roman" w:eastAsia="標楷體" w:cs="Times New Roman"/>
-        </w:rPr>
         <w:t>prompt echoing</w:t>
       </w:r>
       <w:r>
-        <w:rPr>
-          <w:rFonts w:ascii="Times New Roman" w:eastAsia="標楷體" w:cs="Times New Roman"/>
-        </w:rPr>
         <w:t>、偽造學名、跨作物幻覺與回答格式問題；</w:t>
       </w:r>
       <w:r>
-        <w:rPr>
-          <w:rFonts w:ascii="Times New Roman" w:eastAsia="標楷體" w:cs="Times New Roman"/>
-        </w:rPr>
         <w:t>Full Benchmark</w:t>
       </w:r>
       <w:r>
-        <w:rPr>
-          <w:rFonts w:ascii="Times New Roman" w:eastAsia="標楷體" w:cs="Times New Roman"/>
-        </w:rPr>
         <w:t>則以</w:t>
       </w:r>
       <w:r>
-        <w:rPr>
-          <w:rFonts w:ascii="Times New Roman" w:eastAsia="標楷體" w:cs="Times New Roman"/>
-        </w:rPr>
         <w:t>36</w:t>
       </w:r>
       <w:r>
-        <w:rPr>
-          <w:rFonts w:ascii="Times New Roman" w:eastAsia="標楷體" w:cs="Times New Roman"/>
-        </w:rPr>
         <w:t>題柑橘領域題及</w:t>
       </w:r>
       <w:r>
-        <w:rPr>
-          <w:rFonts w:ascii="Times New Roman" w:eastAsia="標楷體" w:cs="Times New Roman"/>
-        </w:rPr>
         <w:t>4</w:t>
       </w:r>
       <w:r>
-        <w:rPr>
-          <w:rFonts w:ascii="Times New Roman" w:eastAsia="標楷體" w:cs="Times New Roman"/>
-        </w:rPr>
         <w:t>題邊界題檢驗正式系統。評分以手機外的</w:t>
       </w:r>
       <w:r>
-        <w:rPr>
-          <w:rFonts w:ascii="Times New Roman" w:eastAsia="標楷體" w:cs="Times New Roman"/>
-        </w:rPr>
         <w:t>Qwen2.5-7B-Instruct</w:t>
       </w:r>
       <w:r>
-        <w:rPr>
-          <w:rFonts w:ascii="Times New Roman" w:eastAsia="標楷體" w:cs="Times New Roman"/>
-        </w:rPr>
         <w:t>為裁判（溫度</w:t>
       </w:r>
       <w:r>
-        <w:rPr>
-          <w:rFonts w:ascii="Times New Roman" w:eastAsia="標楷體" w:cs="Times New Roman"/>
-        </w:rPr>
         <w:t>0</w:t>
       </w:r>
       <w:r>
-        <w:rPr>
-          <w:rFonts w:ascii="Times New Roman" w:eastAsia="標楷體" w:cs="Times New Roman"/>
-        </w:rPr>
         <w:t>）：先將答案拆為原子陳述，再依檢索內容判定是否受支持，切片未記載的藥劑、倍數或病徵皆視為不受支持</w:t>
       </w:r>
       <w:r>
-        <w:rPr>
-          <w:rFonts w:ascii="Times New Roman" w:eastAsia="標楷體" w:cs="Times New Roman"/>
-        </w:rPr>
         <w:t>[23]</w:t>
       </w:r>
       <w:r>
-        <w:rPr>
-          <w:rFonts w:ascii="Times New Roman" w:eastAsia="標楷體" w:cs="Times New Roman"/>
-        </w:rPr>
         <w:t>。</w:t>
       </w:r>
       <w:r>
-        <w:rPr>
-          <w:rFonts w:ascii="Times New Roman" w:eastAsia="標楷體" w:cs="Times New Roman"/>
-        </w:rPr>
         <w:t>Faithfulness</w:t>
       </w:r>
       <w:r>
-        <w:rPr>
-          <w:rFonts w:ascii="Times New Roman" w:eastAsia="標楷體" w:cs="Times New Roman"/>
-        </w:rPr>
         <w:t>為受支持陳述比例，</w:t>
       </w:r>
       <w:r>
-        <w:rPr>
-          <w:rFonts w:ascii="Times New Roman" w:eastAsia="標楷體" w:cs="Times New Roman"/>
-        </w:rPr>
         <w:t>Context Precision</w:t>
       </w:r>
       <w:r>
-        <w:rPr>
-          <w:rFonts w:ascii="Times New Roman" w:eastAsia="標楷體" w:cs="Times New Roman"/>
-        </w:rPr>
         <w:t>衡量第一順位切片是否相關，</w:t>
       </w:r>
       <w:r>
-        <w:rPr>
-          <w:rFonts w:ascii="Times New Roman" w:eastAsia="標楷體" w:cs="Times New Roman"/>
-        </w:rPr>
         <w:t>Context Recall</w:t>
       </w:r>
       <w:r>
-        <w:rPr>
-          <w:rFonts w:ascii="Times New Roman" w:eastAsia="標楷體" w:cs="Times New Roman"/>
-        </w:rPr>
         <w:t>衡量參考答案所需資訊是否被涵蓋；此設計比字串完全比對更適合結構化農業回答。</w:t>
       </w:r>
     </w:p>
@@ -5163,21 +3341,12 @@
         <w:pStyle w:val="ac"/>
       </w:pPr>
       <w:r>
-        <w:rPr>
-          <w:rFonts w:ascii="Times New Roman" w:eastAsia="標楷體" w:cs="Times New Roman"/>
-        </w:rPr>
         <w:t>錯誤分析顯示，偵測正確不代表診斷文字安全。病原、藥劑與作物名稱相近時，短</w:t>
       </w:r>
       <w:r>
-        <w:rPr>
-          <w:rFonts w:ascii="Times New Roman" w:eastAsia="標楷體" w:cs="Times New Roman"/>
-        </w:rPr>
         <w:t>context</w:t>
       </w:r>
       <w:r>
-        <w:rPr>
-          <w:rFonts w:ascii="Times New Roman" w:eastAsia="標楷體" w:cs="Times New Roman"/>
-        </w:rPr>
         <w:t>可能使模型錯誤合併兩個實體；使用者僅提供「葉子變黃」等低資訊問題時，模型也可能給出超出證據的處置建議。因此回答須同時呈現辨識結果、檢索依據與未驗證狀態，並保留人工覆核機制；化學用藥不應由模型自行推論，應轉介正式標示或農業專家。</w:t>
       </w:r>
     </w:p>
@@ -5194,105 +3363,54 @@
         <w:pStyle w:val="ac"/>
       </w:pPr>
       <w:r>
-        <w:rPr>
-          <w:rFonts w:ascii="Times New Roman" w:eastAsia="標楷體" w:cs="Times New Roman"/>
-        </w:rPr>
         <w:t>系統流程分為影像輸入、候選偵測、使用者追問、安全檢查、知識檢索與答案生成六個步驟，影像與問答資料皆於手機內處理。知識庫（約</w:t>
       </w:r>
       <w:r>
-        <w:rPr>
-          <w:rFonts w:ascii="Times New Roman" w:eastAsia="標楷體" w:cs="Times New Roman"/>
-        </w:rPr>
         <w:t>30 KB</w:t>
       </w:r>
       <w:r>
-        <w:rPr>
-          <w:rFonts w:ascii="Times New Roman" w:eastAsia="標楷體" w:cs="Times New Roman"/>
-        </w:rPr>
         <w:t>）以</w:t>
       </w:r>
       <w:r>
-        <w:rPr>
-          <w:rFonts w:ascii="Times New Roman" w:eastAsia="標楷體" w:cs="Times New Roman"/>
-        </w:rPr>
         <w:t>App</w:t>
       </w:r>
       <w:r>
-        <w:rPr>
-          <w:rFonts w:ascii="Times New Roman" w:eastAsia="標楷體" w:cs="Times New Roman"/>
-        </w:rPr>
         <w:t>內建資產載入，</w:t>
       </w:r>
       <w:r>
-        <w:rPr>
-          <w:rFonts w:ascii="Times New Roman" w:eastAsia="標楷體" w:cs="Times New Roman"/>
-        </w:rPr>
         <w:t>379 MB</w:t>
       </w:r>
       <w:r>
-        <w:rPr>
-          <w:rFonts w:ascii="Times New Roman" w:eastAsia="標楷體" w:cs="Times New Roman"/>
-        </w:rPr>
         <w:t>的模型權重則置於應用程式沙盒並以</w:t>
       </w:r>
       <w:r>
-        <w:rPr>
-          <w:rFonts w:ascii="Times New Roman" w:eastAsia="標楷體" w:cs="Times New Roman"/>
-        </w:rPr>
         <w:t>mmap</w:t>
       </w:r>
       <w:r>
-        <w:rPr>
-          <w:rFonts w:ascii="Times New Roman" w:eastAsia="標楷體" w:cs="Times New Roman"/>
-        </w:rPr>
         <w:t>載入，以降低記憶體壓力。檢索平均約</w:t>
       </w:r>
       <w:r>
-        <w:rPr>
-          <w:rFonts w:ascii="Times New Roman" w:eastAsia="標楷體" w:cs="Times New Roman"/>
-        </w:rPr>
         <w:t>10.18 ms</w:t>
       </w:r>
       <w:r>
-        <w:rPr>
-          <w:rFonts w:ascii="Times New Roman" w:eastAsia="標楷體" w:cs="Times New Roman"/>
-        </w:rPr>
         <w:t>，僅占單題總耗時的</w:t>
       </w:r>
       <w:r>
-        <w:rPr>
-          <w:rFonts w:ascii="Times New Roman" w:eastAsia="標楷體" w:cs="Times New Roman"/>
-        </w:rPr>
         <w:t>0.03%</w:t>
       </w:r>
       <w:r>
-        <w:rPr>
-          <w:rFonts w:ascii="Times New Roman" w:eastAsia="標楷體" w:cs="Times New Roman"/>
-        </w:rPr>
         <w:t>，因此最佳化重點應為模型載入、</w:t>
       </w:r>
       <w:r>
-        <w:rPr>
-          <w:rFonts w:ascii="Times New Roman" w:eastAsia="標楷體" w:cs="Times New Roman"/>
-        </w:rPr>
         <w:t>prompt prefill</w:t>
       </w:r>
       <w:r>
-        <w:rPr>
-          <w:rFonts w:ascii="Times New Roman" w:eastAsia="標楷體" w:cs="Times New Roman"/>
-        </w:rPr>
         <w:t>、</w:t>
       </w:r>
       <w:r>
-        <w:rPr>
-          <w:rFonts w:ascii="Times New Roman" w:eastAsia="標楷體" w:cs="Times New Roman"/>
-        </w:rPr>
         <w:t>context</w:t>
       </w:r>
       <w:r>
-        <w:rPr>
-          <w:rFonts w:ascii="Times New Roman" w:eastAsia="標楷體" w:cs="Times New Roman"/>
-        </w:rPr>
         <w:t>長度與答案快取。</w:t>
       </w:r>
     </w:p>
@@ -5301,112 +3419,58 @@
         <w:pStyle w:val="ac"/>
       </w:pPr>
       <w:r>
-        <w:rPr>
-          <w:rFonts w:ascii="Times New Roman" w:eastAsia="標楷體" w:cs="Times New Roman"/>
-        </w:rPr>
         <w:t>在</w:t>
       </w:r>
       <w:r>
-        <w:rPr>
-          <w:rFonts w:ascii="Times New Roman" w:eastAsia="標楷體" w:cs="Times New Roman"/>
-        </w:rPr>
         <w:t>Galaxy A33</w:t>
       </w:r>
       <w:r>
-        <w:rPr>
-          <w:rFonts w:ascii="Times New Roman" w:eastAsia="標楷體" w:cs="Times New Roman"/>
-        </w:rPr>
         <w:t>上，</w:t>
       </w:r>
       <w:r>
-        <w:rPr>
-          <w:rFonts w:ascii="Times New Roman" w:eastAsia="標楷體" w:cs="Times New Roman"/>
-        </w:rPr>
         <w:t>TTFT</w:t>
       </w:r>
       <w:r>
-        <w:rPr>
-          <w:rFonts w:ascii="Times New Roman" w:eastAsia="標楷體" w:cs="Times New Roman"/>
-        </w:rPr>
         <w:t>約占單題總耗時的</w:t>
       </w:r>
       <w:r>
-        <w:rPr>
-          <w:rFonts w:ascii="Times New Roman" w:eastAsia="標楷體" w:cs="Times New Roman"/>
-        </w:rPr>
         <w:t>46%</w:t>
       </w:r>
       <w:r>
-        <w:rPr>
-          <w:rFonts w:ascii="Times New Roman" w:eastAsia="標楷體" w:cs="Times New Roman"/>
-        </w:rPr>
         <w:t>，</w:t>
       </w:r>
       <w:r>
-        <w:rPr>
-          <w:rFonts w:ascii="Times New Roman" w:eastAsia="標楷體" w:cs="Times New Roman"/>
-        </w:rPr>
         <w:t>prompt prefill</w:t>
       </w:r>
       <w:r>
-        <w:rPr>
-          <w:rFonts w:ascii="Times New Roman" w:eastAsia="標楷體" w:cs="Times New Roman"/>
-        </w:rPr>
         <w:t>為主要瓶頸；早期原型以</w:t>
       </w:r>
       <w:r>
-        <w:rPr>
-          <w:rFonts w:ascii="Times New Roman" w:eastAsia="標楷體" w:cs="Times New Roman"/>
-        </w:rPr>
         <w:t>30</w:t>
       </w:r>
       <w:r>
-        <w:rPr>
-          <w:rFonts w:ascii="Times New Roman" w:eastAsia="標楷體" w:cs="Times New Roman"/>
-        </w:rPr>
         <w:t>至</w:t>
       </w:r>
       <w:r>
-        <w:rPr>
-          <w:rFonts w:ascii="Times New Roman" w:eastAsia="標楷體" w:cs="Times New Roman"/>
-        </w:rPr>
         <w:t>250</w:t>
       </w:r>
       <w:r>
-        <w:rPr>
-          <w:rFonts w:ascii="Times New Roman" w:eastAsia="標楷體" w:cs="Times New Roman"/>
-        </w:rPr>
         <w:t>字短提示量測的</w:t>
       </w:r>
       <w:r>
-        <w:rPr>
-          <w:rFonts w:ascii="Times New Roman" w:eastAsia="標楷體" w:cs="Times New Roman"/>
-        </w:rPr>
         <w:t>2,110.3 ms</w:t>
       </w:r>
       <w:r>
-        <w:rPr>
-          <w:rFonts w:ascii="Times New Roman" w:eastAsia="標楷體" w:cs="Times New Roman"/>
-        </w:rPr>
         <w:t>屬於不同協定，兩者不應混為單一產品延遲。低階裝置較適合拍照後辨識而非持續串流；高階裝置亦應以持續負載而非</w:t>
       </w:r>
       <w:r>
-        <w:rPr>
-          <w:rFonts w:ascii="Times New Roman" w:eastAsia="標楷體" w:cs="Times New Roman"/>
-        </w:rPr>
         <w:lastRenderedPageBreak/>
         <w:t>單次峰值</w:t>
       </w:r>
       <w:r>
-        <w:rPr>
-          <w:rFonts w:ascii="Times New Roman" w:eastAsia="標楷體" w:cs="Times New Roman"/>
-        </w:rPr>
         <w:t>FPS</w:t>
       </w:r>
       <w:r>
-        <w:rPr>
-          <w:rFonts w:ascii="Times New Roman" w:eastAsia="標楷體" w:cs="Times New Roman"/>
-        </w:rPr>
         <w:t>作為部署依據。</w:t>
       </w:r>
     </w:p>
@@ -5423,21 +3487,12 @@
         <w:pStyle w:val="ac"/>
       </w:pPr>
       <w:r>
-        <w:rPr>
-          <w:rFonts w:ascii="Times New Roman" w:eastAsia="標楷體" w:cs="Times New Roman"/>
-        </w:rPr>
         <w:t>本研究將資料品質、模型能力與應用效能分開控制。偵測實驗固定資料切分與輸入尺寸，並同時報告九類與未變動八類結果，避免因單一類別的框選規則改變而誤判模型全面提升。外部影像實驗固定訓練影像總數，僅改變部分影像來源與背景，以判斷增益來自樣本數或領域相似性；結果顯示白紙背景的</w:t>
       </w:r>
       <w:r>
-        <w:rPr>
-          <w:rFonts w:ascii="Times New Roman" w:eastAsia="標楷體" w:cs="Times New Roman"/>
-        </w:rPr>
         <w:t>detached-leaf</w:t>
       </w:r>
       <w:r>
-        <w:rPr>
-          <w:rFonts w:ascii="Times New Roman" w:eastAsia="標楷體" w:cs="Times New Roman"/>
-        </w:rPr>
         <w:t>影像無法直接取代果園影像。</w:t>
       </w:r>
     </w:p>
@@ -5446,105 +3501,54 @@
         <w:pStyle w:val="ac"/>
       </w:pPr>
       <w:r>
-        <w:rPr>
-          <w:rFonts w:ascii="Times New Roman" w:eastAsia="標楷體" w:cs="Times New Roman"/>
-        </w:rPr>
         <w:t>各偵測指標的定義亦須區分：</w:t>
       </w:r>
       <w:r>
-        <w:rPr>
-          <w:rFonts w:ascii="Times New Roman" w:eastAsia="標楷體" w:cs="Times New Roman"/>
-        </w:rPr>
         <w:t>mAP50</w:t>
       </w:r>
       <w:r>
-        <w:rPr>
-          <w:rFonts w:ascii="Times New Roman" w:eastAsia="標楷體" w:cs="Times New Roman"/>
-        </w:rPr>
         <w:t>為</w:t>
       </w:r>
       <w:r>
-        <w:rPr>
-          <w:rFonts w:ascii="Times New Roman" w:eastAsia="標楷體" w:cs="Times New Roman"/>
-        </w:rPr>
         <w:t>IoU=0.5</w:t>
       </w:r>
       <w:r>
-        <w:rPr>
-          <w:rFonts w:ascii="Times New Roman" w:eastAsia="標楷體" w:cs="Times New Roman"/>
-        </w:rPr>
         <w:t>下的平均精確度均值，</w:t>
       </w:r>
       <w:r>
-        <w:rPr>
-          <w:rFonts w:ascii="Times New Roman" w:eastAsia="標楷體" w:cs="Times New Roman"/>
-        </w:rPr>
         <w:t>mAP50–95</w:t>
       </w:r>
       <w:r>
-        <w:rPr>
-          <w:rFonts w:ascii="Times New Roman" w:eastAsia="標楷體" w:cs="Times New Roman"/>
-        </w:rPr>
         <w:t>對定位更嚴格；</w:t>
       </w:r>
       <w:r>
-        <w:rPr>
-          <w:rFonts w:ascii="Times New Roman" w:eastAsia="標楷體" w:cs="Times New Roman"/>
-        </w:rPr>
         <w:t>Precision</w:t>
       </w:r>
       <w:r>
-        <w:rPr>
-          <w:rFonts w:ascii="Times New Roman" w:eastAsia="標楷體" w:cs="Times New Roman"/>
-        </w:rPr>
         <w:t>反映誤報，</w:t>
       </w:r>
       <w:r>
-        <w:rPr>
-          <w:rFonts w:ascii="Times New Roman" w:eastAsia="標楷體" w:cs="Times New Roman"/>
-        </w:rPr>
         <w:t>Recall</w:t>
       </w:r>
       <w:r>
-        <w:rPr>
-          <w:rFonts w:ascii="Times New Roman" w:eastAsia="標楷體" w:cs="Times New Roman"/>
-        </w:rPr>
         <w:t>反映漏報，混淆矩陣的</w:t>
       </w:r>
       <w:r>
-        <w:rPr>
-          <w:rFonts w:ascii="Times New Roman" w:eastAsia="標楷體" w:cs="Times New Roman"/>
-        </w:rPr>
         <w:t>Jaccard</w:t>
       </w:r>
       <w:r>
-        <w:rPr>
-          <w:rFonts w:ascii="Times New Roman" w:eastAsia="標楷體" w:cs="Times New Roman"/>
-        </w:rPr>
         <w:t>則以固定信心閾值計算，不應在同一表格中視為同義。對農業使用者而言，低</w:t>
       </w:r>
       <w:r>
-        <w:rPr>
-          <w:rFonts w:ascii="Times New Roman" w:eastAsia="標楷體" w:cs="Times New Roman"/>
-        </w:rPr>
         <w:t>Recall</w:t>
       </w:r>
       <w:r>
-        <w:rPr>
-          <w:rFonts w:ascii="Times New Roman" w:eastAsia="標楷體" w:cs="Times New Roman"/>
-        </w:rPr>
         <w:t>可能遺漏小型害蟲，低</w:t>
       </w:r>
       <w:r>
-        <w:rPr>
-          <w:rFonts w:ascii="Times New Roman" w:eastAsia="標楷體" w:cs="Times New Roman"/>
-        </w:rPr>
         <w:t>Precision</w:t>
       </w:r>
       <w:r>
-        <w:rPr>
-          <w:rFonts w:ascii="Times New Roman" w:eastAsia="標楷體" w:cs="Times New Roman"/>
-        </w:rPr>
         <w:t>則可能造成不必要的人工檢查，因此部署時應依使用情境調整閾值，而非追求單一最高分。</w:t>
       </w:r>
     </w:p>
@@ -5553,45 +3557,24 @@
         <w:pStyle w:val="ac"/>
       </w:pPr>
       <w:r>
-        <w:rPr>
-          <w:rFonts w:ascii="Times New Roman" w:eastAsia="標楷體" w:cs="Times New Roman"/>
-        </w:rPr>
         <w:t>問答評估亦分層解讀：同時報告</w:t>
       </w:r>
       <w:r>
-        <w:rPr>
-          <w:rFonts w:ascii="Times New Roman" w:eastAsia="標楷體" w:cs="Times New Roman"/>
-        </w:rPr>
         <w:t>Faithfulness</w:t>
       </w:r>
       <w:r>
-        <w:rPr>
-          <w:rFonts w:ascii="Times New Roman" w:eastAsia="標楷體" w:cs="Times New Roman"/>
-        </w:rPr>
         <w:t>、</w:t>
       </w:r>
       <w:r>
-        <w:rPr>
-          <w:rFonts w:ascii="Times New Roman" w:eastAsia="標楷體" w:cs="Times New Roman"/>
-        </w:rPr>
         <w:t>Context Precision</w:t>
       </w:r>
       <w:r>
-        <w:rPr>
-          <w:rFonts w:ascii="Times New Roman" w:eastAsia="標楷體" w:cs="Times New Roman"/>
-        </w:rPr>
         <w:t>與</w:t>
       </w:r>
       <w:r>
-        <w:rPr>
-          <w:rFonts w:ascii="Times New Roman" w:eastAsia="標楷體" w:cs="Times New Roman"/>
-        </w:rPr>
         <w:t>Context Recall</w:t>
       </w:r>
       <w:r>
-        <w:rPr>
-          <w:rFonts w:ascii="Times New Roman" w:eastAsia="標楷體" w:cs="Times New Roman"/>
-        </w:rPr>
         <w:t>，可區分「檢索正確但回答越界」、「檢索遺漏」與「模型未依從證據」三類失效；邊界題檢驗系統能否在證據不足時停止生成，為農業處置情境不可省略的安全指標。</w:t>
       </w:r>
     </w:p>
@@ -5608,21 +3591,12 @@
         <w:pStyle w:val="ac"/>
       </w:pPr>
       <w:r>
-        <w:rPr>
-          <w:rFonts w:ascii="Times New Roman" w:eastAsia="標楷體" w:cs="Times New Roman"/>
-        </w:rPr>
         <w:t>使用者拍攝葉片或自相簿選取影像後，系統回傳候選病蟲害、信心分數與</w:t>
       </w:r>
       <w:r>
-        <w:rPr>
-          <w:rFonts w:ascii="Times New Roman" w:eastAsia="標楷體" w:cs="Times New Roman"/>
-        </w:rPr>
         <w:t>bounding box</w:t>
       </w:r>
       <w:r>
-        <w:rPr>
-          <w:rFonts w:ascii="Times New Roman" w:eastAsia="標楷體" w:cs="Times New Roman"/>
-        </w:rPr>
         <w:t>，並以信心最高的候選結果開啟問答，使用者可再輸入症狀或管理問題。端側檢索依作物、病蟲害、病徵與問題詞彙選擇切片；若無切片通過門檻，系統顯示查無高信心知識並建議諮詢在地專家，而非以一般語言模型知識作為正式防治建議。回答中應保留證據摘要，以利使用者追溯建議來源。</w:t>
       </w:r>
     </w:p>
@@ -5631,9 +3605,6 @@
         <w:pStyle w:val="ac"/>
       </w:pPr>
       <w:r>
-        <w:rPr>
-          <w:rFonts w:ascii="Times New Roman" w:eastAsia="標楷體" w:cs="Times New Roman"/>
-        </w:rPr>
         <w:t>風險管理分為三層：資料層將不同作物、病蟲害與施用條件分開建檔，以免切片互相污染；模型層以微調與結構化輸出減少偽學名、重複語句與跨實體混淆；應用層在檢索結果為空、跨作物或非農業提問時中止，化學名稱與未驗證處置的標註則列為後續工作。三層機制缺一不可，因為再完善的模型仍可能遭遇資料庫未涵蓋的新情境。</w:t>
       </w:r>
     </w:p>
@@ -5642,33 +3613,18 @@
         <w:pStyle w:val="ac"/>
       </w:pPr>
       <w:r>
-        <w:rPr>
-          <w:rFonts w:ascii="Times New Roman" w:eastAsia="標楷體" w:cs="Times New Roman"/>
-        </w:rPr>
         <w:t>本系統定位為離線的初步篩檢與證據導覽工具，而非自動開立處方。農民可依辨識結果決定是否補拍其他角度或尋求專業協助；農業人員可利用</w:t>
       </w:r>
       <w:r>
-        <w:rPr>
-          <w:rFonts w:ascii="Times New Roman" w:eastAsia="標楷體" w:cs="Times New Roman"/>
-        </w:rPr>
         <w:t>bounding box</w:t>
       </w:r>
       <w:r>
-        <w:rPr>
-          <w:rFonts w:ascii="Times New Roman" w:eastAsia="標楷體" w:cs="Times New Roman"/>
-        </w:rPr>
         <w:t>、候選類別與來源切片加速初步判讀。正式用藥仍須核對農業部</w:t>
       </w:r>
       <w:r>
-        <w:rPr>
-          <w:rFonts w:ascii="Times New Roman" w:eastAsia="標楷體" w:cs="Times New Roman"/>
-        </w:rPr>
         <w:t>[5]</w:t>
       </w:r>
       <w:r>
-        <w:rPr>
-          <w:rFonts w:ascii="Times New Roman" w:eastAsia="標楷體" w:cs="Times New Roman"/>
-        </w:rPr>
         <w:t>公告、產品標示、適用作物與病蟲害範圍，以及施用濃度與安全採收期。</w:t>
       </w:r>
     </w:p>
@@ -5685,9 +3641,6 @@
         <w:pStyle w:val="ac"/>
       </w:pPr>
       <w:r>
-        <w:rPr>
-          <w:rFonts w:ascii="Times New Roman" w:eastAsia="標楷體" w:cs="Times New Roman"/>
-        </w:rPr>
         <w:t>為確保可重現性，本研究記錄資料集切分、影像與標註數量、標註規則、近重複檢查方法、模型訓練設定、信心閾值、知識切片版本、題庫內容、評分裁判規則、裝置型號與執行緒數。每次更新資料或知識庫後，應重新執行洩漏檢查、類別級評估、邊界題與長時間負載測試；若僅更新模型權重而未重新驗證知識庫，無法確保問答安全性，僅更新知識庫也可能改變答案分布與延遲。</w:t>
       </w:r>
     </w:p>
@@ -5696,93 +3649,48 @@
         <w:pStyle w:val="ac"/>
       </w:pPr>
       <w:r>
-        <w:rPr>
-          <w:rFonts w:ascii="Times New Roman" w:eastAsia="標楷體" w:cs="Times New Roman"/>
-        </w:rPr>
         <w:t>後續研究有四個方向：（</w:t>
       </w:r>
       <w:r>
-        <w:rPr>
-          <w:rFonts w:ascii="Times New Roman" w:eastAsia="標楷體" w:cs="Times New Roman"/>
-        </w:rPr>
         <w:t>1</w:t>
       </w:r>
       <w:r>
-        <w:rPr>
-          <w:rFonts w:ascii="Times New Roman" w:eastAsia="標楷體" w:cs="Times New Roman"/>
-        </w:rPr>
         <w:t>）偵測與</w:t>
       </w:r>
       <w:r>
-        <w:rPr>
-          <w:rFonts w:ascii="Times New Roman" w:eastAsia="標楷體" w:cs="Times New Roman"/>
-        </w:rPr>
         <w:t>RAG</w:t>
       </w:r>
       <w:r>
-        <w:rPr>
-          <w:rFonts w:ascii="Times New Roman" w:eastAsia="標楷體" w:cs="Times New Roman"/>
-        </w:rPr>
         <w:t>實驗皆重複至少三次並擴及多種手機與作物，報告平均值與</w:t>
       </w:r>
       <w:r>
-        <w:rPr>
-          <w:rFonts w:ascii="Times New Roman" w:eastAsia="標楷體" w:cs="Times New Roman"/>
-        </w:rPr>
         <w:t>bootstrap</w:t>
       </w:r>
       <w:r>
-        <w:rPr>
-          <w:rFonts w:ascii="Times New Roman" w:eastAsia="標楷體" w:cs="Times New Roman"/>
-        </w:rPr>
         <w:t>信賴區間；（</w:t>
       </w:r>
       <w:r>
-        <w:rPr>
-          <w:rFonts w:ascii="Times New Roman" w:eastAsia="標楷體" w:cs="Times New Roman"/>
-        </w:rPr>
         <w:t>2</w:t>
       </w:r>
       <w:r>
-        <w:rPr>
-          <w:rFonts w:ascii="Times New Roman" w:eastAsia="標楷體" w:cs="Times New Roman"/>
-        </w:rPr>
         <w:t>）將標註一致性研究擴大至九類、不同拍攝條件與病徵嚴重度；（</w:t>
       </w:r>
       <w:r>
-        <w:rPr>
-          <w:rFonts w:ascii="Times New Roman" w:eastAsia="標楷體" w:cs="Times New Roman"/>
-        </w:rPr>
         <w:t>3</w:t>
       </w:r>
       <w:r>
-        <w:rPr>
-          <w:rFonts w:ascii="Times New Roman" w:eastAsia="標楷體" w:cs="Times New Roman"/>
-        </w:rPr>
         <w:t>）蒐集與訓練資料同領域的果園影像，以</w:t>
       </w:r>
       <w:r>
-        <w:rPr>
-          <w:rFonts w:ascii="Times New Roman" w:eastAsia="標楷體" w:cs="Times New Roman"/>
-        </w:rPr>
         <w:t>farm-level split</w:t>
       </w:r>
       <w:r>
-        <w:rPr>
-          <w:rFonts w:ascii="Times New Roman" w:eastAsia="標楷體" w:cs="Times New Roman"/>
-        </w:rPr>
         <w:t>評估跨果園泛化；（</w:t>
       </w:r>
       <w:r>
-        <w:rPr>
-          <w:rFonts w:ascii="Times New Roman" w:eastAsia="標楷體" w:cs="Times New Roman"/>
-        </w:rPr>
         <w:t>4</w:t>
       </w:r>
       <w:r>
-        <w:rPr>
-          <w:rFonts w:ascii="Times New Roman" w:eastAsia="標楷體" w:cs="Times New Roman"/>
-        </w:rPr>
         <w:t>）由兩位農業專家審查所有化學處置陳述，分別報告模型忠實度與實務正確性。這些工作可將工程驗證推進至田間部署驗證。</w:t>
       </w:r>
     </w:p>
@@ -5801,117 +3709,60 @@
         <w:pStyle w:val="ac"/>
       </w:pPr>
       <w:r>
-        <w:rPr>
-          <w:rFonts w:ascii="Times New Roman" w:eastAsia="標楷體" w:cs="Times New Roman"/>
-        </w:rPr>
         <w:t>本研究提出完全於端側執行的柑橘病蟲害辨識與接地式診斷方法。偵測模型於九類測試集的</w:t>
       </w:r>
       <w:r>
-        <w:rPr>
-          <w:rFonts w:ascii="Times New Roman" w:eastAsia="標楷體" w:cs="Times New Roman"/>
-        </w:rPr>
         <w:t>mAP50</w:t>
       </w:r>
       <w:r>
-        <w:rPr>
-          <w:rFonts w:ascii="Times New Roman" w:eastAsia="標楷體" w:cs="Times New Roman"/>
-        </w:rPr>
         <w:t>為</w:t>
       </w:r>
       <w:r>
-        <w:rPr>
-          <w:rFonts w:ascii="Times New Roman" w:eastAsia="標楷體" w:cs="Times New Roman"/>
-        </w:rPr>
         <w:t>0.861</w:t>
       </w:r>
       <w:r>
-        <w:rPr>
-          <w:rFonts w:ascii="Times New Roman" w:eastAsia="標楷體" w:cs="Times New Roman"/>
-        </w:rPr>
         <w:t>、</w:t>
       </w:r>
       <w:r>
-        <w:rPr>
-          <w:rFonts w:ascii="Times New Roman" w:eastAsia="標楷體" w:cs="Times New Roman"/>
-        </w:rPr>
         <w:t>mAP50–95</w:t>
       </w:r>
       <w:r>
-        <w:rPr>
-          <w:rFonts w:ascii="Times New Roman" w:eastAsia="標楷體" w:cs="Times New Roman"/>
-        </w:rPr>
         <w:t>為</w:t>
       </w:r>
       <w:r>
-        <w:rPr>
-          <w:rFonts w:ascii="Times New Roman" w:eastAsia="標楷體" w:cs="Times New Roman"/>
-        </w:rPr>
         <w:t>0.641</w:t>
       </w:r>
       <w:r>
-        <w:rPr>
-          <w:rFonts w:ascii="Times New Roman" w:eastAsia="標楷體" w:cs="Times New Roman"/>
-        </w:rPr>
         <w:t>；端側</w:t>
       </w:r>
       <w:r>
-        <w:rPr>
-          <w:rFonts w:ascii="Times New Roman" w:eastAsia="標楷體" w:cs="Times New Roman"/>
-        </w:rPr>
         <w:t>RAG</w:t>
       </w:r>
       <w:r>
-        <w:rPr>
-          <w:rFonts w:ascii="Times New Roman" w:eastAsia="標楷體" w:cs="Times New Roman"/>
-        </w:rPr>
         <w:t>於</w:t>
       </w:r>
       <w:r>
-        <w:rPr>
-          <w:rFonts w:ascii="Times New Roman" w:eastAsia="標楷體" w:cs="Times New Roman"/>
-        </w:rPr>
         <w:t>40</w:t>
       </w:r>
       <w:r>
-        <w:rPr>
-          <w:rFonts w:ascii="Times New Roman" w:eastAsia="標楷體" w:cs="Times New Roman"/>
-        </w:rPr>
         <w:t>題評估達</w:t>
       </w:r>
       <w:r>
-        <w:rPr>
-          <w:rFonts w:ascii="Times New Roman" w:eastAsia="標楷體" w:cs="Times New Roman"/>
-        </w:rPr>
         <w:t>Faithfulness 85.05%</w:t>
       </w:r>
       <w:r>
-        <w:rPr>
-          <w:rFonts w:ascii="Times New Roman" w:eastAsia="標楷體" w:cs="Times New Roman"/>
-        </w:rPr>
         <w:t>、</w:t>
       </w:r>
       <w:r>
-        <w:rPr>
-          <w:rFonts w:ascii="Times New Roman" w:eastAsia="標楷體" w:cs="Times New Roman"/>
-        </w:rPr>
         <w:t>Context Precision 100.0%</w:t>
       </w:r>
       <w:r>
-        <w:rPr>
-          <w:rFonts w:ascii="Times New Roman" w:eastAsia="標楷體" w:cs="Times New Roman"/>
-        </w:rPr>
         <w:t>與</w:t>
       </w:r>
       <w:r>
-        <w:rPr>
-          <w:rFonts w:ascii="Times New Roman" w:eastAsia="標楷體" w:cs="Times New Roman"/>
-        </w:rPr>
         <w:t>Context Recall 93.06%</w:t>
       </w:r>
       <w:r>
-        <w:rPr>
-          <w:rFonts w:ascii="Times New Roman" w:eastAsia="標楷體" w:cs="Times New Roman"/>
-        </w:rPr>
         <w:t>，並能防禦跨作物與領域外邊界問題。消融實驗顯示知識切片粒度影響最大，且微調模型須搭配護欄。整體結果顯示，資料標註一致性、領域相似性、檢索證據與安全護欄對系統可靠性的影響不亞於模型架構。此方法可作為離線農業輔助工具的基礎，但防治建議仍應以官方標示與農業專業人員判斷為準。</w:t>
       </w:r>
     </w:p>
@@ -5932,21 +3783,12 @@
         <w:ind w:firstLineChars="213" w:firstLine="426"/>
       </w:pPr>
       <w:r>
-        <w:rPr>
-          <w:rFonts w:eastAsia="標楷體"/>
-        </w:rPr>
         <w:t>本研究部分經費由國家科學及技術委員會補助（</w:t>
       </w:r>
       <w:r>
-        <w:rPr>
-          <w:rFonts w:eastAsia="標楷體"/>
-        </w:rPr>
         <w:t>NSTC 115-2221-E-025-006</w:t>
       </w:r>
       <w:r>
-        <w:rPr>
-          <w:rFonts w:eastAsia="標楷體"/>
-        </w:rPr>
         <w:t>），謹此致謝。</w:t>
       </w:r>
     </w:p>
@@ -6661,7 +4503,7 @@
       </w:pPr>
     </w:lvl>
   </w:abstractNum>
-  <w:num w:numId="1" w16cid:durableId="1275989318">
+  <w:num w:numId="1" w16cid:durableId="370766287">
     <w:abstractNumId w:val="0"/>
     <w:lvlOverride w:ilvl="0">
       <w:startOverride w:val="1"/>
@@ -6691,7 +4533,7 @@
       <w:startOverride w:val="1"/>
     </w:lvlOverride>
   </w:num>
-  <w:num w:numId="2" w16cid:durableId="1511069612">
+  <w:num w:numId="2" w16cid:durableId="1688749284">
     <w:abstractNumId w:val="1"/>
     <w:lvlOverride w:ilvl="0">
       <w:startOverride w:val="1"/>
@@ -6729,7 +4571,7 @@
   <w:docDefaults>
     <w:rPrDefault>
       <w:rPr>
-        <w:rFonts w:asciiTheme="minorHAnsi" w:eastAsiaTheme="minorEastAsia" w:hAnsiTheme="minorHAnsi" w:cstheme="minorBidi"/>
+        <w:rFonts w:ascii="Times New Roman" w:eastAsia="標楷體" w:hAnsi="Times New Roman" w:cs="Times New Roman"/>
         <w:kern w:val="2"/>
         <w:sz w:val="24"/>
         <w:szCs w:val="22"/>
@@ -7138,7 +4980,6 @@
       <w:outlineLvl w:val="0"/>
     </w:pPr>
     <w:rPr>
-      <w:rFonts w:ascii="Arial" w:eastAsia="標楷體" w:hAnsi="Arial" w:cs="Times New Roman"/>
       <w:b/>
       <w:bCs/>
       <w:kern w:val="52"/>
@@ -7163,7 +5004,6 @@
       <w:outlineLvl w:val="1"/>
     </w:pPr>
     <w:rPr>
-      <w:rFonts w:ascii="Arial" w:eastAsia="標楷體" w:hAnsi="Arial" w:cs="Times New Roman"/>
       <w:b/>
       <w:bCs/>
       <w:sz w:val="22"/>
@@ -7188,7 +5028,6 @@
       <w:outlineLvl w:val="2"/>
     </w:pPr>
     <w:rPr>
-      <w:rFonts w:ascii="Arial" w:eastAsia="標楷體" w:hAnsi="Arial" w:cs="Times New Roman"/>
       <w:bCs/>
       <w:sz w:val="22"/>
       <w:szCs w:val="36"/>
@@ -7230,7 +5069,6 @@
       <w:jc w:val="center"/>
     </w:pPr>
     <w:rPr>
-      <w:rFonts w:ascii="Times New Roman" w:eastAsia="新細明體" w:hAnsi="Times New Roman" w:cs="Times New Roman"/>
       <w:b/>
       <w:sz w:val="28"/>
       <w:szCs w:val="20"/>
@@ -7242,7 +5080,7 @@
     <w:link w:val="1"/>
     <w:rsid w:val="00AA5729"/>
     <w:rPr>
-      <w:rFonts w:ascii="Arial" w:eastAsia="標楷體" w:hAnsi="Arial" w:cs="Times New Roman"/>
+      <w:rFonts w:ascii="Times New Roman" w:eastAsia="標楷體" w:hAnsi="Times New Roman" w:cs="Times New Roman"/>
       <w:b/>
       <w:bCs/>
       <w:kern w:val="52"/>
@@ -7256,7 +5094,7 @@
     <w:semiHidden/>
     <w:rsid w:val="00AA5729"/>
     <w:rPr>
-      <w:rFonts w:ascii="Arial" w:eastAsia="標楷體" w:hAnsi="Arial" w:cs="Times New Roman"/>
+      <w:rFonts w:ascii="Times New Roman" w:eastAsia="標楷體" w:hAnsi="Times New Roman" w:cs="Times New Roman"/>
       <w:b/>
       <w:bCs/>
       <w:sz w:val="22"/>
@@ -7270,7 +5108,7 @@
     <w:semiHidden/>
     <w:rsid w:val="00AA5729"/>
     <w:rPr>
-      <w:rFonts w:ascii="Arial" w:eastAsia="標楷體" w:hAnsi="Arial" w:cs="Times New Roman"/>
+      <w:rFonts w:ascii="Times New Roman" w:eastAsia="標楷體" w:hAnsi="Times New Roman" w:cs="Times New Roman"/>
       <w:bCs/>
       <w:sz w:val="22"/>
       <w:szCs w:val="36"/>
@@ -7298,7 +5136,6 @@
       <w:jc w:val="both"/>
     </w:pPr>
     <w:rPr>
-      <w:rFonts w:ascii="Times New Roman" w:eastAsia="新細明體" w:hAnsi="Times New Roman" w:cs="Times New Roman"/>
       <w:sz w:val="20"/>
       <w:szCs w:val="20"/>
     </w:rPr>
@@ -7310,7 +5147,7 @@
     <w:semiHidden/>
     <w:rsid w:val="00AA5729"/>
     <w:rPr>
-      <w:rFonts w:ascii="Times New Roman" w:eastAsia="新細明體" w:hAnsi="Times New Roman" w:cs="Times New Roman"/>
+      <w:rFonts w:ascii="Times New Roman" w:eastAsia="標楷體" w:hAnsi="Times New Roman" w:cs="Times New Roman"/>
       <w:sz w:val="20"/>
       <w:szCs w:val="20"/>
     </w:rPr>
@@ -7324,7 +5161,6 @@
       <w:jc w:val="both"/>
     </w:pPr>
     <w:rPr>
-      <w:rFonts w:ascii="Times New Roman" w:eastAsia="新細明體" w:hAnsi="Times New Roman" w:cs="Times New Roman"/>
       <w:sz w:val="20"/>
       <w:szCs w:val="20"/>
     </w:rPr>
@@ -7338,7 +5174,6 @@
       <w:jc w:val="both"/>
     </w:pPr>
     <w:rPr>
-      <w:rFonts w:ascii="Times New Roman" w:eastAsia="新細明體" w:hAnsi="Times New Roman" w:cs="Times New Roman"/>
       <w:bCs/>
       <w:i/>
       <w:sz w:val="20"/>
@@ -7354,7 +5189,6 @@
       <w:jc w:val="center"/>
     </w:pPr>
     <w:rPr>
-      <w:rFonts w:ascii="Times New Roman" w:eastAsia="新細明體" w:hAnsi="Times New Roman" w:cs="Times New Roman"/>
       <w:sz w:val="20"/>
       <w:szCs w:val="20"/>
     </w:rPr>
@@ -7368,7 +5202,6 @@
       <w:jc w:val="right"/>
     </w:pPr>
     <w:rPr>
-      <w:rFonts w:ascii="Times New Roman" w:eastAsia="新細明體" w:hAnsi="Times New Roman" w:cs="Times New Roman"/>
       <w:sz w:val="20"/>
       <w:szCs w:val="20"/>
     </w:rPr>
@@ -7382,7 +5215,6 @@
       <w:jc w:val="both"/>
     </w:pPr>
     <w:rPr>
-      <w:rFonts w:ascii="新細明體" w:eastAsia="新細明體" w:hAnsi="Times New Roman" w:cs="新細明體"/>
       <w:sz w:val="20"/>
       <w:szCs w:val="20"/>
     </w:rPr>
@@ -7403,7 +5235,6 @@
       <w:ind w:left="357" w:hanging="357"/>
     </w:pPr>
     <w:rPr>
-      <w:rFonts w:ascii="Times New Roman" w:eastAsia="標楷體" w:hAnsi="Times New Roman" w:cs="Times New Roman"/>
       <w:sz w:val="20"/>
       <w:szCs w:val="24"/>
     </w:rPr>
@@ -7416,7 +5247,6 @@
       <w:jc w:val="center"/>
     </w:pPr>
     <w:rPr>
-      <w:rFonts w:ascii="Times New Roman" w:eastAsia="標楷體" w:hAnsi="Times New Roman" w:cs="Times New Roman"/>
       <w:b/>
       <w:szCs w:val="24"/>
     </w:rPr>
@@ -7431,7 +5261,6 @@
       <w:jc w:val="both"/>
     </w:pPr>
     <w:rPr>
-      <w:rFonts w:ascii="Times New Roman" w:eastAsia="標楷體" w:hAnsi="Times New Roman" w:cs="Times New Roman"/>
       <w:sz w:val="20"/>
       <w:szCs w:val="20"/>
     </w:rPr>
